--- a/Állatkerti dokumentáció 1.8.docx
+++ b/Állatkerti dokumentáció 1.8.docx
@@ -118,8 +118,6 @@
         </w:rPr>
         <w:t>8</w:t>
       </w:r>
-      <w:bookmarkStart w:id="0" w:name="_GoBack"/>
-      <w:bookmarkEnd w:id="0"/>
     </w:p>
     <w:p>
       <w:pPr>
@@ -440,20 +438,20 @@
     </w:p>
     <w:p>
       <w:pPr>
-        <w:pStyle w:val="Heading1"/>
+        <w:pStyle w:val="Cmsor1"/>
         <w:spacing w:line="360" w:lineRule="auto"/>
         <w:rPr>
           <w:rFonts w:eastAsia="Aptos"/>
         </w:rPr>
       </w:pPr>
-      <w:bookmarkStart w:id="1" w:name="_Toc220929803"/>
+      <w:bookmarkStart w:id="0" w:name="_Toc220929803"/>
       <w:r>
         <w:rPr>
           <w:rFonts w:eastAsia="Roboto"/>
         </w:rPr>
         <w:t>Tartalomjegyzék</w:t>
       </w:r>
-      <w:bookmarkEnd w:id="1"/>
+      <w:bookmarkEnd w:id="0"/>
       <w:r>
         <w:rPr>
           <w:rFonts w:eastAsia="Aptos"/>
@@ -463,7 +461,7 @@
     </w:p>
     <w:p>
       <w:pPr>
-        <w:pStyle w:val="TOC1"/>
+        <w:pStyle w:val="TJ1"/>
         <w:tabs>
           <w:tab w:val="right" w:leader="dot" w:pos="9016"/>
         </w:tabs>
@@ -486,7 +484,7 @@
       <w:hyperlink w:anchor="_Toc220929803" w:history="1">
         <w:r>
           <w:rPr>
-            <w:rStyle w:val="Hyperlink"/>
+            <w:rStyle w:val="Hiperhivatkozs"/>
             <w:rFonts w:eastAsia="Roboto"/>
           </w:rPr>
           <w:t>Tartalomjegyzék</w:t>
@@ -536,7 +534,7 @@
     </w:p>
     <w:p>
       <w:pPr>
-        <w:pStyle w:val="TOC1"/>
+        <w:pStyle w:val="TJ1"/>
         <w:tabs>
           <w:tab w:val="right" w:leader="dot" w:pos="9016"/>
         </w:tabs>
@@ -550,7 +548,7 @@
       <w:hyperlink w:anchor="_Toc220929804" w:history="1">
         <w:r>
           <w:rPr>
-            <w:rStyle w:val="Hyperlink"/>
+            <w:rStyle w:val="Hiperhivatkozs"/>
             <w:rFonts w:eastAsia="Roboto"/>
           </w:rPr>
           <w:t>1. Bevezetés</w:t>
@@ -600,7 +598,7 @@
     </w:p>
     <w:p>
       <w:pPr>
-        <w:pStyle w:val="TOC1"/>
+        <w:pStyle w:val="TJ1"/>
         <w:tabs>
           <w:tab w:val="right" w:leader="dot" w:pos="9016"/>
         </w:tabs>
@@ -614,7 +612,7 @@
       <w:hyperlink w:anchor="_Toc220929805" w:history="1">
         <w:r>
           <w:rPr>
-            <w:rStyle w:val="Hyperlink"/>
+            <w:rStyle w:val="Hiperhivatkozs"/>
             <w:rFonts w:eastAsia="Roboto"/>
           </w:rPr>
           <w:t>2. Projekt célja</w:t>
@@ -664,7 +662,7 @@
     </w:p>
     <w:p>
       <w:pPr>
-        <w:pStyle w:val="TOC1"/>
+        <w:pStyle w:val="TJ1"/>
         <w:tabs>
           <w:tab w:val="right" w:leader="dot" w:pos="9016"/>
         </w:tabs>
@@ -678,7 +676,7 @@
       <w:hyperlink w:anchor="_Toc220929806" w:history="1">
         <w:r>
           <w:rPr>
-            <w:rStyle w:val="Hyperlink"/>
+            <w:rStyle w:val="Hiperhivatkozs"/>
             <w:rFonts w:eastAsia="Roboto"/>
           </w:rPr>
           <w:t>3. Résztvevők</w:t>
@@ -728,7 +726,7 @@
     </w:p>
     <w:p>
       <w:pPr>
-        <w:pStyle w:val="TOC1"/>
+        <w:pStyle w:val="TJ1"/>
         <w:tabs>
           <w:tab w:val="right" w:leader="dot" w:pos="9016"/>
         </w:tabs>
@@ -742,21 +740,21 @@
       <w:hyperlink w:anchor="_Toc220929807" w:history="1">
         <w:r>
           <w:rPr>
-            <w:rStyle w:val="Hyperlink"/>
+            <w:rStyle w:val="Hiperhivatkozs"/>
             <w:rFonts w:eastAsia="Roboto"/>
           </w:rPr>
           <w:t>4. Hálózati felépítés</w:t>
         </w:r>
         <w:r>
           <w:rPr>
-            <w:rStyle w:val="Hyperlink"/>
+            <w:rStyle w:val="Hiperhivatkozs"/>
             <w:rFonts w:eastAsia="Aptos"/>
           </w:rPr>
           <w:t xml:space="preserve">  </w:t>
         </w:r>
         <w:r>
           <w:rPr>
-            <w:rStyle w:val="Hyperlink"/>
+            <w:rStyle w:val="Hiperhivatkozs"/>
             <w:rFonts w:eastAsia="Roboto"/>
           </w:rPr>
           <w:t>, topológia</w:t>
@@ -806,7 +804,7 @@
     </w:p>
     <w:p>
       <w:pPr>
-        <w:pStyle w:val="TOC1"/>
+        <w:pStyle w:val="TJ1"/>
         <w:tabs>
           <w:tab w:val="right" w:leader="dot" w:pos="9016"/>
         </w:tabs>
@@ -820,7 +818,7 @@
       <w:hyperlink w:anchor="_Toc220929808" w:history="1">
         <w:r>
           <w:rPr>
-            <w:rStyle w:val="Hyperlink"/>
+            <w:rStyle w:val="Hiperhivatkozs"/>
           </w:rPr>
           <w:t>5. Szerverek és Virtualizáció</w:t>
         </w:r>
@@ -869,7 +867,7 @@
     </w:p>
     <w:p>
       <w:pPr>
-        <w:pStyle w:val="TOC1"/>
+        <w:pStyle w:val="TJ1"/>
         <w:tabs>
           <w:tab w:val="right" w:leader="dot" w:pos="9016"/>
         </w:tabs>
@@ -883,7 +881,7 @@
       <w:hyperlink w:anchor="_Toc220929809" w:history="1">
         <w:r>
           <w:rPr>
-            <w:rStyle w:val="Hyperlink"/>
+            <w:rStyle w:val="Hiperhivatkozs"/>
             <w:rFonts w:eastAsia="Aptos"/>
           </w:rPr>
           <w:t>6. Biztonság (Tűzfal és VPN)</w:t>
@@ -933,7 +931,7 @@
     </w:p>
     <w:p>
       <w:pPr>
-        <w:pStyle w:val="TOC1"/>
+        <w:pStyle w:val="TJ1"/>
         <w:tabs>
           <w:tab w:val="right" w:leader="dot" w:pos="9016"/>
         </w:tabs>
@@ -947,7 +945,7 @@
       <w:hyperlink w:anchor="_Toc220929810" w:history="1">
         <w:r>
           <w:rPr>
-            <w:rStyle w:val="Hyperlink"/>
+            <w:rStyle w:val="Hiperhivatkozs"/>
             <w:rFonts w:eastAsia="Aptos"/>
           </w:rPr>
           <w:t>7. Dinamikus Forgalomirányítás (EIGRP)</w:t>
@@ -997,7 +995,7 @@
     </w:p>
     <w:p>
       <w:pPr>
-        <w:pStyle w:val="TOC1"/>
+        <w:pStyle w:val="TJ1"/>
         <w:tabs>
           <w:tab w:val="right" w:leader="dot" w:pos="9016"/>
         </w:tabs>
@@ -1011,7 +1009,7 @@
       <w:hyperlink w:anchor="_Toc220929811" w:history="1">
         <w:r>
           <w:rPr>
-            <w:rStyle w:val="Hyperlink"/>
+            <w:rStyle w:val="Hiperhivatkozs"/>
             <w:rFonts w:eastAsia="Roboto"/>
           </w:rPr>
           <w:t>8. IP-címzés (példa)</w:t>
@@ -1061,7 +1059,7 @@
     </w:p>
     <w:p>
       <w:pPr>
-        <w:pStyle w:val="TOC1"/>
+        <w:pStyle w:val="TJ1"/>
         <w:tabs>
           <w:tab w:val="right" w:leader="dot" w:pos="9016"/>
         </w:tabs>
@@ -1075,7 +1073,7 @@
       <w:hyperlink w:anchor="_Toc220929812" w:history="1">
         <w:r>
           <w:rPr>
-            <w:rStyle w:val="Hyperlink"/>
+            <w:rStyle w:val="Hiperhivatkozs"/>
             <w:rFonts w:eastAsia="Roboto"/>
           </w:rPr>
           <w:t>9. Vezeték nélküli hálózatok (WLAN)</w:t>
@@ -1125,7 +1123,7 @@
     </w:p>
     <w:p>
       <w:pPr>
-        <w:pStyle w:val="TOC1"/>
+        <w:pStyle w:val="TJ1"/>
         <w:tabs>
           <w:tab w:val="right" w:leader="dot" w:pos="9016"/>
         </w:tabs>
@@ -1139,7 +1137,7 @@
       <w:hyperlink w:anchor="_Toc220929813" w:history="1">
         <w:r>
           <w:rPr>
-            <w:rStyle w:val="Hyperlink"/>
+            <w:rStyle w:val="Hiperhivatkozs"/>
           </w:rPr>
           <w:t>10. Automatizálás</w:t>
         </w:r>
@@ -1188,7 +1186,7 @@
     </w:p>
     <w:p>
       <w:pPr>
-        <w:pStyle w:val="TOC1"/>
+        <w:pStyle w:val="TJ1"/>
         <w:tabs>
           <w:tab w:val="right" w:leader="dot" w:pos="9016"/>
         </w:tabs>
@@ -1202,7 +1200,7 @@
       <w:hyperlink w:anchor="_Toc220929814" w:history="1">
         <w:r>
           <w:rPr>
-            <w:rStyle w:val="Hyperlink"/>
+            <w:rStyle w:val="Hiperhivatkozs"/>
             <w:rFonts w:eastAsia="Roboto"/>
           </w:rPr>
           <w:t>11. Összegzés</w:t>
@@ -1252,7 +1250,7 @@
     </w:p>
     <w:p>
       <w:pPr>
-        <w:pStyle w:val="TOC1"/>
+        <w:pStyle w:val="TJ1"/>
         <w:tabs>
           <w:tab w:val="right" w:leader="dot" w:pos="9016"/>
         </w:tabs>
@@ -1266,7 +1264,7 @@
       <w:hyperlink w:anchor="_Toc220929815" w:history="1">
         <w:r>
           <w:rPr>
-            <w:rStyle w:val="Hyperlink"/>
+            <w:rStyle w:val="Hiperhivatkozs"/>
           </w:rPr>
           <w:t>12. Tesztelés</w:t>
         </w:r>
@@ -1315,7 +1313,7 @@
     </w:p>
     <w:p>
       <w:pPr>
-        <w:pStyle w:val="TOC1"/>
+        <w:pStyle w:val="TJ1"/>
         <w:tabs>
           <w:tab w:val="right" w:leader="dot" w:pos="9016"/>
         </w:tabs>
@@ -1329,7 +1327,7 @@
       <w:hyperlink w:anchor="_Toc220929816" w:history="1">
         <w:r>
           <w:rPr>
-            <w:rStyle w:val="Hyperlink"/>
+            <w:rStyle w:val="Hiperhivatkozs"/>
           </w:rPr>
           <w:t>13.Angol Összefoglaló</w:t>
         </w:r>
@@ -1378,7 +1376,7 @@
     </w:p>
     <w:p>
       <w:pPr>
-        <w:pStyle w:val="TOC1"/>
+        <w:pStyle w:val="TJ1"/>
         <w:tabs>
           <w:tab w:val="right" w:leader="dot" w:pos="9016"/>
         </w:tabs>
@@ -1392,7 +1390,7 @@
       <w:hyperlink w:anchor="_Toc220929817" w:history="1">
         <w:r>
           <w:rPr>
-            <w:rStyle w:val="Hyperlink"/>
+            <w:rStyle w:val="Hiperhivatkozs"/>
           </w:rPr>
           <w:t>14. Mellékletek</w:t>
         </w:r>
@@ -1462,7 +1460,7 @@
           <w:szCs w:val="36"/>
         </w:rPr>
       </w:pPr>
-      <w:bookmarkStart w:id="2" w:name="_Toc220929804"/>
+      <w:bookmarkStart w:id="1" w:name="_Toc220929804"/>
       <w:r>
         <w:rPr>
           <w:rFonts w:eastAsia="Roboto"/>
@@ -1472,7 +1470,7 @@
     </w:p>
     <w:p>
       <w:pPr>
-        <w:pStyle w:val="Heading1"/>
+        <w:pStyle w:val="Cmsor1"/>
         <w:spacing w:line="360" w:lineRule="auto"/>
       </w:pPr>
       <w:r>
@@ -1482,7 +1480,7 @@
         <w:lastRenderedPageBreak/>
         <w:t>1. Bevezetés</w:t>
       </w:r>
-      <w:bookmarkEnd w:id="2"/>
+      <w:bookmarkEnd w:id="1"/>
       <w:r>
         <w:rPr>
           <w:rFonts w:eastAsia="Aptos"/>
@@ -1696,7 +1694,7 @@
     </w:p>
     <w:tbl>
       <w:tblPr>
-        <w:tblStyle w:val="GridTable5Dark-Accent3"/>
+        <w:tblStyle w:val="Tblzatrcsos5stt3jellszn"/>
         <w:tblW w:w="9206" w:type="dxa"/>
         <w:tblInd w:w="-120" w:type="dxa"/>
         <w:tblLook w:val="06A0" w:firstRow="1" w:lastRow="0" w:firstColumn="1" w:lastColumn="0" w:noHBand="1" w:noVBand="1"/>
@@ -3931,7 +3929,7 @@
     </w:p>
     <w:p>
       <w:pPr>
-        <w:pStyle w:val="Heading1"/>
+        <w:pStyle w:val="Cmsor1"/>
         <w:spacing w:line="360" w:lineRule="auto"/>
         <w:rPr>
           <w:rFonts w:eastAsia="Roboto"/>
@@ -3940,17 +3938,17 @@
     </w:p>
     <w:p>
       <w:pPr>
-        <w:pStyle w:val="Heading1"/>
-        <w:spacing w:line="360" w:lineRule="auto"/>
-      </w:pPr>
-      <w:bookmarkStart w:id="3" w:name="_Toc220929805"/>
+        <w:pStyle w:val="Cmsor1"/>
+        <w:spacing w:line="360" w:lineRule="auto"/>
+      </w:pPr>
+      <w:bookmarkStart w:id="2" w:name="_Toc220929805"/>
       <w:r>
         <w:rPr>
           <w:rFonts w:eastAsia="Roboto"/>
         </w:rPr>
         <w:t>2. Projekt célja</w:t>
       </w:r>
-      <w:bookmarkEnd w:id="3"/>
+      <w:bookmarkEnd w:id="2"/>
       <w:r>
         <w:rPr>
           <w:rFonts w:eastAsia="Aptos"/>
@@ -3960,7 +3958,7 @@
     </w:p>
     <w:p>
       <w:pPr>
-        <w:pStyle w:val="Heading2"/>
+        <w:pStyle w:val="Cmsor2"/>
         <w:spacing w:line="360" w:lineRule="auto"/>
       </w:pPr>
       <w:r>
@@ -3982,7 +3980,7 @@
     </w:p>
     <w:p>
       <w:pPr>
-        <w:pStyle w:val="NormalWeb"/>
+        <w:pStyle w:val="NormlWeb"/>
         <w:spacing w:line="360" w:lineRule="auto"/>
       </w:pPr>
       <w:r>
@@ -4001,7 +3999,7 @@
     </w:p>
     <w:p>
       <w:pPr>
-        <w:pStyle w:val="Heading2"/>
+        <w:pStyle w:val="Cmsor2"/>
         <w:spacing w:line="360" w:lineRule="auto"/>
       </w:pPr>
       <w:r>
@@ -4010,7 +4008,7 @@
     </w:p>
     <w:p>
       <w:pPr>
-        <w:pStyle w:val="NormalWeb"/>
+        <w:pStyle w:val="NormlWeb"/>
         <w:spacing w:line="360" w:lineRule="auto"/>
       </w:pPr>
       <w:r>
@@ -4029,7 +4027,7 @@
     </w:p>
     <w:p>
       <w:pPr>
-        <w:pStyle w:val="Heading2"/>
+        <w:pStyle w:val="Cmsor2"/>
         <w:spacing w:line="360" w:lineRule="auto"/>
       </w:pPr>
       <w:r>
@@ -4039,7 +4037,7 @@
     </w:p>
     <w:p>
       <w:pPr>
-        <w:pStyle w:val="NormalWeb"/>
+        <w:pStyle w:val="NormlWeb"/>
         <w:spacing w:line="360" w:lineRule="auto"/>
       </w:pPr>
       <w:r>
@@ -4058,7 +4056,7 @@
     </w:p>
     <w:p>
       <w:pPr>
-        <w:pStyle w:val="Heading2"/>
+        <w:pStyle w:val="Cmsor2"/>
         <w:spacing w:line="360" w:lineRule="auto"/>
       </w:pPr>
       <w:r>
@@ -4067,7 +4065,7 @@
     </w:p>
     <w:p>
       <w:pPr>
-        <w:pStyle w:val="NormalWeb"/>
+        <w:pStyle w:val="NormlWeb"/>
         <w:spacing w:line="360" w:lineRule="auto"/>
       </w:pPr>
       <w:r>
@@ -4132,17 +4130,17 @@
     </w:p>
     <w:p>
       <w:pPr>
-        <w:pStyle w:val="Heading1"/>
-        <w:spacing w:line="360" w:lineRule="auto"/>
-      </w:pPr>
-      <w:bookmarkStart w:id="4" w:name="_Toc220929806"/>
+        <w:pStyle w:val="Cmsor1"/>
+        <w:spacing w:line="360" w:lineRule="auto"/>
+      </w:pPr>
+      <w:bookmarkStart w:id="3" w:name="_Toc220929806"/>
       <w:r>
         <w:rPr>
           <w:rFonts w:eastAsia="Roboto"/>
         </w:rPr>
         <w:t>3. Résztvevők</w:t>
       </w:r>
-      <w:bookmarkEnd w:id="4"/>
+      <w:bookmarkEnd w:id="3"/>
       <w:r>
         <w:rPr>
           <w:rFonts w:eastAsia="Aptos"/>
@@ -4152,7 +4150,7 @@
     </w:p>
     <w:tbl>
       <w:tblPr>
-        <w:tblStyle w:val="GridTable5Dark-Accent3"/>
+        <w:tblStyle w:val="Tblzatrcsos5stt3jellszn"/>
         <w:tblW w:w="0" w:type="auto"/>
         <w:tblLook w:val="06A0" w:firstRow="1" w:lastRow="0" w:firstColumn="1" w:lastColumn="0" w:noHBand="1" w:noVBand="1"/>
       </w:tblPr>
@@ -4363,13 +4361,13 @@
     </w:p>
     <w:p>
       <w:pPr>
-        <w:pStyle w:val="Heading1"/>
+        <w:pStyle w:val="Cmsor1"/>
         <w:spacing w:line="360" w:lineRule="auto"/>
         <w:rPr>
           <w:rFonts w:eastAsia="Roboto"/>
         </w:rPr>
       </w:pPr>
-      <w:bookmarkStart w:id="5" w:name="_Toc220929807"/>
+      <w:bookmarkStart w:id="4" w:name="_Toc220929807"/>
       <w:r>
         <w:rPr>
           <w:rFonts w:eastAsia="Roboto"/>
@@ -4389,7 +4387,7 @@
         </w:rPr>
         <w:t>, topológia</w:t>
       </w:r>
-      <w:bookmarkEnd w:id="5"/>
+      <w:bookmarkEnd w:id="4"/>
     </w:p>
     <w:p>
       <w:pPr>
@@ -4831,10 +4829,10 @@
     </w:p>
     <w:p>
       <w:pPr>
-        <w:pStyle w:val="Heading1"/>
-        <w:spacing w:line="360" w:lineRule="auto"/>
-      </w:pPr>
-      <w:bookmarkStart w:id="6" w:name="_Toc220929808"/>
+        <w:pStyle w:val="Cmsor1"/>
+        <w:spacing w:line="360" w:lineRule="auto"/>
+      </w:pPr>
+      <w:bookmarkStart w:id="5" w:name="_Toc220929808"/>
       <w:r>
         <w:lastRenderedPageBreak/>
         <w:t>5</w:t>
@@ -4842,11 +4840,11 @@
       <w:r>
         <w:t>. Szerverek és Virtualizáció</w:t>
       </w:r>
-      <w:bookmarkEnd w:id="6"/>
-    </w:p>
-    <w:p>
-      <w:pPr>
-        <w:pStyle w:val="NormalWeb"/>
+      <w:bookmarkEnd w:id="5"/>
+    </w:p>
+    <w:p>
+      <w:pPr>
+        <w:pStyle w:val="NormlWeb"/>
         <w:spacing w:line="360" w:lineRule="auto"/>
         <w:rPr>
           <w:noProof w:val="0"/>
@@ -4858,7 +4856,7 @@
     </w:p>
     <w:p>
       <w:pPr>
-        <w:pStyle w:val="Heading3"/>
+        <w:pStyle w:val="Cmsor3"/>
         <w:spacing w:line="360" w:lineRule="auto"/>
         <w:rPr>
           <w:rFonts w:ascii="Times New Roman" w:hAnsi="Times New Roman" w:cs="Times New Roman"/>
@@ -4877,7 +4875,7 @@
     </w:p>
     <w:p>
       <w:pPr>
-        <w:pStyle w:val="NormalWeb"/>
+        <w:pStyle w:val="NormlWeb"/>
         <w:spacing w:line="360" w:lineRule="auto"/>
       </w:pPr>
       <w:r>
@@ -4886,7 +4884,7 @@
     </w:p>
     <w:p>
       <w:pPr>
-        <w:pStyle w:val="NormalWeb"/>
+        <w:pStyle w:val="NormlWeb"/>
         <w:numPr>
           <w:ilvl w:val="0"/>
           <w:numId w:val="2"/>
@@ -4899,7 +4897,7 @@
     </w:p>
     <w:p>
       <w:pPr>
-        <w:pStyle w:val="NormalWeb"/>
+        <w:pStyle w:val="NormlWeb"/>
         <w:numPr>
           <w:ilvl w:val="0"/>
           <w:numId w:val="2"/>
@@ -4912,7 +4910,7 @@
     </w:p>
     <w:p>
       <w:pPr>
-        <w:pStyle w:val="NormalWeb"/>
+        <w:pStyle w:val="NormlWeb"/>
         <w:numPr>
           <w:ilvl w:val="0"/>
           <w:numId w:val="2"/>
@@ -4925,7 +4923,7 @@
     </w:p>
     <w:p>
       <w:pPr>
-        <w:pStyle w:val="NormalWeb"/>
+        <w:pStyle w:val="NormlWeb"/>
         <w:numPr>
           <w:ilvl w:val="0"/>
           <w:numId w:val="2"/>
@@ -5391,7 +5389,7 @@
     </w:p>
     <w:tbl>
       <w:tblPr>
-        <w:tblStyle w:val="GridTable5Dark-Accent3"/>
+        <w:tblStyle w:val="Tblzatrcsos5stt3jellszn"/>
         <w:tblW w:w="10996" w:type="dxa"/>
         <w:tblInd w:w="-988" w:type="dxa"/>
         <w:tblLook w:val="06A0" w:firstRow="1" w:lastRow="0" w:firstColumn="1" w:lastColumn="0" w:noHBand="1" w:noVBand="1"/>
@@ -5645,7 +5643,13 @@
               <w:rPr>
                 <w:rFonts w:ascii="Arial" w:eastAsia="Roboto" w:hAnsi="Arial" w:cs="Arial"/>
               </w:rPr>
-              <w:t>2001:db8:zoo:10::/64</w:t>
+              <w:t>2001:db8:abcd:10::1</w:t>
+            </w:r>
+            <w:r>
+              <w:rPr>
+                <w:rFonts w:ascii="Arial" w:eastAsia="Roboto" w:hAnsi="Arial" w:cs="Arial"/>
+              </w:rPr>
+              <w:t>/64</w:t>
             </w:r>
           </w:p>
         </w:tc>
@@ -5796,19 +5800,25 @@
               <w:rPr>
                 <w:rFonts w:ascii="Arial" w:eastAsia="Roboto" w:hAnsi="Arial" w:cs="Arial"/>
               </w:rPr>
-              <w:t>2001:db8:zoo:</w:t>
-            </w:r>
-            <w:r>
-              <w:rPr>
-                <w:rFonts w:ascii="Arial" w:eastAsia="Roboto" w:hAnsi="Arial" w:cs="Arial"/>
-              </w:rPr>
-              <w:t>20</w:t>
-            </w:r>
-            <w:r>
-              <w:rPr>
-                <w:rFonts w:ascii="Arial" w:eastAsia="Roboto" w:hAnsi="Arial" w:cs="Arial"/>
-              </w:rPr>
-              <w:t>::/64</w:t>
+              <w:t>2001:db8:abcd:</w:t>
+            </w:r>
+            <w:r>
+              <w:rPr>
+                <w:rFonts w:ascii="Arial" w:eastAsia="Roboto" w:hAnsi="Arial" w:cs="Arial"/>
+              </w:rPr>
+              <w:t>20:</w:t>
+            </w:r>
+            <w:r>
+              <w:rPr>
+                <w:rFonts w:ascii="Arial" w:eastAsia="Roboto" w:hAnsi="Arial" w:cs="Arial"/>
+              </w:rPr>
+              <w:t>:1</w:t>
+            </w:r>
+            <w:r>
+              <w:rPr>
+                <w:rFonts w:ascii="Arial" w:eastAsia="Roboto" w:hAnsi="Arial" w:cs="Arial"/>
+              </w:rPr>
+              <w:t>/64</w:t>
             </w:r>
           </w:p>
         </w:tc>
@@ -5953,7 +5963,19 @@
               <w:rPr>
                 <w:rFonts w:ascii="Arial" w:eastAsia="Roboto" w:hAnsi="Arial" w:cs="Arial"/>
               </w:rPr>
-              <w:t>2001:db8:zoo:</w:t>
+              <w:t>2001:db8:</w:t>
+            </w:r>
+            <w:r>
+              <w:rPr>
+                <w:rFonts w:ascii="Arial" w:eastAsia="Roboto" w:hAnsi="Arial" w:cs="Arial"/>
+              </w:rPr>
+              <w:t>abcd</w:t>
+            </w:r>
+            <w:r>
+              <w:rPr>
+                <w:rFonts w:ascii="Arial" w:eastAsia="Roboto" w:hAnsi="Arial" w:cs="Arial"/>
+              </w:rPr>
+              <w:t>:</w:t>
             </w:r>
             <w:r>
               <w:rPr>
@@ -5965,7 +5987,19 @@
               <w:rPr>
                 <w:rFonts w:ascii="Arial" w:eastAsia="Roboto" w:hAnsi="Arial" w:cs="Arial"/>
               </w:rPr>
-              <w:t>::/64</w:t>
+              <w:t>::</w:t>
+            </w:r>
+            <w:r>
+              <w:rPr>
+                <w:rFonts w:ascii="Arial" w:eastAsia="Roboto" w:hAnsi="Arial" w:cs="Arial"/>
+              </w:rPr>
+              <w:t>1</w:t>
+            </w:r>
+            <w:r>
+              <w:rPr>
+                <w:rFonts w:ascii="Arial" w:eastAsia="Roboto" w:hAnsi="Arial" w:cs="Arial"/>
+              </w:rPr>
+              <w:t>/64</w:t>
             </w:r>
           </w:p>
         </w:tc>
@@ -6098,7 +6132,31 @@
               <w:rPr>
                 <w:rFonts w:ascii="Arial" w:eastAsia="Roboto" w:hAnsi="Arial" w:cs="Arial"/>
               </w:rPr>
-              <w:t>2001:db8:zoo:40::/64</w:t>
+              <w:t>2001:db8:</w:t>
+            </w:r>
+            <w:r>
+              <w:rPr>
+                <w:rFonts w:ascii="Arial" w:eastAsia="Roboto" w:hAnsi="Arial" w:cs="Arial"/>
+              </w:rPr>
+              <w:t>abcd</w:t>
+            </w:r>
+            <w:r>
+              <w:rPr>
+                <w:rFonts w:ascii="Arial" w:eastAsia="Roboto" w:hAnsi="Arial" w:cs="Arial"/>
+              </w:rPr>
+              <w:t>:40::</w:t>
+            </w:r>
+            <w:r>
+              <w:rPr>
+                <w:rFonts w:ascii="Arial" w:eastAsia="Roboto" w:hAnsi="Arial" w:cs="Arial"/>
+              </w:rPr>
+              <w:t>1</w:t>
+            </w:r>
+            <w:r>
+              <w:rPr>
+                <w:rFonts w:ascii="Arial" w:eastAsia="Roboto" w:hAnsi="Arial" w:cs="Arial"/>
+              </w:rPr>
+              <w:t>/64</w:t>
             </w:r>
           </w:p>
         </w:tc>
@@ -6231,7 +6289,31 @@
               <w:rPr>
                 <w:rFonts w:ascii="Arial" w:eastAsia="Roboto" w:hAnsi="Arial" w:cs="Arial"/>
               </w:rPr>
-              <w:t>2001:db8:zoo:99::/64</w:t>
+              <w:t>2001:db8:</w:t>
+            </w:r>
+            <w:r>
+              <w:rPr>
+                <w:rFonts w:ascii="Arial" w:eastAsia="Roboto" w:hAnsi="Arial" w:cs="Arial"/>
+              </w:rPr>
+              <w:t>abcd</w:t>
+            </w:r>
+            <w:r>
+              <w:rPr>
+                <w:rFonts w:ascii="Arial" w:eastAsia="Roboto" w:hAnsi="Arial" w:cs="Arial"/>
+              </w:rPr>
+              <w:t>:99::</w:t>
+            </w:r>
+            <w:r>
+              <w:rPr>
+                <w:rFonts w:ascii="Arial" w:eastAsia="Roboto" w:hAnsi="Arial" w:cs="Arial"/>
+              </w:rPr>
+              <w:t>1</w:t>
+            </w:r>
+            <w:r>
+              <w:rPr>
+                <w:rFonts w:ascii="Arial" w:eastAsia="Roboto" w:hAnsi="Arial" w:cs="Arial"/>
+              </w:rPr>
+              <w:t>/64</w:t>
             </w:r>
           </w:p>
         </w:tc>
@@ -6364,7 +6446,31 @@
               <w:rPr>
                 <w:rFonts w:ascii="Arial" w:eastAsia="Roboto" w:hAnsi="Arial" w:cs="Arial"/>
               </w:rPr>
-              <w:t>2001:db8:zoo:A::/64</w:t>
+              <w:t>2001:db8:</w:t>
+            </w:r>
+            <w:r>
+              <w:rPr>
+                <w:rFonts w:ascii="Arial" w:eastAsia="Roboto" w:hAnsi="Arial" w:cs="Arial"/>
+              </w:rPr>
+              <w:t>abcd</w:t>
+            </w:r>
+            <w:r>
+              <w:rPr>
+                <w:rFonts w:ascii="Arial" w:eastAsia="Roboto" w:hAnsi="Arial" w:cs="Arial"/>
+              </w:rPr>
+              <w:t>:A::</w:t>
+            </w:r>
+            <w:r>
+              <w:rPr>
+                <w:rFonts w:ascii="Arial" w:eastAsia="Roboto" w:hAnsi="Arial" w:cs="Arial"/>
+              </w:rPr>
+              <w:t>1</w:t>
+            </w:r>
+            <w:r>
+              <w:rPr>
+                <w:rFonts w:ascii="Arial" w:eastAsia="Roboto" w:hAnsi="Arial" w:cs="Arial"/>
+              </w:rPr>
+              <w:t>/64</w:t>
             </w:r>
           </w:p>
         </w:tc>
@@ -6387,6 +6493,8 @@
               </w:rPr>
               <w:t>Routerek közötti kapcsolatok</w:t>
             </w:r>
+            <w:bookmarkStart w:id="6" w:name="_GoBack"/>
+            <w:bookmarkEnd w:id="6"/>
           </w:p>
         </w:tc>
       </w:tr>
@@ -6410,7 +6518,7 @@
       </w:pPr>
       <w:r>
         <w:rPr>
-          <w:rStyle w:val="Strong"/>
+          <w:rStyle w:val="Kiemels2"/>
           <w:rFonts w:ascii="Times New Roman" w:hAnsi="Times New Roman" w:cs="Times New Roman"/>
           <w:sz w:val="24"/>
           <w:szCs w:val="24"/>
@@ -6436,7 +6544,7 @@
     </w:p>
     <w:p>
       <w:pPr>
-        <w:pStyle w:val="Heading1"/>
+        <w:pStyle w:val="Cmsor1"/>
         <w:spacing w:line="360" w:lineRule="auto"/>
         <w:rPr>
           <w:rFonts w:eastAsia="Aptos"/>
@@ -6674,7 +6782,7 @@
     </w:p>
     <w:p>
       <w:pPr>
-        <w:pStyle w:val="Heading1"/>
+        <w:pStyle w:val="Cmsor1"/>
         <w:spacing w:line="360" w:lineRule="auto"/>
         <w:rPr>
           <w:rFonts w:eastAsia="Aptos"/>
@@ -6943,7 +7051,7 @@
     </w:p>
     <w:p>
       <w:pPr>
-        <w:pStyle w:val="Heading1"/>
+        <w:pStyle w:val="Cmsor1"/>
         <w:spacing w:line="360" w:lineRule="auto"/>
         <w:rPr>
           <w:rFonts w:eastAsia="Aptos"/>
@@ -7129,7 +7237,7 @@
     </w:p>
     <w:p>
       <w:pPr>
-        <w:pStyle w:val="Heading1"/>
+        <w:pStyle w:val="Cmsor1"/>
         <w:spacing w:line="360" w:lineRule="auto"/>
         <w:rPr>
           <w:rFonts w:eastAsia="Roboto"/>
@@ -7158,7 +7266,7 @@
     </w:p>
     <w:tbl>
       <w:tblPr>
-        <w:tblStyle w:val="GridTable5Dark-Accent3"/>
+        <w:tblStyle w:val="Tblzatrcsos5stt3jellszn"/>
         <w:tblW w:w="0" w:type="auto"/>
         <w:tblLook w:val="04A0" w:firstRow="1" w:lastRow="0" w:firstColumn="1" w:lastColumn="0" w:noHBand="0" w:noVBand="1"/>
       </w:tblPr>
@@ -7442,7 +7550,7 @@
     </w:p>
     <w:p>
       <w:pPr>
-        <w:pStyle w:val="Heading1"/>
+        <w:pStyle w:val="Cmsor1"/>
         <w:spacing w:line="360" w:lineRule="auto"/>
       </w:pPr>
       <w:bookmarkStart w:id="11" w:name="_Toc220929813"/>
@@ -7897,7 +8005,7 @@
     </w:p>
     <w:p>
       <w:pPr>
-        <w:pStyle w:val="Heading1"/>
+        <w:pStyle w:val="Cmsor1"/>
         <w:spacing w:line="360" w:lineRule="auto"/>
         <w:rPr>
           <w:rFonts w:eastAsia="Roboto"/>
@@ -7911,13 +8019,13 @@
     </w:p>
     <w:p>
       <w:pPr>
-        <w:pStyle w:val="Heading1"/>
-        <w:spacing w:line="360" w:lineRule="auto"/>
-      </w:pPr>
-    </w:p>
-    <w:p>
-      <w:pPr>
-        <w:pStyle w:val="Heading1"/>
+        <w:pStyle w:val="Cmsor1"/>
+        <w:spacing w:line="360" w:lineRule="auto"/>
+      </w:pPr>
+    </w:p>
+    <w:p>
+      <w:pPr>
+        <w:pStyle w:val="Cmsor1"/>
         <w:spacing w:line="360" w:lineRule="auto"/>
         <w:rPr>
           <w:rFonts w:eastAsia="Aptos"/>
@@ -7946,7 +8054,7 @@
     </w:p>
     <w:p>
       <w:pPr>
-        <w:pStyle w:val="NormalWeb"/>
+        <w:pStyle w:val="NormlWeb"/>
         <w:spacing w:line="360" w:lineRule="auto"/>
       </w:pPr>
       <w:r>
@@ -7955,7 +8063,7 @@
     </w:p>
     <w:p>
       <w:pPr>
-        <w:pStyle w:val="NormalWeb"/>
+        <w:pStyle w:val="NormlWeb"/>
         <w:spacing w:line="360" w:lineRule="auto"/>
       </w:pPr>
       <w:r>
@@ -7964,7 +8072,7 @@
     </w:p>
     <w:p>
       <w:pPr>
-        <w:pStyle w:val="NormalWeb"/>
+        <w:pStyle w:val="NormlWeb"/>
         <w:spacing w:line="360" w:lineRule="auto"/>
       </w:pPr>
       <w:r>
@@ -7973,7 +8081,7 @@
     </w:p>
     <w:p>
       <w:pPr>
-        <w:pStyle w:val="Heading1"/>
+        <w:pStyle w:val="Cmsor1"/>
         <w:spacing w:line="360" w:lineRule="auto"/>
       </w:pPr>
       <w:bookmarkStart w:id="13" w:name="_Toc220929815"/>
@@ -8053,7 +8161,7 @@
           <w:noProof w:val="0"/>
           <w:sz w:val="24"/>
           <w:szCs w:val="24"/>
-          <w:lang w:val="en-GB" w:eastAsia="en-GB"/>
+          <w:lang w:eastAsia="en-GB"/>
         </w:rPr>
         <w:t xml:space="preserve">A </w:t>
       </w:r>
@@ -8064,7 +8172,7 @@
           <w:noProof w:val="0"/>
           <w:sz w:val="24"/>
           <w:szCs w:val="24"/>
-          <w:lang w:val="en-GB" w:eastAsia="en-GB"/>
+          <w:lang w:eastAsia="en-GB"/>
         </w:rPr>
         <w:t>protokol</w:t>
       </w:r>
@@ -8075,9 +8183,9 @@
           <w:noProof w:val="0"/>
           <w:sz w:val="24"/>
           <w:szCs w:val="24"/>
-          <w:lang w:val="en-GB" w:eastAsia="en-GB"/>
-        </w:rPr>
-        <w:t xml:space="preserve"> </w:t>
+          <w:lang w:eastAsia="en-GB"/>
+        </w:rPr>
+        <w:t xml:space="preserve"> egyik fontos feladata az automatikus IP-cím kiosztás biztosítása, amelyet a DHCP (</w:t>
       </w:r>
       <w:proofErr w:type="spellStart"/>
       <w:r>
@@ -8086,9 +8194,9 @@
           <w:noProof w:val="0"/>
           <w:sz w:val="24"/>
           <w:szCs w:val="24"/>
-          <w:lang w:val="en-GB" w:eastAsia="en-GB"/>
-        </w:rPr>
-        <w:t>egyik</w:t>
+          <w:lang w:eastAsia="en-GB"/>
+        </w:rPr>
+        <w:t>Dynamic</w:t>
       </w:r>
       <w:proofErr w:type="spellEnd"/>
       <w:r>
@@ -8097,7 +8205,7 @@
           <w:noProof w:val="0"/>
           <w:sz w:val="24"/>
           <w:szCs w:val="24"/>
-          <w:lang w:val="en-GB" w:eastAsia="en-GB"/>
+          <w:lang w:eastAsia="en-GB"/>
         </w:rPr>
         <w:t xml:space="preserve"> </w:t>
       </w:r>
@@ -8108,9 +8216,9 @@
           <w:noProof w:val="0"/>
           <w:sz w:val="24"/>
           <w:szCs w:val="24"/>
-          <w:lang w:val="en-GB" w:eastAsia="en-GB"/>
-        </w:rPr>
-        <w:t>fontos</w:t>
+          <w:lang w:eastAsia="en-GB"/>
+        </w:rPr>
+        <w:t>Host</w:t>
       </w:r>
       <w:proofErr w:type="spellEnd"/>
       <w:r>
@@ -8119,7 +8227,7 @@
           <w:noProof w:val="0"/>
           <w:sz w:val="24"/>
           <w:szCs w:val="24"/>
-          <w:lang w:val="en-GB" w:eastAsia="en-GB"/>
+          <w:lang w:eastAsia="en-GB"/>
         </w:rPr>
         <w:t xml:space="preserve"> </w:t>
       </w:r>
@@ -8130,9 +8238,9 @@
           <w:noProof w:val="0"/>
           <w:sz w:val="24"/>
           <w:szCs w:val="24"/>
-          <w:lang w:val="en-GB" w:eastAsia="en-GB"/>
-        </w:rPr>
-        <w:t>feladata</w:t>
+          <w:lang w:eastAsia="en-GB"/>
+        </w:rPr>
+        <w:t>Configuration</w:t>
       </w:r>
       <w:proofErr w:type="spellEnd"/>
       <w:r>
@@ -8141,7 +8249,7 @@
           <w:noProof w:val="0"/>
           <w:sz w:val="24"/>
           <w:szCs w:val="24"/>
-          <w:lang w:val="en-GB" w:eastAsia="en-GB"/>
+          <w:lang w:eastAsia="en-GB"/>
         </w:rPr>
         <w:t xml:space="preserve"> </w:t>
       </w:r>
@@ -8152,9 +8260,9 @@
           <w:noProof w:val="0"/>
           <w:sz w:val="24"/>
           <w:szCs w:val="24"/>
-          <w:lang w:val="en-GB" w:eastAsia="en-GB"/>
-        </w:rPr>
-        <w:t>az</w:t>
+          <w:lang w:eastAsia="en-GB"/>
+        </w:rPr>
+        <w:t>Protocol</w:t>
       </w:r>
       <w:proofErr w:type="spellEnd"/>
       <w:r>
@@ -8163,699 +8271,17 @@
           <w:noProof w:val="0"/>
           <w:sz w:val="24"/>
           <w:szCs w:val="24"/>
-          <w:lang w:val="en-GB" w:eastAsia="en-GB"/>
-        </w:rPr>
-        <w:t xml:space="preserve"> </w:t>
-      </w:r>
-      <w:proofErr w:type="spellStart"/>
+          <w:lang w:eastAsia="en-GB"/>
+        </w:rPr>
+        <w:t>) szolgáltatás segítségével valósítottunk meg. A DHCP lehetővé teszi, hogy a hálózatra csatlakozó eszközök automatikusan megkapják a szükséges hálózati beállításokat, például az IP-címet, az alhálózati maszkot, az alapértelmezett átjárót és a DNS-szerver címét.</w:t>
+      </w:r>
       <w:r>
         <w:rPr>
           <w:rFonts w:ascii="Times New Roman" w:eastAsia="Times New Roman" w:hAnsi="Times New Roman" w:cs="Times New Roman"/>
           <w:noProof w:val="0"/>
           <w:sz w:val="24"/>
           <w:szCs w:val="24"/>
-          <w:lang w:val="en-GB" w:eastAsia="en-GB"/>
-        </w:rPr>
-        <w:t>automatikus</w:t>
-      </w:r>
-      <w:proofErr w:type="spellEnd"/>
-      <w:r>
-        <w:rPr>
-          <w:rFonts w:ascii="Times New Roman" w:eastAsia="Times New Roman" w:hAnsi="Times New Roman" w:cs="Times New Roman"/>
-          <w:noProof w:val="0"/>
-          <w:sz w:val="24"/>
-          <w:szCs w:val="24"/>
-          <w:lang w:val="en-GB" w:eastAsia="en-GB"/>
-        </w:rPr>
-        <w:t xml:space="preserve"> IP-</w:t>
-      </w:r>
-      <w:proofErr w:type="spellStart"/>
-      <w:r>
-        <w:rPr>
-          <w:rFonts w:ascii="Times New Roman" w:eastAsia="Times New Roman" w:hAnsi="Times New Roman" w:cs="Times New Roman"/>
-          <w:noProof w:val="0"/>
-          <w:sz w:val="24"/>
-          <w:szCs w:val="24"/>
-          <w:lang w:val="en-GB" w:eastAsia="en-GB"/>
-        </w:rPr>
-        <w:t>cím</w:t>
-      </w:r>
-      <w:proofErr w:type="spellEnd"/>
-      <w:r>
-        <w:rPr>
-          <w:rFonts w:ascii="Times New Roman" w:eastAsia="Times New Roman" w:hAnsi="Times New Roman" w:cs="Times New Roman"/>
-          <w:noProof w:val="0"/>
-          <w:sz w:val="24"/>
-          <w:szCs w:val="24"/>
-          <w:lang w:val="en-GB" w:eastAsia="en-GB"/>
-        </w:rPr>
-        <w:t xml:space="preserve"> </w:t>
-      </w:r>
-      <w:proofErr w:type="spellStart"/>
-      <w:r>
-        <w:rPr>
-          <w:rFonts w:ascii="Times New Roman" w:eastAsia="Times New Roman" w:hAnsi="Times New Roman" w:cs="Times New Roman"/>
-          <w:noProof w:val="0"/>
-          <w:sz w:val="24"/>
-          <w:szCs w:val="24"/>
-          <w:lang w:val="en-GB" w:eastAsia="en-GB"/>
-        </w:rPr>
-        <w:t>kiosztás</w:t>
-      </w:r>
-      <w:proofErr w:type="spellEnd"/>
-      <w:r>
-        <w:rPr>
-          <w:rFonts w:ascii="Times New Roman" w:eastAsia="Times New Roman" w:hAnsi="Times New Roman" w:cs="Times New Roman"/>
-          <w:noProof w:val="0"/>
-          <w:sz w:val="24"/>
-          <w:szCs w:val="24"/>
-          <w:lang w:val="en-GB" w:eastAsia="en-GB"/>
-        </w:rPr>
-        <w:t xml:space="preserve"> </w:t>
-      </w:r>
-      <w:proofErr w:type="spellStart"/>
-      <w:r>
-        <w:rPr>
-          <w:rFonts w:ascii="Times New Roman" w:eastAsia="Times New Roman" w:hAnsi="Times New Roman" w:cs="Times New Roman"/>
-          <w:noProof w:val="0"/>
-          <w:sz w:val="24"/>
-          <w:szCs w:val="24"/>
-          <w:lang w:val="en-GB" w:eastAsia="en-GB"/>
-        </w:rPr>
-        <w:t>biztosítása</w:t>
-      </w:r>
-      <w:proofErr w:type="spellEnd"/>
-      <w:r>
-        <w:rPr>
-          <w:rFonts w:ascii="Times New Roman" w:eastAsia="Times New Roman" w:hAnsi="Times New Roman" w:cs="Times New Roman"/>
-          <w:noProof w:val="0"/>
-          <w:sz w:val="24"/>
-          <w:szCs w:val="24"/>
-          <w:lang w:val="en-GB" w:eastAsia="en-GB"/>
-        </w:rPr>
-        <w:t xml:space="preserve">, </w:t>
-      </w:r>
-      <w:proofErr w:type="spellStart"/>
-      <w:r>
-        <w:rPr>
-          <w:rFonts w:ascii="Times New Roman" w:eastAsia="Times New Roman" w:hAnsi="Times New Roman" w:cs="Times New Roman"/>
-          <w:noProof w:val="0"/>
-          <w:sz w:val="24"/>
-          <w:szCs w:val="24"/>
-          <w:lang w:val="en-GB" w:eastAsia="en-GB"/>
-        </w:rPr>
-        <w:t>amelyet</w:t>
-      </w:r>
-      <w:proofErr w:type="spellEnd"/>
-      <w:r>
-        <w:rPr>
-          <w:rFonts w:ascii="Times New Roman" w:eastAsia="Times New Roman" w:hAnsi="Times New Roman" w:cs="Times New Roman"/>
-          <w:noProof w:val="0"/>
-          <w:sz w:val="24"/>
-          <w:szCs w:val="24"/>
-          <w:lang w:val="en-GB" w:eastAsia="en-GB"/>
-        </w:rPr>
-        <w:t xml:space="preserve"> a DHCP (Dynamic Host Configuration Protocol) </w:t>
-      </w:r>
-      <w:proofErr w:type="spellStart"/>
-      <w:r>
-        <w:rPr>
-          <w:rFonts w:ascii="Times New Roman" w:eastAsia="Times New Roman" w:hAnsi="Times New Roman" w:cs="Times New Roman"/>
-          <w:noProof w:val="0"/>
-          <w:sz w:val="24"/>
-          <w:szCs w:val="24"/>
-          <w:lang w:val="en-GB" w:eastAsia="en-GB"/>
-        </w:rPr>
-        <w:t>szolgáltatás</w:t>
-      </w:r>
-      <w:proofErr w:type="spellEnd"/>
-      <w:r>
-        <w:rPr>
-          <w:rFonts w:ascii="Times New Roman" w:eastAsia="Times New Roman" w:hAnsi="Times New Roman" w:cs="Times New Roman"/>
-          <w:noProof w:val="0"/>
-          <w:sz w:val="24"/>
-          <w:szCs w:val="24"/>
-          <w:lang w:val="en-GB" w:eastAsia="en-GB"/>
-        </w:rPr>
-        <w:t xml:space="preserve"> </w:t>
-      </w:r>
-      <w:proofErr w:type="spellStart"/>
-      <w:r>
-        <w:rPr>
-          <w:rFonts w:ascii="Times New Roman" w:eastAsia="Times New Roman" w:hAnsi="Times New Roman" w:cs="Times New Roman"/>
-          <w:noProof w:val="0"/>
-          <w:sz w:val="24"/>
-          <w:szCs w:val="24"/>
-          <w:lang w:val="en-GB" w:eastAsia="en-GB"/>
-        </w:rPr>
-        <w:t>segítségével</w:t>
-      </w:r>
-      <w:proofErr w:type="spellEnd"/>
-      <w:r>
-        <w:rPr>
-          <w:rFonts w:ascii="Times New Roman" w:eastAsia="Times New Roman" w:hAnsi="Times New Roman" w:cs="Times New Roman"/>
-          <w:noProof w:val="0"/>
-          <w:sz w:val="24"/>
-          <w:szCs w:val="24"/>
-          <w:lang w:val="en-GB" w:eastAsia="en-GB"/>
-        </w:rPr>
-        <w:t xml:space="preserve"> </w:t>
-      </w:r>
-      <w:proofErr w:type="spellStart"/>
-      <w:r>
-        <w:rPr>
-          <w:rFonts w:ascii="Times New Roman" w:eastAsia="Times New Roman" w:hAnsi="Times New Roman" w:cs="Times New Roman"/>
-          <w:noProof w:val="0"/>
-          <w:sz w:val="24"/>
-          <w:szCs w:val="24"/>
-          <w:lang w:val="en-GB" w:eastAsia="en-GB"/>
-        </w:rPr>
-        <w:t>valósítottunk</w:t>
-      </w:r>
-      <w:proofErr w:type="spellEnd"/>
-      <w:r>
-        <w:rPr>
-          <w:rFonts w:ascii="Times New Roman" w:eastAsia="Times New Roman" w:hAnsi="Times New Roman" w:cs="Times New Roman"/>
-          <w:noProof w:val="0"/>
-          <w:sz w:val="24"/>
-          <w:szCs w:val="24"/>
-          <w:lang w:val="en-GB" w:eastAsia="en-GB"/>
-        </w:rPr>
-        <w:t xml:space="preserve"> meg. A DHCP </w:t>
-      </w:r>
-      <w:proofErr w:type="spellStart"/>
-      <w:r>
-        <w:rPr>
-          <w:rFonts w:ascii="Times New Roman" w:eastAsia="Times New Roman" w:hAnsi="Times New Roman" w:cs="Times New Roman"/>
-          <w:noProof w:val="0"/>
-          <w:sz w:val="24"/>
-          <w:szCs w:val="24"/>
-          <w:lang w:val="en-GB" w:eastAsia="en-GB"/>
-        </w:rPr>
-        <w:t>lehetővé</w:t>
-      </w:r>
-      <w:proofErr w:type="spellEnd"/>
-      <w:r>
-        <w:rPr>
-          <w:rFonts w:ascii="Times New Roman" w:eastAsia="Times New Roman" w:hAnsi="Times New Roman" w:cs="Times New Roman"/>
-          <w:noProof w:val="0"/>
-          <w:sz w:val="24"/>
-          <w:szCs w:val="24"/>
-          <w:lang w:val="en-GB" w:eastAsia="en-GB"/>
-        </w:rPr>
-        <w:t xml:space="preserve"> </w:t>
-      </w:r>
-      <w:proofErr w:type="spellStart"/>
-      <w:r>
-        <w:rPr>
-          <w:rFonts w:ascii="Times New Roman" w:eastAsia="Times New Roman" w:hAnsi="Times New Roman" w:cs="Times New Roman"/>
-          <w:noProof w:val="0"/>
-          <w:sz w:val="24"/>
-          <w:szCs w:val="24"/>
-          <w:lang w:val="en-GB" w:eastAsia="en-GB"/>
-        </w:rPr>
-        <w:t>teszi</w:t>
-      </w:r>
-      <w:proofErr w:type="spellEnd"/>
-      <w:r>
-        <w:rPr>
-          <w:rFonts w:ascii="Times New Roman" w:eastAsia="Times New Roman" w:hAnsi="Times New Roman" w:cs="Times New Roman"/>
-          <w:noProof w:val="0"/>
-          <w:sz w:val="24"/>
-          <w:szCs w:val="24"/>
-          <w:lang w:val="en-GB" w:eastAsia="en-GB"/>
-        </w:rPr>
-        <w:t xml:space="preserve">, </w:t>
-      </w:r>
-      <w:proofErr w:type="spellStart"/>
-      <w:r>
-        <w:rPr>
-          <w:rFonts w:ascii="Times New Roman" w:eastAsia="Times New Roman" w:hAnsi="Times New Roman" w:cs="Times New Roman"/>
-          <w:noProof w:val="0"/>
-          <w:sz w:val="24"/>
-          <w:szCs w:val="24"/>
-          <w:lang w:val="en-GB" w:eastAsia="en-GB"/>
-        </w:rPr>
-        <w:t>hogy</w:t>
-      </w:r>
-      <w:proofErr w:type="spellEnd"/>
-      <w:r>
-        <w:rPr>
-          <w:rFonts w:ascii="Times New Roman" w:eastAsia="Times New Roman" w:hAnsi="Times New Roman" w:cs="Times New Roman"/>
-          <w:noProof w:val="0"/>
-          <w:sz w:val="24"/>
-          <w:szCs w:val="24"/>
-          <w:lang w:val="en-GB" w:eastAsia="en-GB"/>
-        </w:rPr>
-        <w:t xml:space="preserve"> a </w:t>
-      </w:r>
-      <w:proofErr w:type="spellStart"/>
-      <w:r>
-        <w:rPr>
-          <w:rFonts w:ascii="Times New Roman" w:eastAsia="Times New Roman" w:hAnsi="Times New Roman" w:cs="Times New Roman"/>
-          <w:noProof w:val="0"/>
-          <w:sz w:val="24"/>
-          <w:szCs w:val="24"/>
-          <w:lang w:val="en-GB" w:eastAsia="en-GB"/>
-        </w:rPr>
-        <w:t>hálózatra</w:t>
-      </w:r>
-      <w:proofErr w:type="spellEnd"/>
-      <w:r>
-        <w:rPr>
-          <w:rFonts w:ascii="Times New Roman" w:eastAsia="Times New Roman" w:hAnsi="Times New Roman" w:cs="Times New Roman"/>
-          <w:noProof w:val="0"/>
-          <w:sz w:val="24"/>
-          <w:szCs w:val="24"/>
-          <w:lang w:val="en-GB" w:eastAsia="en-GB"/>
-        </w:rPr>
-        <w:t xml:space="preserve"> </w:t>
-      </w:r>
-      <w:proofErr w:type="spellStart"/>
-      <w:r>
-        <w:rPr>
-          <w:rFonts w:ascii="Times New Roman" w:eastAsia="Times New Roman" w:hAnsi="Times New Roman" w:cs="Times New Roman"/>
-          <w:noProof w:val="0"/>
-          <w:sz w:val="24"/>
-          <w:szCs w:val="24"/>
-          <w:lang w:val="en-GB" w:eastAsia="en-GB"/>
-        </w:rPr>
-        <w:t>csatlakozó</w:t>
-      </w:r>
-      <w:proofErr w:type="spellEnd"/>
-      <w:r>
-        <w:rPr>
-          <w:rFonts w:ascii="Times New Roman" w:eastAsia="Times New Roman" w:hAnsi="Times New Roman" w:cs="Times New Roman"/>
-          <w:noProof w:val="0"/>
-          <w:sz w:val="24"/>
-          <w:szCs w:val="24"/>
-          <w:lang w:val="en-GB" w:eastAsia="en-GB"/>
-        </w:rPr>
-        <w:t xml:space="preserve"> </w:t>
-      </w:r>
-      <w:proofErr w:type="spellStart"/>
-      <w:r>
-        <w:rPr>
-          <w:rFonts w:ascii="Times New Roman" w:eastAsia="Times New Roman" w:hAnsi="Times New Roman" w:cs="Times New Roman"/>
-          <w:noProof w:val="0"/>
-          <w:sz w:val="24"/>
-          <w:szCs w:val="24"/>
-          <w:lang w:val="en-GB" w:eastAsia="en-GB"/>
-        </w:rPr>
-        <w:t>eszközök</w:t>
-      </w:r>
-      <w:proofErr w:type="spellEnd"/>
-      <w:r>
-        <w:rPr>
-          <w:rFonts w:ascii="Times New Roman" w:eastAsia="Times New Roman" w:hAnsi="Times New Roman" w:cs="Times New Roman"/>
-          <w:noProof w:val="0"/>
-          <w:sz w:val="24"/>
-          <w:szCs w:val="24"/>
-          <w:lang w:val="en-GB" w:eastAsia="en-GB"/>
-        </w:rPr>
-        <w:t xml:space="preserve"> </w:t>
-      </w:r>
-      <w:proofErr w:type="spellStart"/>
-      <w:r>
-        <w:rPr>
-          <w:rFonts w:ascii="Times New Roman" w:eastAsia="Times New Roman" w:hAnsi="Times New Roman" w:cs="Times New Roman"/>
-          <w:noProof w:val="0"/>
-          <w:sz w:val="24"/>
-          <w:szCs w:val="24"/>
-          <w:lang w:val="en-GB" w:eastAsia="en-GB"/>
-        </w:rPr>
-        <w:t>automatikusan</w:t>
-      </w:r>
-      <w:proofErr w:type="spellEnd"/>
-      <w:r>
-        <w:rPr>
-          <w:rFonts w:ascii="Times New Roman" w:eastAsia="Times New Roman" w:hAnsi="Times New Roman" w:cs="Times New Roman"/>
-          <w:noProof w:val="0"/>
-          <w:sz w:val="24"/>
-          <w:szCs w:val="24"/>
-          <w:lang w:val="en-GB" w:eastAsia="en-GB"/>
-        </w:rPr>
-        <w:t xml:space="preserve"> </w:t>
-      </w:r>
-      <w:proofErr w:type="spellStart"/>
-      <w:r>
-        <w:rPr>
-          <w:rFonts w:ascii="Times New Roman" w:eastAsia="Times New Roman" w:hAnsi="Times New Roman" w:cs="Times New Roman"/>
-          <w:noProof w:val="0"/>
-          <w:sz w:val="24"/>
-          <w:szCs w:val="24"/>
-          <w:lang w:val="en-GB" w:eastAsia="en-GB"/>
-        </w:rPr>
-        <w:t>megkapják</w:t>
-      </w:r>
-      <w:proofErr w:type="spellEnd"/>
-      <w:r>
-        <w:rPr>
-          <w:rFonts w:ascii="Times New Roman" w:eastAsia="Times New Roman" w:hAnsi="Times New Roman" w:cs="Times New Roman"/>
-          <w:noProof w:val="0"/>
-          <w:sz w:val="24"/>
-          <w:szCs w:val="24"/>
-          <w:lang w:val="en-GB" w:eastAsia="en-GB"/>
-        </w:rPr>
-        <w:t xml:space="preserve"> a </w:t>
-      </w:r>
-      <w:proofErr w:type="spellStart"/>
-      <w:r>
-        <w:rPr>
-          <w:rFonts w:ascii="Times New Roman" w:eastAsia="Times New Roman" w:hAnsi="Times New Roman" w:cs="Times New Roman"/>
-          <w:noProof w:val="0"/>
-          <w:sz w:val="24"/>
-          <w:szCs w:val="24"/>
-          <w:lang w:val="en-GB" w:eastAsia="en-GB"/>
-        </w:rPr>
-        <w:t>szükséges</w:t>
-      </w:r>
-      <w:proofErr w:type="spellEnd"/>
-      <w:r>
-        <w:rPr>
-          <w:rFonts w:ascii="Times New Roman" w:eastAsia="Times New Roman" w:hAnsi="Times New Roman" w:cs="Times New Roman"/>
-          <w:noProof w:val="0"/>
-          <w:sz w:val="24"/>
-          <w:szCs w:val="24"/>
-          <w:lang w:val="en-GB" w:eastAsia="en-GB"/>
-        </w:rPr>
-        <w:t xml:space="preserve"> </w:t>
-      </w:r>
-      <w:proofErr w:type="spellStart"/>
-      <w:r>
-        <w:rPr>
-          <w:rFonts w:ascii="Times New Roman" w:eastAsia="Times New Roman" w:hAnsi="Times New Roman" w:cs="Times New Roman"/>
-          <w:noProof w:val="0"/>
-          <w:sz w:val="24"/>
-          <w:szCs w:val="24"/>
-          <w:lang w:val="en-GB" w:eastAsia="en-GB"/>
-        </w:rPr>
-        <w:t>hálózati</w:t>
-      </w:r>
-      <w:proofErr w:type="spellEnd"/>
-      <w:r>
-        <w:rPr>
-          <w:rFonts w:ascii="Times New Roman" w:eastAsia="Times New Roman" w:hAnsi="Times New Roman" w:cs="Times New Roman"/>
-          <w:noProof w:val="0"/>
-          <w:sz w:val="24"/>
-          <w:szCs w:val="24"/>
-          <w:lang w:val="en-GB" w:eastAsia="en-GB"/>
-        </w:rPr>
-        <w:t xml:space="preserve"> </w:t>
-      </w:r>
-      <w:proofErr w:type="spellStart"/>
-      <w:r>
-        <w:rPr>
-          <w:rFonts w:ascii="Times New Roman" w:eastAsia="Times New Roman" w:hAnsi="Times New Roman" w:cs="Times New Roman"/>
-          <w:noProof w:val="0"/>
-          <w:sz w:val="24"/>
-          <w:szCs w:val="24"/>
-          <w:lang w:val="en-GB" w:eastAsia="en-GB"/>
-        </w:rPr>
-        <w:t>beállításokat</w:t>
-      </w:r>
-      <w:proofErr w:type="spellEnd"/>
-      <w:r>
-        <w:rPr>
-          <w:rFonts w:ascii="Times New Roman" w:eastAsia="Times New Roman" w:hAnsi="Times New Roman" w:cs="Times New Roman"/>
-          <w:noProof w:val="0"/>
-          <w:sz w:val="24"/>
-          <w:szCs w:val="24"/>
-          <w:lang w:val="en-GB" w:eastAsia="en-GB"/>
-        </w:rPr>
-        <w:t xml:space="preserve">, </w:t>
-      </w:r>
-      <w:proofErr w:type="spellStart"/>
-      <w:r>
-        <w:rPr>
-          <w:rFonts w:ascii="Times New Roman" w:eastAsia="Times New Roman" w:hAnsi="Times New Roman" w:cs="Times New Roman"/>
-          <w:noProof w:val="0"/>
-          <w:sz w:val="24"/>
-          <w:szCs w:val="24"/>
-          <w:lang w:val="en-GB" w:eastAsia="en-GB"/>
-        </w:rPr>
-        <w:t>például</w:t>
-      </w:r>
-      <w:proofErr w:type="spellEnd"/>
-      <w:r>
-        <w:rPr>
-          <w:rFonts w:ascii="Times New Roman" w:eastAsia="Times New Roman" w:hAnsi="Times New Roman" w:cs="Times New Roman"/>
-          <w:noProof w:val="0"/>
-          <w:sz w:val="24"/>
-          <w:szCs w:val="24"/>
-          <w:lang w:val="en-GB" w:eastAsia="en-GB"/>
-        </w:rPr>
-        <w:t xml:space="preserve"> </w:t>
-      </w:r>
-      <w:proofErr w:type="spellStart"/>
-      <w:r>
-        <w:rPr>
-          <w:rFonts w:ascii="Times New Roman" w:eastAsia="Times New Roman" w:hAnsi="Times New Roman" w:cs="Times New Roman"/>
-          <w:noProof w:val="0"/>
-          <w:sz w:val="24"/>
-          <w:szCs w:val="24"/>
-          <w:lang w:val="en-GB" w:eastAsia="en-GB"/>
-        </w:rPr>
-        <w:t>az</w:t>
-      </w:r>
-      <w:proofErr w:type="spellEnd"/>
-      <w:r>
-        <w:rPr>
-          <w:rFonts w:ascii="Times New Roman" w:eastAsia="Times New Roman" w:hAnsi="Times New Roman" w:cs="Times New Roman"/>
-          <w:noProof w:val="0"/>
-          <w:sz w:val="24"/>
-          <w:szCs w:val="24"/>
-          <w:lang w:val="en-GB" w:eastAsia="en-GB"/>
-        </w:rPr>
-        <w:t xml:space="preserve"> IP-</w:t>
-      </w:r>
-      <w:proofErr w:type="spellStart"/>
-      <w:r>
-        <w:rPr>
-          <w:rFonts w:ascii="Times New Roman" w:eastAsia="Times New Roman" w:hAnsi="Times New Roman" w:cs="Times New Roman"/>
-          <w:noProof w:val="0"/>
-          <w:sz w:val="24"/>
-          <w:szCs w:val="24"/>
-          <w:lang w:val="en-GB" w:eastAsia="en-GB"/>
-        </w:rPr>
-        <w:t>címet</w:t>
-      </w:r>
-      <w:proofErr w:type="spellEnd"/>
-      <w:r>
-        <w:rPr>
-          <w:rFonts w:ascii="Times New Roman" w:eastAsia="Times New Roman" w:hAnsi="Times New Roman" w:cs="Times New Roman"/>
-          <w:noProof w:val="0"/>
-          <w:sz w:val="24"/>
-          <w:szCs w:val="24"/>
-          <w:lang w:val="en-GB" w:eastAsia="en-GB"/>
-        </w:rPr>
-        <w:t xml:space="preserve">, </w:t>
-      </w:r>
-      <w:proofErr w:type="spellStart"/>
-      <w:r>
-        <w:rPr>
-          <w:rFonts w:ascii="Times New Roman" w:eastAsia="Times New Roman" w:hAnsi="Times New Roman" w:cs="Times New Roman"/>
-          <w:noProof w:val="0"/>
-          <w:sz w:val="24"/>
-          <w:szCs w:val="24"/>
-          <w:lang w:val="en-GB" w:eastAsia="en-GB"/>
-        </w:rPr>
-        <w:t>az</w:t>
-      </w:r>
-      <w:proofErr w:type="spellEnd"/>
-      <w:r>
-        <w:rPr>
-          <w:rFonts w:ascii="Times New Roman" w:eastAsia="Times New Roman" w:hAnsi="Times New Roman" w:cs="Times New Roman"/>
-          <w:noProof w:val="0"/>
-          <w:sz w:val="24"/>
-          <w:szCs w:val="24"/>
-          <w:lang w:val="en-GB" w:eastAsia="en-GB"/>
-        </w:rPr>
-        <w:t xml:space="preserve"> </w:t>
-      </w:r>
-      <w:proofErr w:type="spellStart"/>
-      <w:r>
-        <w:rPr>
-          <w:rFonts w:ascii="Times New Roman" w:eastAsia="Times New Roman" w:hAnsi="Times New Roman" w:cs="Times New Roman"/>
-          <w:noProof w:val="0"/>
-          <w:sz w:val="24"/>
-          <w:szCs w:val="24"/>
-          <w:lang w:val="en-GB" w:eastAsia="en-GB"/>
-        </w:rPr>
-        <w:t>alhálózati</w:t>
-      </w:r>
-      <w:proofErr w:type="spellEnd"/>
-      <w:r>
-        <w:rPr>
-          <w:rFonts w:ascii="Times New Roman" w:eastAsia="Times New Roman" w:hAnsi="Times New Roman" w:cs="Times New Roman"/>
-          <w:noProof w:val="0"/>
-          <w:sz w:val="24"/>
-          <w:szCs w:val="24"/>
-          <w:lang w:val="en-GB" w:eastAsia="en-GB"/>
-        </w:rPr>
-        <w:t xml:space="preserve"> </w:t>
-      </w:r>
-      <w:proofErr w:type="spellStart"/>
-      <w:r>
-        <w:rPr>
-          <w:rFonts w:ascii="Times New Roman" w:eastAsia="Times New Roman" w:hAnsi="Times New Roman" w:cs="Times New Roman"/>
-          <w:noProof w:val="0"/>
-          <w:sz w:val="24"/>
-          <w:szCs w:val="24"/>
-          <w:lang w:val="en-GB" w:eastAsia="en-GB"/>
-        </w:rPr>
-        <w:t>maszkot</w:t>
-      </w:r>
-      <w:proofErr w:type="spellEnd"/>
-      <w:r>
-        <w:rPr>
-          <w:rFonts w:ascii="Times New Roman" w:eastAsia="Times New Roman" w:hAnsi="Times New Roman" w:cs="Times New Roman"/>
-          <w:noProof w:val="0"/>
-          <w:sz w:val="24"/>
-          <w:szCs w:val="24"/>
-          <w:lang w:val="en-GB" w:eastAsia="en-GB"/>
-        </w:rPr>
-        <w:t xml:space="preserve">, </w:t>
-      </w:r>
-      <w:proofErr w:type="spellStart"/>
-      <w:r>
-        <w:rPr>
-          <w:rFonts w:ascii="Times New Roman" w:eastAsia="Times New Roman" w:hAnsi="Times New Roman" w:cs="Times New Roman"/>
-          <w:noProof w:val="0"/>
-          <w:sz w:val="24"/>
-          <w:szCs w:val="24"/>
-          <w:lang w:val="en-GB" w:eastAsia="en-GB"/>
-        </w:rPr>
-        <w:t>az</w:t>
-      </w:r>
-      <w:proofErr w:type="spellEnd"/>
-      <w:r>
-        <w:rPr>
-          <w:rFonts w:ascii="Times New Roman" w:eastAsia="Times New Roman" w:hAnsi="Times New Roman" w:cs="Times New Roman"/>
-          <w:noProof w:val="0"/>
-          <w:sz w:val="24"/>
-          <w:szCs w:val="24"/>
-          <w:lang w:val="en-GB" w:eastAsia="en-GB"/>
-        </w:rPr>
-        <w:t xml:space="preserve"> </w:t>
-      </w:r>
-      <w:proofErr w:type="spellStart"/>
-      <w:r>
-        <w:rPr>
-          <w:rFonts w:ascii="Times New Roman" w:eastAsia="Times New Roman" w:hAnsi="Times New Roman" w:cs="Times New Roman"/>
-          <w:noProof w:val="0"/>
-          <w:sz w:val="24"/>
-          <w:szCs w:val="24"/>
-          <w:lang w:val="en-GB" w:eastAsia="en-GB"/>
-        </w:rPr>
-        <w:t>alapértelmezett</w:t>
-      </w:r>
-      <w:proofErr w:type="spellEnd"/>
-      <w:r>
-        <w:rPr>
-          <w:rFonts w:ascii="Times New Roman" w:eastAsia="Times New Roman" w:hAnsi="Times New Roman" w:cs="Times New Roman"/>
-          <w:noProof w:val="0"/>
-          <w:sz w:val="24"/>
-          <w:szCs w:val="24"/>
-          <w:lang w:val="en-GB" w:eastAsia="en-GB"/>
-        </w:rPr>
-        <w:t xml:space="preserve"> </w:t>
-      </w:r>
-      <w:proofErr w:type="spellStart"/>
-      <w:r>
-        <w:rPr>
-          <w:rFonts w:ascii="Times New Roman" w:eastAsia="Times New Roman" w:hAnsi="Times New Roman" w:cs="Times New Roman"/>
-          <w:noProof w:val="0"/>
-          <w:sz w:val="24"/>
-          <w:szCs w:val="24"/>
-          <w:lang w:val="en-GB" w:eastAsia="en-GB"/>
-        </w:rPr>
-        <w:t>átjárót</w:t>
-      </w:r>
-      <w:proofErr w:type="spellEnd"/>
-      <w:r>
-        <w:rPr>
-          <w:rFonts w:ascii="Times New Roman" w:eastAsia="Times New Roman" w:hAnsi="Times New Roman" w:cs="Times New Roman"/>
-          <w:noProof w:val="0"/>
-          <w:sz w:val="24"/>
-          <w:szCs w:val="24"/>
-          <w:lang w:val="en-GB" w:eastAsia="en-GB"/>
-        </w:rPr>
-        <w:t xml:space="preserve"> </w:t>
-      </w:r>
-      <w:proofErr w:type="spellStart"/>
-      <w:r>
-        <w:rPr>
-          <w:rFonts w:ascii="Times New Roman" w:eastAsia="Times New Roman" w:hAnsi="Times New Roman" w:cs="Times New Roman"/>
-          <w:noProof w:val="0"/>
-          <w:sz w:val="24"/>
-          <w:szCs w:val="24"/>
-          <w:lang w:val="en-GB" w:eastAsia="en-GB"/>
-        </w:rPr>
-        <w:t>és</w:t>
-      </w:r>
-      <w:proofErr w:type="spellEnd"/>
-      <w:r>
-        <w:rPr>
-          <w:rFonts w:ascii="Times New Roman" w:eastAsia="Times New Roman" w:hAnsi="Times New Roman" w:cs="Times New Roman"/>
-          <w:noProof w:val="0"/>
-          <w:sz w:val="24"/>
-          <w:szCs w:val="24"/>
-          <w:lang w:val="en-GB" w:eastAsia="en-GB"/>
-        </w:rPr>
-        <w:t xml:space="preserve"> a DNS-</w:t>
-      </w:r>
-      <w:proofErr w:type="spellStart"/>
-      <w:r>
-        <w:rPr>
-          <w:rFonts w:ascii="Times New Roman" w:eastAsia="Times New Roman" w:hAnsi="Times New Roman" w:cs="Times New Roman"/>
-          <w:noProof w:val="0"/>
-          <w:sz w:val="24"/>
-          <w:szCs w:val="24"/>
-          <w:lang w:val="en-GB" w:eastAsia="en-GB"/>
-        </w:rPr>
-        <w:t>szerver</w:t>
-      </w:r>
-      <w:proofErr w:type="spellEnd"/>
-      <w:r>
-        <w:rPr>
-          <w:rFonts w:ascii="Times New Roman" w:eastAsia="Times New Roman" w:hAnsi="Times New Roman" w:cs="Times New Roman"/>
-          <w:noProof w:val="0"/>
-          <w:sz w:val="24"/>
-          <w:szCs w:val="24"/>
-          <w:lang w:val="en-GB" w:eastAsia="en-GB"/>
-        </w:rPr>
-        <w:t xml:space="preserve"> </w:t>
-      </w:r>
-      <w:proofErr w:type="spellStart"/>
-      <w:r>
-        <w:rPr>
-          <w:rFonts w:ascii="Times New Roman" w:eastAsia="Times New Roman" w:hAnsi="Times New Roman" w:cs="Times New Roman"/>
-          <w:noProof w:val="0"/>
-          <w:sz w:val="24"/>
-          <w:szCs w:val="24"/>
-          <w:lang w:val="en-GB" w:eastAsia="en-GB"/>
-        </w:rPr>
-        <w:t>címét</w:t>
-      </w:r>
-      <w:proofErr w:type="spellEnd"/>
-      <w:r>
-        <w:rPr>
-          <w:rFonts w:ascii="Times New Roman" w:eastAsia="Times New Roman" w:hAnsi="Times New Roman" w:cs="Times New Roman"/>
-          <w:noProof w:val="0"/>
-          <w:sz w:val="24"/>
-          <w:szCs w:val="24"/>
-          <w:lang w:val="en-GB" w:eastAsia="en-GB"/>
-        </w:rPr>
-        <w:t>.</w:t>
-      </w:r>
-      <w:r>
-        <w:rPr>
-          <w:rFonts w:ascii="Times New Roman" w:eastAsia="Times New Roman" w:hAnsi="Times New Roman" w:cs="Times New Roman"/>
-          <w:noProof w:val="0"/>
-          <w:sz w:val="24"/>
-          <w:szCs w:val="24"/>
-          <w:lang w:val="en-GB" w:eastAsia="en-GB"/>
+          <w:lang w:eastAsia="en-GB"/>
         </w:rPr>
         <w:t xml:space="preserve"> </w:t>
       </w:r>
@@ -9264,7 +8690,7 @@
     </w:p>
     <w:p>
       <w:pPr>
-        <w:pStyle w:val="Heading1"/>
+        <w:pStyle w:val="Cmsor1"/>
         <w:spacing w:line="360" w:lineRule="auto"/>
         <w:jc w:val="both"/>
       </w:pPr>
@@ -9501,7 +8927,7 @@
     </w:p>
     <w:p>
       <w:pPr>
-        <w:pStyle w:val="Heading2"/>
+        <w:pStyle w:val="Cmsor2"/>
         <w:spacing w:line="360" w:lineRule="auto"/>
         <w:jc w:val="both"/>
       </w:pPr>
@@ -9511,7 +8937,7 @@
     </w:p>
     <w:p>
       <w:pPr>
-        <w:pStyle w:val="Heading3"/>
+        <w:pStyle w:val="Cmsor3"/>
         <w:spacing w:line="360" w:lineRule="auto"/>
         <w:jc w:val="both"/>
         <w:rPr>
@@ -9688,7 +9114,7 @@
     </w:p>
     <w:p>
       <w:pPr>
-        <w:pStyle w:val="Heading2"/>
+        <w:pStyle w:val="Cmsor2"/>
         <w:spacing w:line="360" w:lineRule="auto"/>
         <w:jc w:val="both"/>
         <w:rPr>
@@ -9795,7 +9221,7 @@
     </w:p>
     <w:p>
       <w:pPr>
-        <w:pStyle w:val="Heading2"/>
+        <w:pStyle w:val="Cmsor2"/>
         <w:spacing w:line="360" w:lineRule="auto"/>
         <w:jc w:val="both"/>
       </w:pPr>
@@ -9886,11 +9312,11 @@
     </w:p>
     <w:p>
       <w:pPr>
-        <w:pStyle w:val="Heading3"/>
+        <w:pStyle w:val="Cmsor3"/>
         <w:spacing w:line="360" w:lineRule="auto"/>
         <w:jc w:val="both"/>
         <w:rPr>
-          <w:rStyle w:val="SubtleEmphasis"/>
+          <w:rStyle w:val="Finomkiemels"/>
           <w:i w:val="0"/>
           <w:iCs w:val="0"/>
           <w:color w:val="404040" w:themeColor="text1" w:themeTint="BF"/>
@@ -9905,7 +9331,7 @@
         <w:spacing w:line="360" w:lineRule="auto"/>
         <w:jc w:val="both"/>
         <w:rPr>
-          <w:rStyle w:val="SubtleEmphasis"/>
+          <w:rStyle w:val="Finomkiemels"/>
           <w:rFonts w:ascii="Times New Roman" w:hAnsi="Times New Roman" w:cs="Times New Roman"/>
           <w:i w:val="0"/>
           <w:color w:val="auto"/>
@@ -9915,7 +9341,7 @@
       </w:pPr>
       <w:r>
         <w:rPr>
-          <w:rStyle w:val="SubtleEmphasis"/>
+          <w:rStyle w:val="Finomkiemels"/>
           <w:rFonts w:ascii="Times New Roman" w:hAnsi="Times New Roman" w:cs="Times New Roman"/>
           <w:i w:val="0"/>
           <w:color w:val="auto"/>
@@ -9926,7 +9352,7 @@
       </w:r>
       <w:r>
         <w:rPr>
-          <w:rStyle w:val="SubtleEmphasis"/>
+          <w:rStyle w:val="Finomkiemels"/>
           <w:rFonts w:ascii="Times New Roman" w:hAnsi="Times New Roman" w:cs="Times New Roman"/>
           <w:i w:val="0"/>
           <w:color w:val="auto"/>
@@ -9937,7 +9363,7 @@
       </w:r>
       <w:r>
         <w:rPr>
-          <w:rStyle w:val="SubtleEmphasis"/>
+          <w:rStyle w:val="Finomkiemels"/>
           <w:rFonts w:ascii="Times New Roman" w:hAnsi="Times New Roman" w:cs="Times New Roman"/>
           <w:i w:val="0"/>
           <w:color w:val="auto"/>
@@ -9948,7 +9374,7 @@
       </w:r>
       <w:r>
         <w:rPr>
-          <w:rStyle w:val="SubtleEmphasis"/>
+          <w:rStyle w:val="Finomkiemels"/>
           <w:rFonts w:ascii="Times New Roman" w:hAnsi="Times New Roman" w:cs="Times New Roman"/>
           <w:i w:val="0"/>
           <w:color w:val="auto"/>
@@ -9959,7 +9385,7 @@
       </w:r>
       <w:r>
         <w:rPr>
-          <w:rStyle w:val="SubtleEmphasis"/>
+          <w:rStyle w:val="Finomkiemels"/>
           <w:rFonts w:ascii="Times New Roman" w:hAnsi="Times New Roman" w:cs="Times New Roman"/>
           <w:i w:val="0"/>
           <w:color w:val="auto"/>
@@ -9970,7 +9396,7 @@
       </w:r>
       <w:r>
         <w:rPr>
-          <w:rStyle w:val="SubtleEmphasis"/>
+          <w:rStyle w:val="Finomkiemels"/>
           <w:rFonts w:ascii="Times New Roman" w:hAnsi="Times New Roman" w:cs="Times New Roman"/>
           <w:i w:val="0"/>
           <w:color w:val="auto"/>
@@ -9981,7 +9407,7 @@
       </w:r>
       <w:r>
         <w:rPr>
-          <w:rStyle w:val="SubtleEmphasis"/>
+          <w:rStyle w:val="Finomkiemels"/>
           <w:rFonts w:ascii="Times New Roman" w:hAnsi="Times New Roman" w:cs="Times New Roman"/>
           <w:i w:val="0"/>
           <w:color w:val="auto"/>
@@ -9996,7 +9422,7 @@
         <w:spacing w:line="360" w:lineRule="auto"/>
         <w:jc w:val="both"/>
         <w:rPr>
-          <w:rStyle w:val="SubtleEmphasis"/>
+          <w:rStyle w:val="Finomkiemels"/>
           <w:rFonts w:ascii="Times New Roman" w:hAnsi="Times New Roman" w:cs="Times New Roman"/>
           <w:i w:val="0"/>
           <w:color w:val="auto"/>
@@ -10007,7 +9433,7 @@
     </w:p>
     <w:p>
       <w:pPr>
-        <w:pStyle w:val="Heading2"/>
+        <w:pStyle w:val="Cmsor2"/>
         <w:spacing w:line="360" w:lineRule="auto"/>
         <w:jc w:val="both"/>
         <w:rPr>
@@ -10018,7 +9444,7 @@
       </w:pPr>
       <w:r>
         <w:rPr>
-          <w:rStyle w:val="SubtleEmphasis"/>
+          <w:rStyle w:val="Finomkiemels"/>
           <w:rFonts w:ascii="Arial" w:hAnsi="Arial" w:cs="Arial"/>
           <w:i w:val="0"/>
           <w:color w:val="0070C0"/>
@@ -10027,7 +9453,7 @@
       </w:r>
       <w:r>
         <w:rPr>
-          <w:rStyle w:val="SubtleEmphasis"/>
+          <w:rStyle w:val="Finomkiemels"/>
           <w:rFonts w:ascii="Arial" w:hAnsi="Arial" w:cs="Arial"/>
           <w:i w:val="0"/>
           <w:color w:val="0070C0"/>
@@ -10209,7 +9635,7 @@
     </w:p>
     <w:p>
       <w:pPr>
-        <w:pStyle w:val="Heading2"/>
+        <w:pStyle w:val="Cmsor2"/>
         <w:spacing w:line="360" w:lineRule="auto"/>
         <w:jc w:val="both"/>
       </w:pPr>
@@ -10337,7 +9763,7 @@
     </w:p>
     <w:p>
       <w:pPr>
-        <w:pStyle w:val="Heading2"/>
+        <w:pStyle w:val="Cmsor2"/>
         <w:spacing w:line="360" w:lineRule="auto"/>
         <w:jc w:val="both"/>
       </w:pPr>
@@ -10450,7 +9876,7 @@
     </w:p>
     <w:p>
       <w:pPr>
-        <w:pStyle w:val="Heading2"/>
+        <w:pStyle w:val="Cmsor2"/>
         <w:spacing w:line="360" w:lineRule="auto"/>
         <w:rPr>
           <w:lang w:val="en-GB"/>
@@ -10537,13 +9963,13 @@
     </w:p>
     <w:p>
       <w:pPr>
-        <w:pStyle w:val="Heading2"/>
+        <w:pStyle w:val="Cmsor2"/>
         <w:spacing w:line="360" w:lineRule="auto"/>
         <w:jc w:val="both"/>
       </w:pPr>
       <w:r>
         <w:rPr>
-          <w:rStyle w:val="SubtleEmphasis"/>
+          <w:rStyle w:val="Finomkiemels"/>
           <w:i w:val="0"/>
           <w:iCs w:val="0"/>
           <w:color w:val="31479E" w:themeColor="accent1" w:themeShade="BF"/>
@@ -11076,7 +10502,7 @@
     </w:p>
     <w:p>
       <w:pPr>
-        <w:pStyle w:val="Heading1"/>
+        <w:pStyle w:val="Cmsor1"/>
         <w:spacing w:line="360" w:lineRule="auto"/>
       </w:pPr>
       <w:bookmarkStart w:id="15" w:name="_Toc220929817"/>
@@ -11197,7 +10623,7 @@
 <w:ftr xmlns:wpc="http://schemas.microsoft.com/office/word/2010/wordprocessingCanvas" xmlns:cx="http://schemas.microsoft.com/office/drawing/2014/chartex" xmlns:cx1="http://schemas.microsoft.com/office/drawing/2015/9/8/chartex" xmlns:cx2="http://schemas.microsoft.com/office/drawing/2015/10/21/chartex" xmlns:cx3="http://schemas.microsoft.com/office/drawing/2016/5/9/chartex" xmlns:cx4="http://schemas.microsoft.com/office/drawing/2016/5/10/chartex" xmlns:cx5="http://schemas.microsoft.com/office/drawing/2016/5/11/chartex" xmlns:cx6="http://schemas.microsoft.com/office/drawing/2016/5/12/chartex" xmlns:cx7="http://schemas.microsoft.com/office/drawing/2016/5/13/chartex" xmlns:cx8="http://schemas.microsoft.com/office/drawing/2016/5/14/chartex" xmlns:mc="http://schemas.openxmlformats.org/markup-compatibility/2006" xmlns:aink="http://schemas.microsoft.com/office/drawing/2016/ink" xmlns:am3d="http://schemas.microsoft.com/office/drawing/2017/model3d" xmlns:o="urn:schemas-microsoft-com:office:office" xmlns:r="http://schemas.openxmlformats.org/officeDocument/2006/relationships" xmlns:m="http://schemas.openxmlformats.org/officeDocument/2006/math" xmlns:v="urn:schemas-microsoft-com:vml" xmlns:wp14="http://schemas.microsoft.com/office/word/2010/wordprocessingDrawing" xmlns:wp="http://schemas.openxmlformats.org/drawingml/2006/wordprocessingDrawing" xmlns:w10="urn:schemas-microsoft-com:office:word" xmlns:w="http://schemas.openxmlformats.org/wordprocessingml/2006/main" xmlns:w14="http://schemas.microsoft.com/office/word/2010/wordml" xmlns:w15="http://schemas.microsoft.com/office/word/2012/wordml" xmlns:w16cid="http://schemas.microsoft.com/office/word/2016/wordml/cid" xmlns:w16se="http://schemas.microsoft.com/office/word/2015/wordml/symex" xmlns:wpg="http://schemas.microsoft.com/office/word/2010/wordprocessingGroup" xmlns:wpi="http://schemas.microsoft.com/office/word/2010/wordprocessingInk" xmlns:wne="http://schemas.microsoft.com/office/word/2006/wordml" xmlns:wps="http://schemas.microsoft.com/office/word/2010/wordprocessingShape" mc:Ignorable="w14 w15 w16se w16cid wp14">
   <w:p>
     <w:pPr>
-      <w:pStyle w:val="Footer"/>
+      <w:pStyle w:val="llb"/>
       <w:jc w:val="right"/>
       <w:rPr>
         <w:sz w:val="32"/>
@@ -11287,7 +10713,7 @@
             </wp:anchor>
           </w:drawing>
         </mc:Choice>
-        <mc:Fallback xmlns:w16sdtdh="http://schemas.microsoft.com/office/word/2020/wordml/sdtdatahash" xmlns:w16="http://schemas.microsoft.com/office/word/2018/wordml" xmlns:w16cex="http://schemas.microsoft.com/office/word/2018/wordml/cex" xmlns:oel="http://schemas.microsoft.com/office/2019/extlst">
+        <mc:Fallback xmlns:oel="http://schemas.microsoft.com/office/2019/extlst" xmlns:w16cex="http://schemas.microsoft.com/office/word/2018/wordml/cex" xmlns:w16="http://schemas.microsoft.com/office/word/2018/wordml" xmlns:w16sdtdh="http://schemas.microsoft.com/office/word/2020/wordml/sdtdatahash">
           <w:pict>
             <v:rect w14:anchorId="262FAA43" id="Téglalap 3" o:spid="_x0000_s1026" style="position:absolute;margin-left:404.95pt;margin-top:-.4pt;width:78.75pt;height:19.5pt;z-index:-251653120;visibility:visible;mso-wrap-style:square;mso-width-percent:0;mso-wrap-distance-left:9pt;mso-wrap-distance-top:0;mso-wrap-distance-right:9pt;mso-wrap-distance-bottom:0;mso-position-horizontal:absolute;mso-position-horizontal-relative:margin;mso-position-vertical:absolute;mso-position-vertical-relative:text;mso-width-percent:0;mso-width-relative:margin;v-text-anchor:middle" o:gfxdata="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" fillcolor="white [3212]" stroked="f" strokeweight="1.5pt">
               <v:fill opacity="0" color2="black [3213]" rotate="t" focusposition=".5,.5" focussize="" colors="0 white;.25 white" focus="100%" type="gradientRadial"/>
@@ -11413,7 +10839,7 @@
   </w:p>
   <w:p>
     <w:pPr>
-      <w:pStyle w:val="Footer"/>
+      <w:pStyle w:val="llb"/>
     </w:pPr>
   </w:p>
 </w:ftr>
@@ -11448,7 +10874,7 @@
 <w:hdr xmlns:wpc="http://schemas.microsoft.com/office/word/2010/wordprocessingCanvas" xmlns:cx="http://schemas.microsoft.com/office/drawing/2014/chartex" xmlns:cx1="http://schemas.microsoft.com/office/drawing/2015/9/8/chartex" xmlns:cx2="http://schemas.microsoft.com/office/drawing/2015/10/21/chartex" xmlns:cx3="http://schemas.microsoft.com/office/drawing/2016/5/9/chartex" xmlns:cx4="http://schemas.microsoft.com/office/drawing/2016/5/10/chartex" xmlns:cx5="http://schemas.microsoft.com/office/drawing/2016/5/11/chartex" xmlns:cx6="http://schemas.microsoft.com/office/drawing/2016/5/12/chartex" xmlns:cx7="http://schemas.microsoft.com/office/drawing/2016/5/13/chartex" xmlns:cx8="http://schemas.microsoft.com/office/drawing/2016/5/14/chartex" xmlns:mc="http://schemas.openxmlformats.org/markup-compatibility/2006" xmlns:aink="http://schemas.microsoft.com/office/drawing/2016/ink" xmlns:am3d="http://schemas.microsoft.com/office/drawing/2017/model3d" xmlns:o="urn:schemas-microsoft-com:office:office" xmlns:r="http://schemas.openxmlformats.org/officeDocument/2006/relationships" xmlns:m="http://schemas.openxmlformats.org/officeDocument/2006/math" xmlns:v="urn:schemas-microsoft-com:vml" xmlns:wp14="http://schemas.microsoft.com/office/word/2010/wordprocessingDrawing" xmlns:wp="http://schemas.openxmlformats.org/drawingml/2006/wordprocessingDrawing" xmlns:w10="urn:schemas-microsoft-com:office:word" xmlns:w="http://schemas.openxmlformats.org/wordprocessingml/2006/main" xmlns:w14="http://schemas.microsoft.com/office/word/2010/wordml" xmlns:w15="http://schemas.microsoft.com/office/word/2012/wordml" xmlns:w16cid="http://schemas.microsoft.com/office/word/2016/wordml/cid" xmlns:w16se="http://schemas.microsoft.com/office/word/2015/wordml/symex" xmlns:wpg="http://schemas.microsoft.com/office/word/2010/wordprocessingGroup" xmlns:wpi="http://schemas.microsoft.com/office/word/2010/wordprocessingInk" xmlns:wne="http://schemas.microsoft.com/office/word/2006/wordml" xmlns:wps="http://schemas.microsoft.com/office/word/2010/wordprocessingShape" mc:Ignorable="w14 w15 w16se w16cid wp14">
   <w:p>
     <w:pPr>
-      <w:pStyle w:val="Header"/>
+      <w:pStyle w:val="lfej"/>
     </w:pPr>
     <w:r>
       <w:rPr>
@@ -12303,7 +11729,7 @@
     <w:lsdException w:name="Hashtag" w:semiHidden="1" w:unhideWhenUsed="1"/>
     <w:lsdException w:name="Unresolved Mention" w:semiHidden="1" w:unhideWhenUsed="1"/>
   </w:latentStyles>
-  <w:style w:type="paragraph" w:default="1" w:styleId="Normal">
+  <w:style w:type="paragraph" w:default="1" w:styleId="Norml">
     <w:name w:val="Normal"/>
     <w:qFormat/>
     <w:rsid w:val="007C580D"/>
@@ -12312,11 +11738,11 @@
       <w:lang w:val="hu-HU"/>
     </w:rPr>
   </w:style>
-  <w:style w:type="paragraph" w:styleId="Heading1">
+  <w:style w:type="paragraph" w:styleId="Cmsor1">
     <w:name w:val="heading 1"/>
-    <w:basedOn w:val="Normal"/>
-    <w:next w:val="Normal"/>
-    <w:link w:val="Heading1Char"/>
+    <w:basedOn w:val="Norml"/>
+    <w:next w:val="Norml"/>
+    <w:link w:val="Cmsor1Char"/>
     <w:uiPriority w:val="9"/>
     <w:qFormat/>
     <w:rsid w:val="00317672"/>
@@ -12336,11 +11762,11 @@
       <w:szCs w:val="36"/>
     </w:rPr>
   </w:style>
-  <w:style w:type="paragraph" w:styleId="Heading2">
+  <w:style w:type="paragraph" w:styleId="Cmsor2">
     <w:name w:val="heading 2"/>
-    <w:basedOn w:val="Normal"/>
-    <w:next w:val="Normal"/>
-    <w:link w:val="Heading2Char"/>
+    <w:basedOn w:val="Norml"/>
+    <w:next w:val="Norml"/>
+    <w:link w:val="Cmsor2Char"/>
     <w:uiPriority w:val="9"/>
     <w:unhideWhenUsed/>
     <w:qFormat/>
@@ -12358,11 +11784,11 @@
       <w:szCs w:val="28"/>
     </w:rPr>
   </w:style>
-  <w:style w:type="paragraph" w:styleId="Heading3">
+  <w:style w:type="paragraph" w:styleId="Cmsor3">
     <w:name w:val="heading 3"/>
-    <w:basedOn w:val="Normal"/>
-    <w:next w:val="Normal"/>
-    <w:link w:val="Heading3Char"/>
+    <w:basedOn w:val="Norml"/>
+    <w:next w:val="Norml"/>
+    <w:link w:val="Cmsor3Char"/>
     <w:uiPriority w:val="9"/>
     <w:unhideWhenUsed/>
     <w:qFormat/>
@@ -12380,11 +11806,11 @@
       <w:szCs w:val="26"/>
     </w:rPr>
   </w:style>
-  <w:style w:type="paragraph" w:styleId="Heading4">
+  <w:style w:type="paragraph" w:styleId="Cmsor4">
     <w:name w:val="heading 4"/>
-    <w:basedOn w:val="Normal"/>
-    <w:next w:val="Normal"/>
-    <w:link w:val="Heading4Char"/>
+    <w:basedOn w:val="Norml"/>
+    <w:next w:val="Norml"/>
+    <w:link w:val="Cmsor4Char"/>
     <w:uiPriority w:val="9"/>
     <w:semiHidden/>
     <w:unhideWhenUsed/>
@@ -12402,11 +11828,11 @@
       <w:szCs w:val="24"/>
     </w:rPr>
   </w:style>
-  <w:style w:type="paragraph" w:styleId="Heading5">
+  <w:style w:type="paragraph" w:styleId="Cmsor5">
     <w:name w:val="heading 5"/>
-    <w:basedOn w:val="Normal"/>
-    <w:next w:val="Normal"/>
-    <w:link w:val="Heading5Char"/>
+    <w:basedOn w:val="Norml"/>
+    <w:next w:val="Norml"/>
+    <w:link w:val="Cmsor5Char"/>
     <w:uiPriority w:val="9"/>
     <w:semiHidden/>
     <w:unhideWhenUsed/>
@@ -12426,11 +11852,11 @@
       <w:szCs w:val="22"/>
     </w:rPr>
   </w:style>
-  <w:style w:type="paragraph" w:styleId="Heading6">
+  <w:style w:type="paragraph" w:styleId="Cmsor6">
     <w:name w:val="heading 6"/>
-    <w:basedOn w:val="Normal"/>
-    <w:next w:val="Normal"/>
-    <w:link w:val="Heading6Char"/>
+    <w:basedOn w:val="Norml"/>
+    <w:next w:val="Norml"/>
+    <w:link w:val="Cmsor6Char"/>
     <w:uiPriority w:val="9"/>
     <w:semiHidden/>
     <w:unhideWhenUsed/>
@@ -12447,11 +11873,11 @@
       <w:color w:val="595959" w:themeColor="text1" w:themeTint="A6"/>
     </w:rPr>
   </w:style>
-  <w:style w:type="paragraph" w:styleId="Heading7">
+  <w:style w:type="paragraph" w:styleId="Cmsor7">
     <w:name w:val="heading 7"/>
-    <w:basedOn w:val="Normal"/>
-    <w:next w:val="Normal"/>
-    <w:link w:val="Heading7Char"/>
+    <w:basedOn w:val="Norml"/>
+    <w:next w:val="Norml"/>
+    <w:link w:val="Cmsor7Char"/>
     <w:uiPriority w:val="9"/>
     <w:semiHidden/>
     <w:unhideWhenUsed/>
@@ -12470,11 +11896,11 @@
       <w:color w:val="595959" w:themeColor="text1" w:themeTint="A6"/>
     </w:rPr>
   </w:style>
-  <w:style w:type="paragraph" w:styleId="Heading8">
+  <w:style w:type="paragraph" w:styleId="Cmsor8">
     <w:name w:val="heading 8"/>
-    <w:basedOn w:val="Normal"/>
-    <w:next w:val="Normal"/>
-    <w:link w:val="Heading8Char"/>
+    <w:basedOn w:val="Norml"/>
+    <w:next w:val="Norml"/>
+    <w:link w:val="Cmsor8Char"/>
     <w:uiPriority w:val="9"/>
     <w:semiHidden/>
     <w:unhideWhenUsed/>
@@ -12492,11 +11918,11 @@
       <w:color w:val="595959" w:themeColor="text1" w:themeTint="A6"/>
     </w:rPr>
   </w:style>
-  <w:style w:type="paragraph" w:styleId="Heading9">
+  <w:style w:type="paragraph" w:styleId="Cmsor9">
     <w:name w:val="heading 9"/>
-    <w:basedOn w:val="Normal"/>
-    <w:next w:val="Normal"/>
-    <w:link w:val="Heading9Char"/>
+    <w:basedOn w:val="Norml"/>
+    <w:next w:val="Norml"/>
+    <w:link w:val="Cmsor9Char"/>
     <w:uiPriority w:val="9"/>
     <w:semiHidden/>
     <w:unhideWhenUsed/>
@@ -12516,13 +11942,13 @@
       <w:color w:val="595959" w:themeColor="text1" w:themeTint="A6"/>
     </w:rPr>
   </w:style>
-  <w:style w:type="character" w:default="1" w:styleId="DefaultParagraphFont">
+  <w:style w:type="character" w:default="1" w:styleId="Bekezdsalapbettpusa">
     <w:name w:val="Default Paragraph Font"/>
     <w:uiPriority w:val="1"/>
     <w:semiHidden/>
     <w:unhideWhenUsed/>
   </w:style>
-  <w:style w:type="table" w:default="1" w:styleId="TableNormal">
+  <w:style w:type="table" w:default="1" w:styleId="Normltblzat">
     <w:name w:val="Normal Table"/>
     <w:uiPriority w:val="99"/>
     <w:semiHidden/>
@@ -12537,15 +11963,15 @@
       </w:tblCellMar>
     </w:tblPr>
   </w:style>
-  <w:style w:type="numbering" w:default="1" w:styleId="NoList">
+  <w:style w:type="numbering" w:default="1" w:styleId="Nemlista">
     <w:name w:val="No List"/>
     <w:uiPriority w:val="99"/>
     <w:semiHidden/>
     <w:unhideWhenUsed/>
   </w:style>
-  <w:style w:type="paragraph" w:styleId="ListParagraph">
+  <w:style w:type="paragraph" w:styleId="Listaszerbekezds">
     <w:name w:val="List Paragraph"/>
-    <w:basedOn w:val="Normal"/>
+    <w:basedOn w:val="Norml"/>
     <w:uiPriority w:val="34"/>
     <w:qFormat/>
     <w:rsid w:val="6B6E3994"/>
@@ -12554,10 +11980,10 @@
       <w:contextualSpacing/>
     </w:pPr>
   </w:style>
-  <w:style w:type="paragraph" w:styleId="Header">
+  <w:style w:type="paragraph" w:styleId="lfej">
     <w:name w:val="header"/>
-    <w:basedOn w:val="Normal"/>
-    <w:link w:val="HeaderChar"/>
+    <w:basedOn w:val="Norml"/>
+    <w:link w:val="lfejChar"/>
     <w:uiPriority w:val="99"/>
     <w:unhideWhenUsed/>
     <w:rsid w:val="6B6E3994"/>
@@ -12569,10 +11995,10 @@
       <w:spacing w:after="0" w:line="240" w:lineRule="auto"/>
     </w:pPr>
   </w:style>
-  <w:style w:type="paragraph" w:styleId="Footer">
+  <w:style w:type="paragraph" w:styleId="llb">
     <w:name w:val="footer"/>
-    <w:basedOn w:val="Normal"/>
-    <w:link w:val="FooterChar"/>
+    <w:basedOn w:val="Norml"/>
+    <w:link w:val="llbChar"/>
     <w:uiPriority w:val="99"/>
     <w:unhideWhenUsed/>
     <w:rsid w:val="6B6E3994"/>
@@ -12584,9 +12010,9 @@
       <w:spacing w:after="0" w:line="240" w:lineRule="auto"/>
     </w:pPr>
   </w:style>
-  <w:style w:type="table" w:styleId="TableGrid">
+  <w:style w:type="table" w:styleId="Rcsostblzat">
     <w:name w:val="Table Grid"/>
-    <w:basedOn w:val="TableNormal"/>
+    <w:basedOn w:val="Normltblzat"/>
     <w:uiPriority w:val="59"/>
     <w:rsid w:val="00FB4123"/>
     <w:pPr>
@@ -12603,9 +12029,9 @@
       </w:tblBorders>
     </w:tblPr>
   </w:style>
-  <w:style w:type="table" w:styleId="GridTable5Dark-Accent3">
+  <w:style w:type="table" w:styleId="Tblzatrcsos5stt3jellszn">
     <w:name w:val="Grid Table 5 Dark Accent 3"/>
-    <w:basedOn w:val="TableNormal"/>
+    <w:basedOn w:val="Normltblzat"/>
     <w:uiPriority w:val="50"/>
     <w:pPr>
       <w:spacing w:after="0" w:line="240" w:lineRule="auto"/>
@@ -12708,9 +12134,9 @@
       </w:tcPr>
     </w:tblStylePr>
   </w:style>
-  <w:style w:type="table" w:styleId="GridTable6Colorful">
+  <w:style w:type="table" w:styleId="Tblzatrcsos6tarka">
     <w:name w:val="Grid Table 6 Colorful"/>
-    <w:basedOn w:val="TableNormal"/>
+    <w:basedOn w:val="Normltblzat"/>
     <w:uiPriority w:val="51"/>
     <w:rsid w:val="006B0F1E"/>
     <w:pPr>
@@ -12780,10 +12206,10 @@
       </w:tcPr>
     </w:tblStylePr>
   </w:style>
-  <w:style w:type="character" w:customStyle="1" w:styleId="Heading1Char">
-    <w:name w:val="Heading 1 Char"/>
-    <w:basedOn w:val="DefaultParagraphFont"/>
-    <w:link w:val="Heading1"/>
+  <w:style w:type="character" w:customStyle="1" w:styleId="Cmsor1Char">
+    <w:name w:val="Címsor 1 Char"/>
+    <w:basedOn w:val="Bekezdsalapbettpusa"/>
+    <w:link w:val="Cmsor1"/>
     <w:uiPriority w:val="9"/>
     <w:rsid w:val="00317672"/>
     <w:rPr>
@@ -12793,10 +12219,10 @@
       <w:szCs w:val="36"/>
     </w:rPr>
   </w:style>
-  <w:style w:type="paragraph" w:styleId="TOC1">
+  <w:style w:type="paragraph" w:styleId="TJ1">
     <w:name w:val="toc 1"/>
-    <w:basedOn w:val="Normal"/>
-    <w:next w:val="Normal"/>
+    <w:basedOn w:val="Norml"/>
+    <w:next w:val="Norml"/>
     <w:autoRedefine/>
     <w:uiPriority w:val="39"/>
     <w:unhideWhenUsed/>
@@ -12805,9 +12231,9 @@
       <w:spacing w:after="100"/>
     </w:pPr>
   </w:style>
-  <w:style w:type="character" w:styleId="Hyperlink">
+  <w:style w:type="character" w:styleId="Hiperhivatkozs">
     <w:name w:val="Hyperlink"/>
-    <w:basedOn w:val="DefaultParagraphFont"/>
+    <w:basedOn w:val="Bekezdsalapbettpusa"/>
     <w:uiPriority w:val="99"/>
     <w:unhideWhenUsed/>
     <w:rsid w:val="00C47ACB"/>
@@ -12816,10 +12242,10 @@
       <w:u w:val="single"/>
     </w:rPr>
   </w:style>
-  <w:style w:type="character" w:customStyle="1" w:styleId="Heading2Char">
-    <w:name w:val="Heading 2 Char"/>
-    <w:basedOn w:val="DefaultParagraphFont"/>
-    <w:link w:val="Heading2"/>
+  <w:style w:type="character" w:customStyle="1" w:styleId="Cmsor2Char">
+    <w:name w:val="Címsor 2 Char"/>
+    <w:basedOn w:val="Bekezdsalapbettpusa"/>
+    <w:link w:val="Cmsor2"/>
     <w:uiPriority w:val="9"/>
     <w:rsid w:val="00317672"/>
     <w:rPr>
@@ -12829,10 +12255,10 @@
       <w:szCs w:val="28"/>
     </w:rPr>
   </w:style>
-  <w:style w:type="character" w:customStyle="1" w:styleId="Heading3Char">
-    <w:name w:val="Heading 3 Char"/>
-    <w:basedOn w:val="DefaultParagraphFont"/>
-    <w:link w:val="Heading3"/>
+  <w:style w:type="character" w:customStyle="1" w:styleId="Cmsor3Char">
+    <w:name w:val="Címsor 3 Char"/>
+    <w:basedOn w:val="Bekezdsalapbettpusa"/>
+    <w:link w:val="Cmsor3"/>
     <w:uiPriority w:val="9"/>
     <w:rsid w:val="00317672"/>
     <w:rPr>
@@ -12842,10 +12268,10 @@
       <w:szCs w:val="26"/>
     </w:rPr>
   </w:style>
-  <w:style w:type="character" w:customStyle="1" w:styleId="Heading4Char">
-    <w:name w:val="Heading 4 Char"/>
-    <w:basedOn w:val="DefaultParagraphFont"/>
-    <w:link w:val="Heading4"/>
+  <w:style w:type="character" w:customStyle="1" w:styleId="Cmsor4Char">
+    <w:name w:val="Címsor 4 Char"/>
+    <w:basedOn w:val="Bekezdsalapbettpusa"/>
+    <w:link w:val="Cmsor4"/>
     <w:uiPriority w:val="9"/>
     <w:semiHidden/>
     <w:rsid w:val="00317672"/>
@@ -12855,10 +12281,10 @@
       <w:szCs w:val="24"/>
     </w:rPr>
   </w:style>
-  <w:style w:type="character" w:customStyle="1" w:styleId="Heading5Char">
-    <w:name w:val="Heading 5 Char"/>
-    <w:basedOn w:val="DefaultParagraphFont"/>
-    <w:link w:val="Heading5"/>
+  <w:style w:type="character" w:customStyle="1" w:styleId="Cmsor5Char">
+    <w:name w:val="Címsor 5 Char"/>
+    <w:basedOn w:val="Bekezdsalapbettpusa"/>
+    <w:link w:val="Cmsor5"/>
     <w:uiPriority w:val="9"/>
     <w:semiHidden/>
     <w:rsid w:val="00317672"/>
@@ -12870,10 +12296,10 @@
       <w:szCs w:val="22"/>
     </w:rPr>
   </w:style>
-  <w:style w:type="character" w:customStyle="1" w:styleId="Heading6Char">
-    <w:name w:val="Heading 6 Char"/>
-    <w:basedOn w:val="DefaultParagraphFont"/>
-    <w:link w:val="Heading6"/>
+  <w:style w:type="character" w:customStyle="1" w:styleId="Cmsor6Char">
+    <w:name w:val="Címsor 6 Char"/>
+    <w:basedOn w:val="Bekezdsalapbettpusa"/>
+    <w:link w:val="Cmsor6"/>
     <w:uiPriority w:val="9"/>
     <w:semiHidden/>
     <w:rsid w:val="00317672"/>
@@ -12882,10 +12308,10 @@
       <w:color w:val="595959" w:themeColor="text1" w:themeTint="A6"/>
     </w:rPr>
   </w:style>
-  <w:style w:type="character" w:customStyle="1" w:styleId="Heading7Char">
-    <w:name w:val="Heading 7 Char"/>
-    <w:basedOn w:val="DefaultParagraphFont"/>
-    <w:link w:val="Heading7"/>
+  <w:style w:type="character" w:customStyle="1" w:styleId="Cmsor7Char">
+    <w:name w:val="Címsor 7 Char"/>
+    <w:basedOn w:val="Bekezdsalapbettpusa"/>
+    <w:link w:val="Cmsor7"/>
     <w:uiPriority w:val="9"/>
     <w:semiHidden/>
     <w:rsid w:val="00317672"/>
@@ -12896,10 +12322,10 @@
       <w:color w:val="595959" w:themeColor="text1" w:themeTint="A6"/>
     </w:rPr>
   </w:style>
-  <w:style w:type="character" w:customStyle="1" w:styleId="Heading8Char">
-    <w:name w:val="Heading 8 Char"/>
-    <w:basedOn w:val="DefaultParagraphFont"/>
-    <w:link w:val="Heading8"/>
+  <w:style w:type="character" w:customStyle="1" w:styleId="Cmsor8Char">
+    <w:name w:val="Címsor 8 Char"/>
+    <w:basedOn w:val="Bekezdsalapbettpusa"/>
+    <w:link w:val="Cmsor8"/>
     <w:uiPriority w:val="9"/>
     <w:semiHidden/>
     <w:rsid w:val="00317672"/>
@@ -12909,10 +12335,10 @@
       <w:color w:val="595959" w:themeColor="text1" w:themeTint="A6"/>
     </w:rPr>
   </w:style>
-  <w:style w:type="character" w:customStyle="1" w:styleId="Heading9Char">
-    <w:name w:val="Heading 9 Char"/>
-    <w:basedOn w:val="DefaultParagraphFont"/>
-    <w:link w:val="Heading9"/>
+  <w:style w:type="character" w:customStyle="1" w:styleId="Cmsor9Char">
+    <w:name w:val="Címsor 9 Char"/>
+    <w:basedOn w:val="Bekezdsalapbettpusa"/>
+    <w:link w:val="Cmsor9"/>
     <w:uiPriority w:val="9"/>
     <w:semiHidden/>
     <w:rsid w:val="00317672"/>
@@ -12924,10 +12350,10 @@
       <w:color w:val="595959" w:themeColor="text1" w:themeTint="A6"/>
     </w:rPr>
   </w:style>
-  <w:style w:type="paragraph" w:styleId="Caption">
+  <w:style w:type="paragraph" w:styleId="Kpalrs">
     <w:name w:val="caption"/>
-    <w:basedOn w:val="Normal"/>
-    <w:next w:val="Normal"/>
+    <w:basedOn w:val="Norml"/>
+    <w:next w:val="Norml"/>
     <w:uiPriority w:val="35"/>
     <w:semiHidden/>
     <w:unhideWhenUsed/>
@@ -12944,11 +12370,11 @@
       <w:szCs w:val="20"/>
     </w:rPr>
   </w:style>
-  <w:style w:type="paragraph" w:styleId="Title">
+  <w:style w:type="paragraph" w:styleId="Cm">
     <w:name w:val="Title"/>
-    <w:basedOn w:val="Normal"/>
-    <w:next w:val="Normal"/>
-    <w:link w:val="TitleChar"/>
+    <w:basedOn w:val="Norml"/>
+    <w:next w:val="Norml"/>
+    <w:link w:val="CmChar"/>
     <w:uiPriority w:val="10"/>
     <w:qFormat/>
     <w:rsid w:val="00317672"/>
@@ -12964,10 +12390,10 @@
       <w:szCs w:val="80"/>
     </w:rPr>
   </w:style>
-  <w:style w:type="character" w:customStyle="1" w:styleId="TitleChar">
-    <w:name w:val="Title Char"/>
-    <w:basedOn w:val="DefaultParagraphFont"/>
-    <w:link w:val="Title"/>
+  <w:style w:type="character" w:customStyle="1" w:styleId="CmChar">
+    <w:name w:val="Cím Char"/>
+    <w:basedOn w:val="Bekezdsalapbettpusa"/>
+    <w:link w:val="Cm"/>
     <w:uiPriority w:val="10"/>
     <w:rsid w:val="00317672"/>
     <w:rPr>
@@ -12978,11 +12404,11 @@
       <w:szCs w:val="80"/>
     </w:rPr>
   </w:style>
-  <w:style w:type="paragraph" w:styleId="Subtitle">
+  <w:style w:type="paragraph" w:styleId="Alcm">
     <w:name w:val="Subtitle"/>
-    <w:basedOn w:val="Normal"/>
-    <w:next w:val="Normal"/>
-    <w:link w:val="SubtitleChar"/>
+    <w:basedOn w:val="Norml"/>
+    <w:next w:val="Norml"/>
+    <w:link w:val="AlcmChar"/>
     <w:uiPriority w:val="11"/>
     <w:qFormat/>
     <w:rsid w:val="00317672"/>
@@ -12999,10 +12425,10 @@
       <w:szCs w:val="30"/>
     </w:rPr>
   </w:style>
-  <w:style w:type="character" w:customStyle="1" w:styleId="SubtitleChar">
-    <w:name w:val="Subtitle Char"/>
-    <w:basedOn w:val="DefaultParagraphFont"/>
-    <w:link w:val="Subtitle"/>
+  <w:style w:type="character" w:customStyle="1" w:styleId="AlcmChar">
+    <w:name w:val="Alcím Char"/>
+    <w:basedOn w:val="Bekezdsalapbettpusa"/>
+    <w:link w:val="Alcm"/>
     <w:uiPriority w:val="11"/>
     <w:rsid w:val="00317672"/>
     <w:rPr>
@@ -13012,9 +12438,9 @@
       <w:szCs w:val="30"/>
     </w:rPr>
   </w:style>
-  <w:style w:type="character" w:styleId="Strong">
+  <w:style w:type="character" w:styleId="Kiemels2">
     <w:name w:val="Strong"/>
-    <w:basedOn w:val="DefaultParagraphFont"/>
+    <w:basedOn w:val="Bekezdsalapbettpusa"/>
     <w:uiPriority w:val="22"/>
     <w:qFormat/>
     <w:rsid w:val="00317672"/>
@@ -13023,9 +12449,9 @@
       <w:bCs/>
     </w:rPr>
   </w:style>
-  <w:style w:type="character" w:styleId="Emphasis">
+  <w:style w:type="character" w:styleId="Kiemels">
     <w:name w:val="Emphasis"/>
-    <w:basedOn w:val="DefaultParagraphFont"/>
+    <w:basedOn w:val="Bekezdsalapbettpusa"/>
     <w:uiPriority w:val="20"/>
     <w:qFormat/>
     <w:rsid w:val="00317672"/>
@@ -13034,7 +12460,7 @@
       <w:iCs/>
     </w:rPr>
   </w:style>
-  <w:style w:type="paragraph" w:styleId="NoSpacing">
+  <w:style w:type="paragraph" w:styleId="Nincstrkz">
     <w:name w:val="No Spacing"/>
     <w:uiPriority w:val="1"/>
     <w:qFormat/>
@@ -13043,11 +12469,11 @@
       <w:spacing w:after="0" w:line="240" w:lineRule="auto"/>
     </w:pPr>
   </w:style>
-  <w:style w:type="paragraph" w:styleId="Quote">
+  <w:style w:type="paragraph" w:styleId="Idzet">
     <w:name w:val="Quote"/>
-    <w:basedOn w:val="Normal"/>
-    <w:next w:val="Normal"/>
-    <w:link w:val="QuoteChar"/>
+    <w:basedOn w:val="Norml"/>
+    <w:next w:val="Norml"/>
+    <w:link w:val="IdzetChar"/>
     <w:uiPriority w:val="29"/>
     <w:qFormat/>
     <w:rsid w:val="00317672"/>
@@ -13061,10 +12487,10 @@
       <w:iCs/>
     </w:rPr>
   </w:style>
-  <w:style w:type="character" w:customStyle="1" w:styleId="QuoteChar">
-    <w:name w:val="Quote Char"/>
-    <w:basedOn w:val="DefaultParagraphFont"/>
-    <w:link w:val="Quote"/>
+  <w:style w:type="character" w:customStyle="1" w:styleId="IdzetChar">
+    <w:name w:val="Idézet Char"/>
+    <w:basedOn w:val="Bekezdsalapbettpusa"/>
+    <w:link w:val="Idzet"/>
     <w:uiPriority w:val="29"/>
     <w:rsid w:val="00317672"/>
     <w:rPr>
@@ -13072,11 +12498,11 @@
       <w:iCs/>
     </w:rPr>
   </w:style>
-  <w:style w:type="paragraph" w:styleId="IntenseQuote">
+  <w:style w:type="paragraph" w:styleId="Kiemeltidzet">
     <w:name w:val="Intense Quote"/>
-    <w:basedOn w:val="Normal"/>
-    <w:next w:val="Normal"/>
-    <w:link w:val="IntenseQuoteChar"/>
+    <w:basedOn w:val="Norml"/>
+    <w:next w:val="Norml"/>
+    <w:link w:val="KiemeltidzetChar"/>
     <w:uiPriority w:val="30"/>
     <w:qFormat/>
     <w:rsid w:val="00317672"/>
@@ -13092,10 +12518,10 @@
       <w:szCs w:val="28"/>
     </w:rPr>
   </w:style>
-  <w:style w:type="character" w:customStyle="1" w:styleId="IntenseQuoteChar">
-    <w:name w:val="Intense Quote Char"/>
-    <w:basedOn w:val="DefaultParagraphFont"/>
-    <w:link w:val="IntenseQuote"/>
+  <w:style w:type="character" w:customStyle="1" w:styleId="KiemeltidzetChar">
+    <w:name w:val="Kiemelt idézet Char"/>
+    <w:basedOn w:val="Bekezdsalapbettpusa"/>
+    <w:link w:val="Kiemeltidzet"/>
     <w:uiPriority w:val="30"/>
     <w:rsid w:val="00317672"/>
     <w:rPr>
@@ -13105,9 +12531,9 @@
       <w:szCs w:val="28"/>
     </w:rPr>
   </w:style>
-  <w:style w:type="character" w:styleId="SubtleEmphasis">
+  <w:style w:type="character" w:styleId="Finomkiemels">
     <w:name w:val="Subtle Emphasis"/>
-    <w:basedOn w:val="DefaultParagraphFont"/>
+    <w:basedOn w:val="Bekezdsalapbettpusa"/>
     <w:uiPriority w:val="19"/>
     <w:qFormat/>
     <w:rsid w:val="00317672"/>
@@ -13117,9 +12543,9 @@
       <w:color w:val="595959" w:themeColor="text1" w:themeTint="A6"/>
     </w:rPr>
   </w:style>
-  <w:style w:type="character" w:styleId="IntenseEmphasis">
+  <w:style w:type="character" w:styleId="Erskiemels">
     <w:name w:val="Intense Emphasis"/>
-    <w:basedOn w:val="DefaultParagraphFont"/>
+    <w:basedOn w:val="Bekezdsalapbettpusa"/>
     <w:uiPriority w:val="21"/>
     <w:qFormat/>
     <w:rsid w:val="00317672"/>
@@ -13130,9 +12556,9 @@
       <w:iCs/>
     </w:rPr>
   </w:style>
-  <w:style w:type="character" w:styleId="SubtleReference">
+  <w:style w:type="character" w:styleId="Finomhivatkozs">
     <w:name w:val="Subtle Reference"/>
-    <w:basedOn w:val="DefaultParagraphFont"/>
+    <w:basedOn w:val="Bekezdsalapbettpusa"/>
     <w:uiPriority w:val="31"/>
     <w:qFormat/>
     <w:rsid w:val="00317672"/>
@@ -13141,9 +12567,9 @@
       <w:color w:val="404040" w:themeColor="text1" w:themeTint="BF"/>
     </w:rPr>
   </w:style>
-  <w:style w:type="character" w:styleId="IntenseReference">
+  <w:style w:type="character" w:styleId="Ershivatkozs">
     <w:name w:val="Intense Reference"/>
-    <w:basedOn w:val="DefaultParagraphFont"/>
+    <w:basedOn w:val="Bekezdsalapbettpusa"/>
     <w:uiPriority w:val="32"/>
     <w:qFormat/>
     <w:rsid w:val="00317672"/>
@@ -13154,9 +12580,9 @@
       <w:u w:val="single"/>
     </w:rPr>
   </w:style>
-  <w:style w:type="character" w:styleId="BookTitle">
+  <w:style w:type="character" w:styleId="Knyvcme">
     <w:name w:val="Book Title"/>
-    <w:basedOn w:val="DefaultParagraphFont"/>
+    <w:basedOn w:val="Bekezdsalapbettpusa"/>
     <w:uiPriority w:val="33"/>
     <w:qFormat/>
     <w:rsid w:val="00317672"/>
@@ -13166,10 +12592,10 @@
       <w:smallCaps/>
     </w:rPr>
   </w:style>
-  <w:style w:type="paragraph" w:styleId="TOCHeading">
+  <w:style w:type="paragraph" w:styleId="Tartalomjegyzkcmsora">
     <w:name w:val="TOC Heading"/>
-    <w:basedOn w:val="Heading1"/>
-    <w:next w:val="Normal"/>
+    <w:basedOn w:val="Cmsor1"/>
+    <w:next w:val="Norml"/>
     <w:uiPriority w:val="39"/>
     <w:semiHidden/>
     <w:unhideWhenUsed/>
@@ -13179,9 +12605,9 @@
       <w:outlineLvl w:val="9"/>
     </w:pPr>
   </w:style>
-  <w:style w:type="paragraph" w:styleId="NormalWeb">
+  <w:style w:type="paragraph" w:styleId="NormlWeb">
     <w:name w:val="Normal (Web)"/>
-    <w:basedOn w:val="Normal"/>
+    <w:basedOn w:val="Norml"/>
     <w:uiPriority w:val="99"/>
     <w:unhideWhenUsed/>
     <w:rsid w:val="003B01C1"/>
@@ -13195,10 +12621,10 @@
       <w:lang w:eastAsia="en-GB"/>
     </w:rPr>
   </w:style>
-  <w:style w:type="character" w:customStyle="1" w:styleId="HeaderChar">
-    <w:name w:val="Header Char"/>
-    <w:basedOn w:val="DefaultParagraphFont"/>
-    <w:link w:val="Header"/>
+  <w:style w:type="character" w:customStyle="1" w:styleId="lfejChar">
+    <w:name w:val="Élőfej Char"/>
+    <w:basedOn w:val="Bekezdsalapbettpusa"/>
+    <w:link w:val="lfej"/>
     <w:uiPriority w:val="99"/>
     <w:rsid w:val="004E1FFA"/>
     <w:rPr>
@@ -13206,10 +12632,10 @@
       <w:lang w:val="hu-HU"/>
     </w:rPr>
   </w:style>
-  <w:style w:type="character" w:customStyle="1" w:styleId="FooterChar">
-    <w:name w:val="Footer Char"/>
-    <w:basedOn w:val="DefaultParagraphFont"/>
-    <w:link w:val="Footer"/>
+  <w:style w:type="character" w:customStyle="1" w:styleId="llbChar">
+    <w:name w:val="Élőláb Char"/>
+    <w:basedOn w:val="Bekezdsalapbettpusa"/>
+    <w:link w:val="llb"/>
     <w:uiPriority w:val="99"/>
     <w:rsid w:val="004E1FFA"/>
     <w:rPr>
@@ -13482,7 +12908,7 @@
 </file>
 
 <file path=customXml/itemProps1.xml><?xml version="1.0" encoding="utf-8"?>
-<ds:datastoreItem xmlns:ds="http://schemas.openxmlformats.org/officeDocument/2006/customXml" ds:itemID="{DE1F48B5-67A3-4182-89AF-18737E714F5F}">
+<ds:datastoreItem xmlns:ds="http://schemas.openxmlformats.org/officeDocument/2006/customXml" ds:itemID="{E8AB77B3-954D-47DB-8854-2A7DC85C9B15}">
   <ds:schemaRefs>
     <ds:schemaRef ds:uri="http://schemas.openxmlformats.org/officeDocument/2006/bibliography"/>
   </ds:schemaRefs>

--- a/Állatkerti dokumentáció 1.8.docx
+++ b/Állatkerti dokumentáció 1.8.docx
@@ -438,7 +438,7 @@
     </w:p>
     <w:p>
       <w:pPr>
-        <w:pStyle w:val="Cmsor1"/>
+        <w:pStyle w:val="Heading1"/>
         <w:spacing w:line="360" w:lineRule="auto"/>
         <w:rPr>
           <w:rFonts w:eastAsia="Aptos"/>
@@ -461,7 +461,7 @@
     </w:p>
     <w:p>
       <w:pPr>
-        <w:pStyle w:val="TJ1"/>
+        <w:pStyle w:val="TOC1"/>
         <w:tabs>
           <w:tab w:val="right" w:leader="dot" w:pos="9016"/>
         </w:tabs>
@@ -484,7 +484,7 @@
       <w:hyperlink w:anchor="_Toc220929803" w:history="1">
         <w:r>
           <w:rPr>
-            <w:rStyle w:val="Hiperhivatkozs"/>
+            <w:rStyle w:val="Hyperlink"/>
             <w:rFonts w:eastAsia="Roboto"/>
           </w:rPr>
           <w:t>Tartalomjegyzék</w:t>
@@ -534,7 +534,7 @@
     </w:p>
     <w:p>
       <w:pPr>
-        <w:pStyle w:val="TJ1"/>
+        <w:pStyle w:val="TOC1"/>
         <w:tabs>
           <w:tab w:val="right" w:leader="dot" w:pos="9016"/>
         </w:tabs>
@@ -548,7 +548,7 @@
       <w:hyperlink w:anchor="_Toc220929804" w:history="1">
         <w:r>
           <w:rPr>
-            <w:rStyle w:val="Hiperhivatkozs"/>
+            <w:rStyle w:val="Hyperlink"/>
             <w:rFonts w:eastAsia="Roboto"/>
           </w:rPr>
           <w:t>1. Bevezetés</w:t>
@@ -598,7 +598,7 @@
     </w:p>
     <w:p>
       <w:pPr>
-        <w:pStyle w:val="TJ1"/>
+        <w:pStyle w:val="TOC1"/>
         <w:tabs>
           <w:tab w:val="right" w:leader="dot" w:pos="9016"/>
         </w:tabs>
@@ -612,7 +612,7 @@
       <w:hyperlink w:anchor="_Toc220929805" w:history="1">
         <w:r>
           <w:rPr>
-            <w:rStyle w:val="Hiperhivatkozs"/>
+            <w:rStyle w:val="Hyperlink"/>
             <w:rFonts w:eastAsia="Roboto"/>
           </w:rPr>
           <w:t>2. Projekt célja</w:t>
@@ -662,7 +662,7 @@
     </w:p>
     <w:p>
       <w:pPr>
-        <w:pStyle w:val="TJ1"/>
+        <w:pStyle w:val="TOC1"/>
         <w:tabs>
           <w:tab w:val="right" w:leader="dot" w:pos="9016"/>
         </w:tabs>
@@ -676,7 +676,7 @@
       <w:hyperlink w:anchor="_Toc220929806" w:history="1">
         <w:r>
           <w:rPr>
-            <w:rStyle w:val="Hiperhivatkozs"/>
+            <w:rStyle w:val="Hyperlink"/>
             <w:rFonts w:eastAsia="Roboto"/>
           </w:rPr>
           <w:t>3. Résztvevők</w:t>
@@ -726,7 +726,7 @@
     </w:p>
     <w:p>
       <w:pPr>
-        <w:pStyle w:val="TJ1"/>
+        <w:pStyle w:val="TOC1"/>
         <w:tabs>
           <w:tab w:val="right" w:leader="dot" w:pos="9016"/>
         </w:tabs>
@@ -740,21 +740,21 @@
       <w:hyperlink w:anchor="_Toc220929807" w:history="1">
         <w:r>
           <w:rPr>
-            <w:rStyle w:val="Hiperhivatkozs"/>
+            <w:rStyle w:val="Hyperlink"/>
             <w:rFonts w:eastAsia="Roboto"/>
           </w:rPr>
           <w:t>4. Hálózati felépítés</w:t>
         </w:r>
         <w:r>
           <w:rPr>
-            <w:rStyle w:val="Hiperhivatkozs"/>
+            <w:rStyle w:val="Hyperlink"/>
             <w:rFonts w:eastAsia="Aptos"/>
           </w:rPr>
           <w:t xml:space="preserve">  </w:t>
         </w:r>
         <w:r>
           <w:rPr>
-            <w:rStyle w:val="Hiperhivatkozs"/>
+            <w:rStyle w:val="Hyperlink"/>
             <w:rFonts w:eastAsia="Roboto"/>
           </w:rPr>
           <w:t>, topológia</w:t>
@@ -804,7 +804,7 @@
     </w:p>
     <w:p>
       <w:pPr>
-        <w:pStyle w:val="TJ1"/>
+        <w:pStyle w:val="TOC1"/>
         <w:tabs>
           <w:tab w:val="right" w:leader="dot" w:pos="9016"/>
         </w:tabs>
@@ -818,7 +818,7 @@
       <w:hyperlink w:anchor="_Toc220929808" w:history="1">
         <w:r>
           <w:rPr>
-            <w:rStyle w:val="Hiperhivatkozs"/>
+            <w:rStyle w:val="Hyperlink"/>
           </w:rPr>
           <w:t>5. Szerverek és Virtualizáció</w:t>
         </w:r>
@@ -867,7 +867,7 @@
     </w:p>
     <w:p>
       <w:pPr>
-        <w:pStyle w:val="TJ1"/>
+        <w:pStyle w:val="TOC1"/>
         <w:tabs>
           <w:tab w:val="right" w:leader="dot" w:pos="9016"/>
         </w:tabs>
@@ -881,7 +881,7 @@
       <w:hyperlink w:anchor="_Toc220929809" w:history="1">
         <w:r>
           <w:rPr>
-            <w:rStyle w:val="Hiperhivatkozs"/>
+            <w:rStyle w:val="Hyperlink"/>
             <w:rFonts w:eastAsia="Aptos"/>
           </w:rPr>
           <w:t>6. Biztonság (Tűzfal és VPN)</w:t>
@@ -931,7 +931,7 @@
     </w:p>
     <w:p>
       <w:pPr>
-        <w:pStyle w:val="TJ1"/>
+        <w:pStyle w:val="TOC1"/>
         <w:tabs>
           <w:tab w:val="right" w:leader="dot" w:pos="9016"/>
         </w:tabs>
@@ -945,7 +945,7 @@
       <w:hyperlink w:anchor="_Toc220929810" w:history="1">
         <w:r>
           <w:rPr>
-            <w:rStyle w:val="Hiperhivatkozs"/>
+            <w:rStyle w:val="Hyperlink"/>
             <w:rFonts w:eastAsia="Aptos"/>
           </w:rPr>
           <w:t>7. Dinamikus Forgalomirányítás (EIGRP)</w:t>
@@ -995,7 +995,7 @@
     </w:p>
     <w:p>
       <w:pPr>
-        <w:pStyle w:val="TJ1"/>
+        <w:pStyle w:val="TOC1"/>
         <w:tabs>
           <w:tab w:val="right" w:leader="dot" w:pos="9016"/>
         </w:tabs>
@@ -1009,7 +1009,7 @@
       <w:hyperlink w:anchor="_Toc220929811" w:history="1">
         <w:r>
           <w:rPr>
-            <w:rStyle w:val="Hiperhivatkozs"/>
+            <w:rStyle w:val="Hyperlink"/>
             <w:rFonts w:eastAsia="Roboto"/>
           </w:rPr>
           <w:t>8. IP-címzés (példa)</w:t>
@@ -1059,7 +1059,7 @@
     </w:p>
     <w:p>
       <w:pPr>
-        <w:pStyle w:val="TJ1"/>
+        <w:pStyle w:val="TOC1"/>
         <w:tabs>
           <w:tab w:val="right" w:leader="dot" w:pos="9016"/>
         </w:tabs>
@@ -1073,7 +1073,7 @@
       <w:hyperlink w:anchor="_Toc220929812" w:history="1">
         <w:r>
           <w:rPr>
-            <w:rStyle w:val="Hiperhivatkozs"/>
+            <w:rStyle w:val="Hyperlink"/>
             <w:rFonts w:eastAsia="Roboto"/>
           </w:rPr>
           <w:t>9. Vezeték nélküli hálózatok (WLAN)</w:t>
@@ -1123,7 +1123,7 @@
     </w:p>
     <w:p>
       <w:pPr>
-        <w:pStyle w:val="TJ1"/>
+        <w:pStyle w:val="TOC1"/>
         <w:tabs>
           <w:tab w:val="right" w:leader="dot" w:pos="9016"/>
         </w:tabs>
@@ -1137,7 +1137,7 @@
       <w:hyperlink w:anchor="_Toc220929813" w:history="1">
         <w:r>
           <w:rPr>
-            <w:rStyle w:val="Hiperhivatkozs"/>
+            <w:rStyle w:val="Hyperlink"/>
           </w:rPr>
           <w:t>10. Automatizálás</w:t>
         </w:r>
@@ -1186,7 +1186,7 @@
     </w:p>
     <w:p>
       <w:pPr>
-        <w:pStyle w:val="TJ1"/>
+        <w:pStyle w:val="TOC1"/>
         <w:tabs>
           <w:tab w:val="right" w:leader="dot" w:pos="9016"/>
         </w:tabs>
@@ -1200,7 +1200,7 @@
       <w:hyperlink w:anchor="_Toc220929814" w:history="1">
         <w:r>
           <w:rPr>
-            <w:rStyle w:val="Hiperhivatkozs"/>
+            <w:rStyle w:val="Hyperlink"/>
             <w:rFonts w:eastAsia="Roboto"/>
           </w:rPr>
           <w:t>11. Összegzés</w:t>
@@ -1250,7 +1250,7 @@
     </w:p>
     <w:p>
       <w:pPr>
-        <w:pStyle w:val="TJ1"/>
+        <w:pStyle w:val="TOC1"/>
         <w:tabs>
           <w:tab w:val="right" w:leader="dot" w:pos="9016"/>
         </w:tabs>
@@ -1264,7 +1264,7 @@
       <w:hyperlink w:anchor="_Toc220929815" w:history="1">
         <w:r>
           <w:rPr>
-            <w:rStyle w:val="Hiperhivatkozs"/>
+            <w:rStyle w:val="Hyperlink"/>
           </w:rPr>
           <w:t>12. Tesztelés</w:t>
         </w:r>
@@ -1313,7 +1313,7 @@
     </w:p>
     <w:p>
       <w:pPr>
-        <w:pStyle w:val="TJ1"/>
+        <w:pStyle w:val="TOC1"/>
         <w:tabs>
           <w:tab w:val="right" w:leader="dot" w:pos="9016"/>
         </w:tabs>
@@ -1327,7 +1327,7 @@
       <w:hyperlink w:anchor="_Toc220929816" w:history="1">
         <w:r>
           <w:rPr>
-            <w:rStyle w:val="Hiperhivatkozs"/>
+            <w:rStyle w:val="Hyperlink"/>
           </w:rPr>
           <w:t>13.Angol Összefoglaló</w:t>
         </w:r>
@@ -1376,7 +1376,7 @@
     </w:p>
     <w:p>
       <w:pPr>
-        <w:pStyle w:val="TJ1"/>
+        <w:pStyle w:val="TOC1"/>
         <w:tabs>
           <w:tab w:val="right" w:leader="dot" w:pos="9016"/>
         </w:tabs>
@@ -1390,7 +1390,7 @@
       <w:hyperlink w:anchor="_Toc220929817" w:history="1">
         <w:r>
           <w:rPr>
-            <w:rStyle w:val="Hiperhivatkozs"/>
+            <w:rStyle w:val="Hyperlink"/>
           </w:rPr>
           <w:t>14. Mellékletek</w:t>
         </w:r>
@@ -1470,7 +1470,7 @@
     </w:p>
     <w:p>
       <w:pPr>
-        <w:pStyle w:val="Cmsor1"/>
+        <w:pStyle w:val="Heading1"/>
         <w:spacing w:line="360" w:lineRule="auto"/>
       </w:pPr>
       <w:r>
@@ -1694,7 +1694,7 @@
     </w:p>
     <w:tbl>
       <w:tblPr>
-        <w:tblStyle w:val="Tblzatrcsos5stt3jellszn"/>
+        <w:tblStyle w:val="GridTable5Dark-Accent3"/>
         <w:tblW w:w="9206" w:type="dxa"/>
         <w:tblInd w:w="-120" w:type="dxa"/>
         <w:tblLook w:val="06A0" w:firstRow="1" w:lastRow="0" w:firstColumn="1" w:lastColumn="0" w:noHBand="1" w:noVBand="1"/>
@@ -3929,7 +3929,7 @@
     </w:p>
     <w:p>
       <w:pPr>
-        <w:pStyle w:val="Cmsor1"/>
+        <w:pStyle w:val="Heading1"/>
         <w:spacing w:line="360" w:lineRule="auto"/>
         <w:rPr>
           <w:rFonts w:eastAsia="Roboto"/>
@@ -3938,7 +3938,7 @@
     </w:p>
     <w:p>
       <w:pPr>
-        <w:pStyle w:val="Cmsor1"/>
+        <w:pStyle w:val="Heading1"/>
         <w:spacing w:line="360" w:lineRule="auto"/>
       </w:pPr>
       <w:bookmarkStart w:id="2" w:name="_Toc220929805"/>
@@ -3958,7 +3958,7 @@
     </w:p>
     <w:p>
       <w:pPr>
-        <w:pStyle w:val="Cmsor2"/>
+        <w:pStyle w:val="Heading2"/>
         <w:spacing w:line="360" w:lineRule="auto"/>
       </w:pPr>
       <w:r>
@@ -3980,7 +3980,7 @@
     </w:p>
     <w:p>
       <w:pPr>
-        <w:pStyle w:val="NormlWeb"/>
+        <w:pStyle w:val="NormalWeb"/>
         <w:spacing w:line="360" w:lineRule="auto"/>
       </w:pPr>
       <w:r>
@@ -3999,7 +3999,7 @@
     </w:p>
     <w:p>
       <w:pPr>
-        <w:pStyle w:val="Cmsor2"/>
+        <w:pStyle w:val="Heading2"/>
         <w:spacing w:line="360" w:lineRule="auto"/>
       </w:pPr>
       <w:r>
@@ -4008,7 +4008,7 @@
     </w:p>
     <w:p>
       <w:pPr>
-        <w:pStyle w:val="NormlWeb"/>
+        <w:pStyle w:val="NormalWeb"/>
         <w:spacing w:line="360" w:lineRule="auto"/>
       </w:pPr>
       <w:r>
@@ -4027,7 +4027,7 @@
     </w:p>
     <w:p>
       <w:pPr>
-        <w:pStyle w:val="Cmsor2"/>
+        <w:pStyle w:val="Heading2"/>
         <w:spacing w:line="360" w:lineRule="auto"/>
       </w:pPr>
       <w:r>
@@ -4037,7 +4037,7 @@
     </w:p>
     <w:p>
       <w:pPr>
-        <w:pStyle w:val="NormlWeb"/>
+        <w:pStyle w:val="NormalWeb"/>
         <w:spacing w:line="360" w:lineRule="auto"/>
       </w:pPr>
       <w:r>
@@ -4056,7 +4056,7 @@
     </w:p>
     <w:p>
       <w:pPr>
-        <w:pStyle w:val="Cmsor2"/>
+        <w:pStyle w:val="Heading2"/>
         <w:spacing w:line="360" w:lineRule="auto"/>
       </w:pPr>
       <w:r>
@@ -4065,7 +4065,7 @@
     </w:p>
     <w:p>
       <w:pPr>
-        <w:pStyle w:val="NormlWeb"/>
+        <w:pStyle w:val="NormalWeb"/>
         <w:spacing w:line="360" w:lineRule="auto"/>
       </w:pPr>
       <w:r>
@@ -4130,7 +4130,7 @@
     </w:p>
     <w:p>
       <w:pPr>
-        <w:pStyle w:val="Cmsor1"/>
+        <w:pStyle w:val="Heading1"/>
         <w:spacing w:line="360" w:lineRule="auto"/>
       </w:pPr>
       <w:bookmarkStart w:id="3" w:name="_Toc220929806"/>
@@ -4150,7 +4150,7 @@
     </w:p>
     <w:tbl>
       <w:tblPr>
-        <w:tblStyle w:val="Tblzatrcsos5stt3jellszn"/>
+        <w:tblStyle w:val="GridTable5Dark-Accent3"/>
         <w:tblW w:w="0" w:type="auto"/>
         <w:tblLook w:val="06A0" w:firstRow="1" w:lastRow="0" w:firstColumn="1" w:lastColumn="0" w:noHBand="1" w:noVBand="1"/>
       </w:tblPr>
@@ -4361,7 +4361,7 @@
     </w:p>
     <w:p>
       <w:pPr>
-        <w:pStyle w:val="Cmsor1"/>
+        <w:pStyle w:val="Heading1"/>
         <w:spacing w:line="360" w:lineRule="auto"/>
         <w:rPr>
           <w:rFonts w:eastAsia="Roboto"/>
@@ -4829,7 +4829,7 @@
     </w:p>
     <w:p>
       <w:pPr>
-        <w:pStyle w:val="Cmsor1"/>
+        <w:pStyle w:val="Heading1"/>
         <w:spacing w:line="360" w:lineRule="auto"/>
       </w:pPr>
       <w:bookmarkStart w:id="5" w:name="_Toc220929808"/>
@@ -4844,7 +4844,7 @@
     </w:p>
     <w:p>
       <w:pPr>
-        <w:pStyle w:val="NormlWeb"/>
+        <w:pStyle w:val="NormalWeb"/>
         <w:spacing w:line="360" w:lineRule="auto"/>
         <w:rPr>
           <w:noProof w:val="0"/>
@@ -4856,7 +4856,7 @@
     </w:p>
     <w:p>
       <w:pPr>
-        <w:pStyle w:val="Cmsor3"/>
+        <w:pStyle w:val="Heading3"/>
         <w:spacing w:line="360" w:lineRule="auto"/>
         <w:rPr>
           <w:rFonts w:ascii="Times New Roman" w:hAnsi="Times New Roman" w:cs="Times New Roman"/>
@@ -4875,7 +4875,7 @@
     </w:p>
     <w:p>
       <w:pPr>
-        <w:pStyle w:val="NormlWeb"/>
+        <w:pStyle w:val="NormalWeb"/>
         <w:spacing w:line="360" w:lineRule="auto"/>
       </w:pPr>
       <w:r>
@@ -4884,7 +4884,7 @@
     </w:p>
     <w:p>
       <w:pPr>
-        <w:pStyle w:val="NormlWeb"/>
+        <w:pStyle w:val="NormalWeb"/>
         <w:numPr>
           <w:ilvl w:val="0"/>
           <w:numId w:val="2"/>
@@ -4897,7 +4897,7 @@
     </w:p>
     <w:p>
       <w:pPr>
-        <w:pStyle w:val="NormlWeb"/>
+        <w:pStyle w:val="NormalWeb"/>
         <w:numPr>
           <w:ilvl w:val="0"/>
           <w:numId w:val="2"/>
@@ -4910,7 +4910,7 @@
     </w:p>
     <w:p>
       <w:pPr>
-        <w:pStyle w:val="NormlWeb"/>
+        <w:pStyle w:val="NormalWeb"/>
         <w:numPr>
           <w:ilvl w:val="0"/>
           <w:numId w:val="2"/>
@@ -4923,7 +4923,7 @@
     </w:p>
     <w:p>
       <w:pPr>
-        <w:pStyle w:val="NormlWeb"/>
+        <w:pStyle w:val="NormalWeb"/>
         <w:numPr>
           <w:ilvl w:val="0"/>
           <w:numId w:val="2"/>
@@ -5389,7 +5389,7 @@
     </w:p>
     <w:tbl>
       <w:tblPr>
-        <w:tblStyle w:val="Tblzatrcsos5stt3jellszn"/>
+        <w:tblStyle w:val="GridTable5Dark-Accent3"/>
         <w:tblW w:w="10996" w:type="dxa"/>
         <w:tblInd w:w="-988" w:type="dxa"/>
         <w:tblLook w:val="06A0" w:firstRow="1" w:lastRow="0" w:firstColumn="1" w:lastColumn="0" w:noHBand="1" w:noVBand="1"/>
@@ -6493,8 +6493,6 @@
               </w:rPr>
               <w:t>Routerek közötti kapcsolatok</w:t>
             </w:r>
-            <w:bookmarkStart w:id="6" w:name="_GoBack"/>
-            <w:bookmarkEnd w:id="6"/>
           </w:p>
         </w:tc>
       </w:tr>
@@ -6518,7 +6516,7 @@
       </w:pPr>
       <w:r>
         <w:rPr>
-          <w:rStyle w:val="Kiemels2"/>
+          <w:rStyle w:val="Strong"/>
           <w:rFonts w:ascii="Times New Roman" w:hAnsi="Times New Roman" w:cs="Times New Roman"/>
           <w:sz w:val="24"/>
           <w:szCs w:val="24"/>
@@ -6544,13 +6542,13 @@
     </w:p>
     <w:p>
       <w:pPr>
-        <w:pStyle w:val="Cmsor1"/>
+        <w:pStyle w:val="Heading1"/>
         <w:spacing w:line="360" w:lineRule="auto"/>
         <w:rPr>
           <w:rFonts w:eastAsia="Aptos"/>
         </w:rPr>
       </w:pPr>
-      <w:bookmarkStart w:id="7" w:name="_Toc220929809"/>
+      <w:bookmarkStart w:id="6" w:name="_Toc220929809"/>
       <w:r>
         <w:rPr>
           <w:rFonts w:eastAsia="Aptos"/>
@@ -6563,7 +6561,7 @@
         </w:rPr>
         <w:t>. Biztonság (Tűzfal és VPN)</w:t>
       </w:r>
-      <w:bookmarkEnd w:id="7"/>
+      <w:bookmarkEnd w:id="6"/>
     </w:p>
     <w:p>
       <w:pPr>
@@ -6782,14 +6780,14 @@
     </w:p>
     <w:p>
       <w:pPr>
-        <w:pStyle w:val="Cmsor1"/>
+        <w:pStyle w:val="Heading1"/>
         <w:spacing w:line="360" w:lineRule="auto"/>
         <w:rPr>
           <w:rFonts w:eastAsia="Aptos"/>
           <w:color w:val="11B1EA" w:themeColor="accent2" w:themeShade="BF"/>
         </w:rPr>
       </w:pPr>
-      <w:bookmarkStart w:id="8" w:name="_Toc220929810"/>
+      <w:bookmarkStart w:id="7" w:name="_Toc220929810"/>
       <w:r>
         <w:rPr>
           <w:rFonts w:eastAsia="Aptos"/>
@@ -6802,7 +6800,7 @@
         </w:rPr>
         <w:t>. Dinamikus Forgalomirányítás (EIGRP)</w:t>
       </w:r>
-      <w:bookmarkEnd w:id="8"/>
+      <w:bookmarkEnd w:id="7"/>
     </w:p>
     <w:p>
       <w:pPr>
@@ -7051,13 +7049,13 @@
     </w:p>
     <w:p>
       <w:pPr>
-        <w:pStyle w:val="Cmsor1"/>
+        <w:pStyle w:val="Heading1"/>
         <w:spacing w:line="360" w:lineRule="auto"/>
         <w:rPr>
           <w:rFonts w:eastAsia="Aptos"/>
         </w:rPr>
       </w:pPr>
-      <w:bookmarkStart w:id="9" w:name="_Toc220929811"/>
+      <w:bookmarkStart w:id="8" w:name="_Toc220929811"/>
       <w:r>
         <w:rPr>
           <w:rFonts w:eastAsia="Roboto"/>
@@ -7070,7 +7068,7 @@
         </w:rPr>
         <w:t>. IP-címzés (példa)</w:t>
       </w:r>
-      <w:bookmarkEnd w:id="9"/>
+      <w:bookmarkEnd w:id="8"/>
       <w:r>
         <w:rPr>
           <w:rFonts w:eastAsia="Aptos"/>
@@ -7237,13 +7235,13 @@
     </w:p>
     <w:p>
       <w:pPr>
-        <w:pStyle w:val="Cmsor1"/>
+        <w:pStyle w:val="Heading1"/>
         <w:spacing w:line="360" w:lineRule="auto"/>
         <w:rPr>
           <w:rFonts w:eastAsia="Roboto"/>
         </w:rPr>
       </w:pPr>
-      <w:bookmarkStart w:id="10" w:name="_Toc220929812"/>
+      <w:bookmarkStart w:id="9" w:name="_Toc220929812"/>
       <w:r>
         <w:rPr>
           <w:rFonts w:eastAsia="Roboto"/>
@@ -7262,11 +7260,11 @@
         </w:rPr>
         <w:t>Vezeték nélküli hálózatok (WLAN)</w:t>
       </w:r>
-      <w:bookmarkEnd w:id="10"/>
+      <w:bookmarkEnd w:id="9"/>
     </w:p>
     <w:tbl>
       <w:tblPr>
-        <w:tblStyle w:val="Tblzatrcsos5stt3jellszn"/>
+        <w:tblStyle w:val="GridTable5Dark-Accent3"/>
         <w:tblW w:w="0" w:type="auto"/>
         <w:tblLook w:val="04A0" w:firstRow="1" w:lastRow="0" w:firstColumn="1" w:lastColumn="0" w:noHBand="0" w:noVBand="1"/>
       </w:tblPr>
@@ -7550,10 +7548,10 @@
     </w:p>
     <w:p>
       <w:pPr>
-        <w:pStyle w:val="Cmsor1"/>
-        <w:spacing w:line="360" w:lineRule="auto"/>
-      </w:pPr>
-      <w:bookmarkStart w:id="11" w:name="_Toc220929813"/>
+        <w:pStyle w:val="Heading1"/>
+        <w:spacing w:line="360" w:lineRule="auto"/>
+      </w:pPr>
+      <w:bookmarkStart w:id="10" w:name="_Toc220929813"/>
       <w:r>
         <w:t>1</w:t>
       </w:r>
@@ -7566,7 +7564,7 @@
       <w:r>
         <w:t>Automatizálás</w:t>
       </w:r>
-      <w:bookmarkEnd w:id="11"/>
+      <w:bookmarkEnd w:id="10"/>
     </w:p>
     <w:p>
       <w:pPr>
@@ -8005,7 +8003,7 @@
     </w:p>
     <w:p>
       <w:pPr>
-        <w:pStyle w:val="Cmsor1"/>
+        <w:pStyle w:val="Heading1"/>
         <w:spacing w:line="360" w:lineRule="auto"/>
         <w:rPr>
           <w:rFonts w:eastAsia="Roboto"/>
@@ -8019,19 +8017,19 @@
     </w:p>
     <w:p>
       <w:pPr>
-        <w:pStyle w:val="Cmsor1"/>
-        <w:spacing w:line="360" w:lineRule="auto"/>
-      </w:pPr>
-    </w:p>
-    <w:p>
-      <w:pPr>
-        <w:pStyle w:val="Cmsor1"/>
+        <w:pStyle w:val="Heading1"/>
+        <w:spacing w:line="360" w:lineRule="auto"/>
+      </w:pPr>
+    </w:p>
+    <w:p>
+      <w:pPr>
+        <w:pStyle w:val="Heading1"/>
         <w:spacing w:line="360" w:lineRule="auto"/>
         <w:rPr>
           <w:rFonts w:eastAsia="Aptos"/>
         </w:rPr>
       </w:pPr>
-      <w:bookmarkStart w:id="12" w:name="_Toc220929814"/>
+      <w:bookmarkStart w:id="11" w:name="_Toc220929814"/>
       <w:r>
         <w:rPr>
           <w:rFonts w:eastAsia="Roboto"/>
@@ -8044,7 +8042,7 @@
         </w:rPr>
         <w:t>. Összegzés</w:t>
       </w:r>
-      <w:bookmarkEnd w:id="12"/>
+      <w:bookmarkEnd w:id="11"/>
       <w:r>
         <w:rPr>
           <w:rFonts w:eastAsia="Aptos"/>
@@ -8054,7 +8052,7 @@
     </w:p>
     <w:p>
       <w:pPr>
-        <w:pStyle w:val="NormlWeb"/>
+        <w:pStyle w:val="NormalWeb"/>
         <w:spacing w:line="360" w:lineRule="auto"/>
       </w:pPr>
       <w:r>
@@ -8063,7 +8061,7 @@
     </w:p>
     <w:p>
       <w:pPr>
-        <w:pStyle w:val="NormlWeb"/>
+        <w:pStyle w:val="NormalWeb"/>
         <w:spacing w:line="360" w:lineRule="auto"/>
       </w:pPr>
       <w:r>
@@ -8072,7 +8070,7 @@
     </w:p>
     <w:p>
       <w:pPr>
-        <w:pStyle w:val="NormlWeb"/>
+        <w:pStyle w:val="NormalWeb"/>
         <w:spacing w:line="360" w:lineRule="auto"/>
       </w:pPr>
       <w:r>
@@ -8081,10 +8079,10 @@
     </w:p>
     <w:p>
       <w:pPr>
-        <w:pStyle w:val="Cmsor1"/>
-        <w:spacing w:line="360" w:lineRule="auto"/>
-      </w:pPr>
-      <w:bookmarkStart w:id="13" w:name="_Toc220929815"/>
+        <w:pStyle w:val="Heading1"/>
+        <w:spacing w:line="360" w:lineRule="auto"/>
+      </w:pPr>
+      <w:bookmarkStart w:id="12" w:name="_Toc220929815"/>
       <w:r>
         <w:lastRenderedPageBreak/>
         <w:t>1</w:t>
@@ -8095,7 +8093,7 @@
       <w:r>
         <w:t>. Tesztelé</w:t>
       </w:r>
-      <w:bookmarkEnd w:id="13"/>
+      <w:bookmarkEnd w:id="12"/>
       <w:r>
         <w:t>s</w:t>
       </w:r>
@@ -8679,6 +8677,52 @@
           <w:rFonts w:ascii="Arial" w:eastAsia="Aptos" w:hAnsi="Arial" w:cs="Arial"/>
         </w:rPr>
       </w:pPr>
+      <w:r>
+        <w:rPr>
+          <w:rFonts w:ascii="Arial" w:eastAsia="Aptos" w:hAnsi="Arial" w:cs="Arial"/>
+        </w:rPr>
+        <w:drawing>
+          <wp:inline distT="0" distB="0" distL="0" distR="0" wp14:anchorId="7A29E5F7" wp14:editId="725E6CA5">
+            <wp:extent cx="5731510" cy="2940685"/>
+            <wp:effectExtent l="0" t="0" r="2540" b="0"/>
+            <wp:docPr id="14" name="Picture 14"/>
+            <wp:cNvGraphicFramePr>
+              <a:graphicFrameLocks xmlns:a="http://schemas.openxmlformats.org/drawingml/2006/main" noChangeAspect="1"/>
+            </wp:cNvGraphicFramePr>
+            <a:graphic xmlns:a="http://schemas.openxmlformats.org/drawingml/2006/main">
+              <a:graphicData uri="http://schemas.openxmlformats.org/drawingml/2006/picture">
+                <pic:pic xmlns:pic="http://schemas.openxmlformats.org/drawingml/2006/picture">
+                  <pic:nvPicPr>
+                    <pic:cNvPr id="14" name="Messenger_creation_26047444-6B55-49C9-AB8F-8E00CBFCBAD6.png"/>
+                    <pic:cNvPicPr/>
+                  </pic:nvPicPr>
+                  <pic:blipFill>
+                    <a:blip r:embed="rId14" cstate="print">
+                      <a:extLst>
+                        <a:ext uri="{28A0092B-C50C-407E-A947-70E740481C1C}">
+                          <a14:useLocalDpi xmlns:a14="http://schemas.microsoft.com/office/drawing/2010/main" val="0"/>
+                        </a:ext>
+                      </a:extLst>
+                    </a:blip>
+                    <a:stretch>
+                      <a:fillRect/>
+                    </a:stretch>
+                  </pic:blipFill>
+                  <pic:spPr>
+                    <a:xfrm>
+                      <a:off x="0" y="0"/>
+                      <a:ext cx="5731510" cy="2940685"/>
+                    </a:xfrm>
+                    <a:prstGeom prst="rect">
+                      <a:avLst/>
+                    </a:prstGeom>
+                  </pic:spPr>
+                </pic:pic>
+              </a:graphicData>
+            </a:graphic>
+          </wp:inline>
+        </w:drawing>
+      </w:r>
     </w:p>
     <w:p>
       <w:pPr>
@@ -8687,14 +8731,319 @@
           <w:rFonts w:ascii="Arial" w:eastAsia="Aptos" w:hAnsi="Arial" w:cs="Arial"/>
         </w:rPr>
       </w:pPr>
-    </w:p>
-    <w:p>
-      <w:pPr>
-        <w:pStyle w:val="Cmsor1"/>
+      <w:r>
+        <w:rPr>
+          <w:rFonts w:ascii="Arial" w:eastAsia="Aptos" w:hAnsi="Arial" w:cs="Arial"/>
+        </w:rPr>
+        <w:t>SSH létrehozása(Thukuna, GOJOOOO HELLOO GOJO</w:t>
+      </w:r>
+      <w:bookmarkStart w:id="13" w:name="_GoBack"/>
+      <w:bookmarkEnd w:id="13"/>
+      <w:r>
+        <w:rPr>
+          <w:rFonts w:ascii="Arial" w:eastAsia="Aptos" w:hAnsi="Arial" w:cs="Arial"/>
+        </w:rPr>
+        <w:t>, ew get out of my room : P, tu tu tukuna)</w:t>
+      </w:r>
+    </w:p>
+    <w:p>
+      <w:pPr>
+        <w:spacing w:after="240" w:line="360" w:lineRule="auto"/>
+        <w:rPr>
+          <w:rFonts w:ascii="Arial" w:eastAsia="Aptos" w:hAnsi="Arial" w:cs="Arial"/>
+        </w:rPr>
+      </w:pPr>
+      <w:r>
+        <w:rPr>
+          <w:rFonts w:ascii="Arial" w:eastAsia="Aptos" w:hAnsi="Arial" w:cs="Arial"/>
+        </w:rPr>
+        <w:drawing>
+          <wp:inline distT="0" distB="0" distL="0" distR="0" wp14:anchorId="5CA020D2" wp14:editId="61AB426E">
+            <wp:extent cx="5731510" cy="3223895"/>
+            <wp:effectExtent l="0" t="0" r="2540" b="0"/>
+            <wp:docPr id="10" name="Picture 10"/>
+            <wp:cNvGraphicFramePr>
+              <a:graphicFrameLocks xmlns:a="http://schemas.openxmlformats.org/drawingml/2006/main" noChangeAspect="1"/>
+            </wp:cNvGraphicFramePr>
+            <a:graphic xmlns:a="http://schemas.openxmlformats.org/drawingml/2006/main">
+              <a:graphicData uri="http://schemas.openxmlformats.org/drawingml/2006/picture">
+                <pic:pic xmlns:pic="http://schemas.openxmlformats.org/drawingml/2006/picture">
+                  <pic:nvPicPr>
+                    <pic:cNvPr id="10" name="Messenger_creation_2D2B90B1-FC5D-40F6-8F48-18EF790D661F.png"/>
+                    <pic:cNvPicPr/>
+                  </pic:nvPicPr>
+                  <pic:blipFill>
+                    <a:blip r:embed="rId15" cstate="print">
+                      <a:extLst>
+                        <a:ext uri="{28A0092B-C50C-407E-A947-70E740481C1C}">
+                          <a14:useLocalDpi xmlns:a14="http://schemas.microsoft.com/office/drawing/2010/main" val="0"/>
+                        </a:ext>
+                      </a:extLst>
+                    </a:blip>
+                    <a:stretch>
+                      <a:fillRect/>
+                    </a:stretch>
+                  </pic:blipFill>
+                  <pic:spPr>
+                    <a:xfrm>
+                      <a:off x="0" y="0"/>
+                      <a:ext cx="5731510" cy="3223895"/>
+                    </a:xfrm>
+                    <a:prstGeom prst="rect">
+                      <a:avLst/>
+                    </a:prstGeom>
+                  </pic:spPr>
+                </pic:pic>
+              </a:graphicData>
+            </a:graphic>
+          </wp:inline>
+        </w:drawing>
+      </w:r>
+    </w:p>
+    <w:p>
+      <w:pPr>
+        <w:spacing w:after="240" w:line="360" w:lineRule="auto"/>
+        <w:rPr>
+          <w:rFonts w:ascii="Arial" w:eastAsia="Aptos" w:hAnsi="Arial" w:cs="Arial"/>
+        </w:rPr>
+      </w:pPr>
+      <w:r>
+        <w:rPr>
+          <w:rFonts w:ascii="Arial" w:eastAsia="Aptos" w:hAnsi="Arial" w:cs="Arial"/>
+        </w:rPr>
+        <w:t>Crypto key RSA ellenőrzése. Crypto key RSA inspection</w:t>
+      </w:r>
+    </w:p>
+    <w:p>
+      <w:pPr>
+        <w:spacing w:after="240" w:line="360" w:lineRule="auto"/>
+        <w:rPr>
+          <w:rFonts w:ascii="Arial" w:eastAsia="Aptos" w:hAnsi="Arial" w:cs="Arial"/>
+        </w:rPr>
+      </w:pPr>
+      <w:r>
+        <w:rPr>
+          <w:rFonts w:ascii="Arial" w:eastAsia="Aptos" w:hAnsi="Arial" w:cs="Arial"/>
+        </w:rPr>
+        <w:lastRenderedPageBreak/>
+        <w:drawing>
+          <wp:inline distT="0" distB="0" distL="0" distR="0" wp14:anchorId="3CFFBEBF" wp14:editId="31CF7888">
+            <wp:extent cx="5731510" cy="2940685"/>
+            <wp:effectExtent l="0" t="0" r="2540" b="0"/>
+            <wp:docPr id="11" name="Picture 11"/>
+            <wp:cNvGraphicFramePr>
+              <a:graphicFrameLocks xmlns:a="http://schemas.openxmlformats.org/drawingml/2006/main" noChangeAspect="1"/>
+            </wp:cNvGraphicFramePr>
+            <a:graphic xmlns:a="http://schemas.openxmlformats.org/drawingml/2006/main">
+              <a:graphicData uri="http://schemas.openxmlformats.org/drawingml/2006/picture">
+                <pic:pic xmlns:pic="http://schemas.openxmlformats.org/drawingml/2006/picture">
+                  <pic:nvPicPr>
+                    <pic:cNvPr id="11" name="Messenger_creation_25DF4DB5-E025-49B8-8E25-4491E62CD38B.png"/>
+                    <pic:cNvPicPr/>
+                  </pic:nvPicPr>
+                  <pic:blipFill>
+                    <a:blip r:embed="rId16" cstate="print">
+                      <a:extLst>
+                        <a:ext uri="{28A0092B-C50C-407E-A947-70E740481C1C}">
+                          <a14:useLocalDpi xmlns:a14="http://schemas.microsoft.com/office/drawing/2010/main" val="0"/>
+                        </a:ext>
+                      </a:extLst>
+                    </a:blip>
+                    <a:stretch>
+                      <a:fillRect/>
+                    </a:stretch>
+                  </pic:blipFill>
+                  <pic:spPr>
+                    <a:xfrm>
+                      <a:off x="0" y="0"/>
+                      <a:ext cx="5731510" cy="2940685"/>
+                    </a:xfrm>
+                    <a:prstGeom prst="rect">
+                      <a:avLst/>
+                    </a:prstGeom>
+                  </pic:spPr>
+                </pic:pic>
+              </a:graphicData>
+            </a:graphic>
+          </wp:inline>
+        </w:drawing>
+      </w:r>
+    </w:p>
+    <w:p>
+      <w:pPr>
+        <w:spacing w:after="240" w:line="360" w:lineRule="auto"/>
+        <w:rPr>
+          <w:rFonts w:ascii="Arial" w:eastAsia="Aptos" w:hAnsi="Arial" w:cs="Arial"/>
+        </w:rPr>
+      </w:pPr>
+      <w:r>
+        <w:rPr>
+          <w:rFonts w:ascii="Arial" w:eastAsia="Aptos" w:hAnsi="Arial" w:cs="Arial"/>
+        </w:rPr>
+        <w:t>IPv6 prefix kiosztás DHCP-vel</w:t>
+      </w:r>
+    </w:p>
+    <w:p>
+      <w:pPr>
+        <w:spacing w:after="240" w:line="360" w:lineRule="auto"/>
+        <w:rPr>
+          <w:rFonts w:ascii="Arial" w:eastAsia="Aptos" w:hAnsi="Arial" w:cs="Arial"/>
+        </w:rPr>
+      </w:pPr>
+      <w:r>
+        <w:rPr>
+          <w:rFonts w:ascii="Arial" w:eastAsia="Aptos" w:hAnsi="Arial" w:cs="Arial"/>
+        </w:rPr>
+        <w:drawing>
+          <wp:inline distT="0" distB="0" distL="0" distR="0" wp14:anchorId="4E3F3321" wp14:editId="2FFB7384">
+            <wp:extent cx="5731510" cy="2940685"/>
+            <wp:effectExtent l="0" t="0" r="2540" b="0"/>
+            <wp:docPr id="12" name="Picture 12"/>
+            <wp:cNvGraphicFramePr>
+              <a:graphicFrameLocks xmlns:a="http://schemas.openxmlformats.org/drawingml/2006/main" noChangeAspect="1"/>
+            </wp:cNvGraphicFramePr>
+            <a:graphic xmlns:a="http://schemas.openxmlformats.org/drawingml/2006/main">
+              <a:graphicData uri="http://schemas.openxmlformats.org/drawingml/2006/picture">
+                <pic:pic xmlns:pic="http://schemas.openxmlformats.org/drawingml/2006/picture">
+                  <pic:nvPicPr>
+                    <pic:cNvPr id="12" name="Messenger_creation_4641E5A9-0A97-4265-8091-716938C65118.png"/>
+                    <pic:cNvPicPr/>
+                  </pic:nvPicPr>
+                  <pic:blipFill>
+                    <a:blip r:embed="rId17" cstate="print">
+                      <a:extLst>
+                        <a:ext uri="{28A0092B-C50C-407E-A947-70E740481C1C}">
+                          <a14:useLocalDpi xmlns:a14="http://schemas.microsoft.com/office/drawing/2010/main" val="0"/>
+                        </a:ext>
+                      </a:extLst>
+                    </a:blip>
+                    <a:stretch>
+                      <a:fillRect/>
+                    </a:stretch>
+                  </pic:blipFill>
+                  <pic:spPr>
+                    <a:xfrm>
+                      <a:off x="0" y="0"/>
+                      <a:ext cx="5731510" cy="2940685"/>
+                    </a:xfrm>
+                    <a:prstGeom prst="rect">
+                      <a:avLst/>
+                    </a:prstGeom>
+                  </pic:spPr>
+                </pic:pic>
+              </a:graphicData>
+            </a:graphic>
+          </wp:inline>
+        </w:drawing>
+      </w:r>
+    </w:p>
+    <w:p>
+      <w:pPr>
+        <w:spacing w:after="240" w:line="360" w:lineRule="auto"/>
+        <w:rPr>
+          <w:rFonts w:ascii="Arial" w:eastAsia="Aptos" w:hAnsi="Arial" w:cs="Arial"/>
+        </w:rPr>
+      </w:pPr>
+      <w:r>
+        <w:rPr>
+          <w:rFonts w:ascii="Arial" w:eastAsia="Aptos" w:hAnsi="Arial" w:cs="Arial"/>
+        </w:rPr>
+        <w:t>Egrip hogy kommunikáljanak a routerek egymással</w:t>
+      </w:r>
+    </w:p>
+    <w:p>
+      <w:pPr>
+        <w:spacing w:after="240" w:line="360" w:lineRule="auto"/>
+        <w:rPr>
+          <w:rFonts w:ascii="Arial" w:eastAsia="Aptos" w:hAnsi="Arial" w:cs="Arial"/>
+        </w:rPr>
+      </w:pPr>
+    </w:p>
+    <w:p>
+      <w:pPr>
+        <w:spacing w:after="240" w:line="360" w:lineRule="auto"/>
+        <w:rPr>
+          <w:rFonts w:ascii="Arial" w:eastAsia="Aptos" w:hAnsi="Arial" w:cs="Arial"/>
+        </w:rPr>
+      </w:pPr>
+    </w:p>
+    <w:p>
+      <w:pPr>
+        <w:pStyle w:val="Heading1"/>
         <w:spacing w:line="360" w:lineRule="auto"/>
         <w:jc w:val="both"/>
       </w:pPr>
       <w:bookmarkStart w:id="14" w:name="_Toc220929816"/>
+    </w:p>
+    <w:p>
+      <w:pPr>
+        <w:pStyle w:val="Heading1"/>
+        <w:spacing w:line="360" w:lineRule="auto"/>
+        <w:jc w:val="both"/>
+      </w:pPr>
+    </w:p>
+    <w:p>
+      <w:pPr>
+        <w:pStyle w:val="Heading1"/>
+        <w:spacing w:line="360" w:lineRule="auto"/>
+        <w:jc w:val="both"/>
+      </w:pPr>
+    </w:p>
+    <w:p>
+      <w:pPr>
+        <w:pStyle w:val="Heading1"/>
+        <w:spacing w:line="360" w:lineRule="auto"/>
+        <w:jc w:val="both"/>
+      </w:pPr>
+    </w:p>
+    <w:p>
+      <w:pPr>
+        <w:pStyle w:val="Heading1"/>
+        <w:spacing w:line="360" w:lineRule="auto"/>
+        <w:jc w:val="both"/>
+      </w:pPr>
+    </w:p>
+    <w:p>
+      <w:pPr>
+        <w:pStyle w:val="Heading1"/>
+        <w:spacing w:line="360" w:lineRule="auto"/>
+        <w:jc w:val="both"/>
+      </w:pPr>
+    </w:p>
+    <w:p>
+      <w:pPr>
+        <w:pStyle w:val="Heading1"/>
+        <w:spacing w:line="360" w:lineRule="auto"/>
+        <w:jc w:val="both"/>
+      </w:pPr>
+    </w:p>
+    <w:p>
+      <w:pPr>
+        <w:pStyle w:val="Heading1"/>
+        <w:spacing w:line="360" w:lineRule="auto"/>
+        <w:jc w:val="both"/>
+      </w:pPr>
+    </w:p>
+    <w:p>
+      <w:pPr>
+        <w:pStyle w:val="Heading1"/>
+        <w:spacing w:line="360" w:lineRule="auto"/>
+        <w:jc w:val="both"/>
+      </w:pPr>
+    </w:p>
+    <w:p>
+      <w:pPr>
+        <w:pStyle w:val="Heading1"/>
+        <w:spacing w:line="360" w:lineRule="auto"/>
+        <w:jc w:val="both"/>
+      </w:pPr>
+    </w:p>
+    <w:p>
+      <w:pPr>
+        <w:pStyle w:val="Heading1"/>
+        <w:spacing w:line="360" w:lineRule="auto"/>
+        <w:jc w:val="both"/>
+      </w:pPr>
       <w:r>
         <w:t>13.Angol Összefoglaló</w:t>
       </w:r>
@@ -8793,6 +9142,7 @@
           <w:sz w:val="24"/>
           <w:szCs w:val="24"/>
         </w:rPr>
+        <w:lastRenderedPageBreak/>
         <w:t>Our intentions</w:t>
       </w:r>
       <w:r>
@@ -8927,7 +9277,7 @@
     </w:p>
     <w:p>
       <w:pPr>
-        <w:pStyle w:val="Cmsor2"/>
+        <w:pStyle w:val="Heading2"/>
         <w:spacing w:line="360" w:lineRule="auto"/>
         <w:jc w:val="both"/>
       </w:pPr>
@@ -8937,7 +9287,7 @@
     </w:p>
     <w:p>
       <w:pPr>
-        <w:pStyle w:val="Cmsor3"/>
+        <w:pStyle w:val="Heading3"/>
         <w:spacing w:line="360" w:lineRule="auto"/>
         <w:jc w:val="both"/>
         <w:rPr>
@@ -9114,7 +9464,7 @@
     </w:p>
     <w:p>
       <w:pPr>
-        <w:pStyle w:val="Cmsor2"/>
+        <w:pStyle w:val="Heading2"/>
         <w:spacing w:line="360" w:lineRule="auto"/>
         <w:jc w:val="both"/>
         <w:rPr>
@@ -9131,7 +9481,6 @@
           <w:szCs w:val="24"/>
           <w:lang w:val="en-GB"/>
         </w:rPr>
-        <w:lastRenderedPageBreak/>
         <w:t>Network structure, and topology</w:t>
       </w:r>
     </w:p>
@@ -9221,7 +9570,7 @@
     </w:p>
     <w:p>
       <w:pPr>
-        <w:pStyle w:val="Cmsor2"/>
+        <w:pStyle w:val="Heading2"/>
         <w:spacing w:line="360" w:lineRule="auto"/>
         <w:jc w:val="both"/>
       </w:pPr>
@@ -9312,17 +9661,18 @@
     </w:p>
     <w:p>
       <w:pPr>
-        <w:pStyle w:val="Cmsor3"/>
+        <w:pStyle w:val="Heading3"/>
         <w:spacing w:line="360" w:lineRule="auto"/>
         <w:jc w:val="both"/>
         <w:rPr>
-          <w:rStyle w:val="Finomkiemels"/>
+          <w:rStyle w:val="SubtleEmphasis"/>
           <w:i w:val="0"/>
           <w:iCs w:val="0"/>
           <w:color w:val="404040" w:themeColor="text1" w:themeTint="BF"/>
         </w:rPr>
       </w:pPr>
       <w:r>
+        <w:lastRenderedPageBreak/>
         <w:t>5.1. Windows Server 2022 (Domain Controller)</w:t>
       </w:r>
     </w:p>
@@ -9331,7 +9681,7 @@
         <w:spacing w:line="360" w:lineRule="auto"/>
         <w:jc w:val="both"/>
         <w:rPr>
-          <w:rStyle w:val="Finomkiemels"/>
+          <w:rStyle w:val="SubtleEmphasis"/>
           <w:rFonts w:ascii="Times New Roman" w:hAnsi="Times New Roman" w:cs="Times New Roman"/>
           <w:i w:val="0"/>
           <w:color w:val="auto"/>
@@ -9341,7 +9691,7 @@
       </w:pPr>
       <w:r>
         <w:rPr>
-          <w:rStyle w:val="Finomkiemels"/>
+          <w:rStyle w:val="SubtleEmphasis"/>
           <w:rFonts w:ascii="Times New Roman" w:hAnsi="Times New Roman" w:cs="Times New Roman"/>
           <w:i w:val="0"/>
           <w:color w:val="auto"/>
@@ -9352,7 +9702,7 @@
       </w:r>
       <w:r>
         <w:rPr>
-          <w:rStyle w:val="Finomkiemels"/>
+          <w:rStyle w:val="SubtleEmphasis"/>
           <w:rFonts w:ascii="Times New Roman" w:hAnsi="Times New Roman" w:cs="Times New Roman"/>
           <w:i w:val="0"/>
           <w:color w:val="auto"/>
@@ -9363,7 +9713,7 @@
       </w:r>
       <w:r>
         <w:rPr>
-          <w:rStyle w:val="Finomkiemels"/>
+          <w:rStyle w:val="SubtleEmphasis"/>
           <w:rFonts w:ascii="Times New Roman" w:hAnsi="Times New Roman" w:cs="Times New Roman"/>
           <w:i w:val="0"/>
           <w:color w:val="auto"/>
@@ -9374,7 +9724,7 @@
       </w:r>
       <w:r>
         <w:rPr>
-          <w:rStyle w:val="Finomkiemels"/>
+          <w:rStyle w:val="SubtleEmphasis"/>
           <w:rFonts w:ascii="Times New Roman" w:hAnsi="Times New Roman" w:cs="Times New Roman"/>
           <w:i w:val="0"/>
           <w:color w:val="auto"/>
@@ -9385,7 +9735,7 @@
       </w:r>
       <w:r>
         <w:rPr>
-          <w:rStyle w:val="Finomkiemels"/>
+          <w:rStyle w:val="SubtleEmphasis"/>
           <w:rFonts w:ascii="Times New Roman" w:hAnsi="Times New Roman" w:cs="Times New Roman"/>
           <w:i w:val="0"/>
           <w:color w:val="auto"/>
@@ -9396,7 +9746,7 @@
       </w:r>
       <w:r>
         <w:rPr>
-          <w:rStyle w:val="Finomkiemels"/>
+          <w:rStyle w:val="SubtleEmphasis"/>
           <w:rFonts w:ascii="Times New Roman" w:hAnsi="Times New Roman" w:cs="Times New Roman"/>
           <w:i w:val="0"/>
           <w:color w:val="auto"/>
@@ -9407,7 +9757,7 @@
       </w:r>
       <w:r>
         <w:rPr>
-          <w:rStyle w:val="Finomkiemels"/>
+          <w:rStyle w:val="SubtleEmphasis"/>
           <w:rFonts w:ascii="Times New Roman" w:hAnsi="Times New Roman" w:cs="Times New Roman"/>
           <w:i w:val="0"/>
           <w:color w:val="auto"/>
@@ -9422,7 +9772,7 @@
         <w:spacing w:line="360" w:lineRule="auto"/>
         <w:jc w:val="both"/>
         <w:rPr>
-          <w:rStyle w:val="Finomkiemels"/>
+          <w:rStyle w:val="SubtleEmphasis"/>
           <w:rFonts w:ascii="Times New Roman" w:hAnsi="Times New Roman" w:cs="Times New Roman"/>
           <w:i w:val="0"/>
           <w:color w:val="auto"/>
@@ -9433,7 +9783,7 @@
     </w:p>
     <w:p>
       <w:pPr>
-        <w:pStyle w:val="Cmsor2"/>
+        <w:pStyle w:val="Heading2"/>
         <w:spacing w:line="360" w:lineRule="auto"/>
         <w:jc w:val="both"/>
         <w:rPr>
@@ -9444,7 +9794,7 @@
       </w:pPr>
       <w:r>
         <w:rPr>
-          <w:rStyle w:val="Finomkiemels"/>
+          <w:rStyle w:val="SubtleEmphasis"/>
           <w:rFonts w:ascii="Arial" w:hAnsi="Arial" w:cs="Arial"/>
           <w:i w:val="0"/>
           <w:color w:val="0070C0"/>
@@ -9453,7 +9803,7 @@
       </w:r>
       <w:r>
         <w:rPr>
-          <w:rStyle w:val="Finomkiemels"/>
+          <w:rStyle w:val="SubtleEmphasis"/>
           <w:rFonts w:ascii="Arial" w:hAnsi="Arial" w:cs="Arial"/>
           <w:i w:val="0"/>
           <w:color w:val="0070C0"/>
@@ -9635,7 +9985,7 @@
     </w:p>
     <w:p>
       <w:pPr>
-        <w:pStyle w:val="Cmsor2"/>
+        <w:pStyle w:val="Heading2"/>
         <w:spacing w:line="360" w:lineRule="auto"/>
         <w:jc w:val="both"/>
       </w:pPr>
@@ -9763,7 +10113,7 @@
     </w:p>
     <w:p>
       <w:pPr>
-        <w:pStyle w:val="Cmsor2"/>
+        <w:pStyle w:val="Heading2"/>
         <w:spacing w:line="360" w:lineRule="auto"/>
         <w:jc w:val="both"/>
       </w:pPr>
@@ -9876,7 +10226,7 @@
     </w:p>
     <w:p>
       <w:pPr>
-        <w:pStyle w:val="Cmsor2"/>
+        <w:pStyle w:val="Heading2"/>
         <w:spacing w:line="360" w:lineRule="auto"/>
         <w:rPr>
           <w:lang w:val="en-GB"/>
@@ -9963,13 +10313,13 @@
     </w:p>
     <w:p>
       <w:pPr>
-        <w:pStyle w:val="Cmsor2"/>
+        <w:pStyle w:val="Heading2"/>
         <w:spacing w:line="360" w:lineRule="auto"/>
         <w:jc w:val="both"/>
       </w:pPr>
       <w:r>
         <w:rPr>
-          <w:rStyle w:val="Finomkiemels"/>
+          <w:rStyle w:val="SubtleEmphasis"/>
           <w:i w:val="0"/>
           <w:iCs w:val="0"/>
           <w:color w:val="31479E" w:themeColor="accent1" w:themeShade="BF"/>
@@ -10502,12 +10852,11 @@
     </w:p>
     <w:p>
       <w:pPr>
-        <w:pStyle w:val="Cmsor1"/>
+        <w:pStyle w:val="Heading1"/>
         <w:spacing w:line="360" w:lineRule="auto"/>
       </w:pPr>
       <w:bookmarkStart w:id="15" w:name="_Toc220929817"/>
       <w:r>
-        <w:lastRenderedPageBreak/>
         <w:t>14</w:t>
       </w:r>
       <w:r>
@@ -10583,8 +10932,8 @@
       </w:pPr>
     </w:p>
     <w:sectPr>
-      <w:headerReference w:type="default" r:id="rId14"/>
-      <w:footerReference w:type="default" r:id="rId15"/>
+      <w:headerReference w:type="default" r:id="rId18"/>
+      <w:footerReference w:type="default" r:id="rId19"/>
       <w:pgSz w:w="11906" w:h="16838"/>
       <w:pgMar w:top="1440" w:right="1440" w:bottom="1440" w:left="1440" w:header="720" w:footer="720" w:gutter="0"/>
       <w:cols w:space="720"/>
@@ -10623,7 +10972,7 @@
 <w:ftr xmlns:wpc="http://schemas.microsoft.com/office/word/2010/wordprocessingCanvas" xmlns:cx="http://schemas.microsoft.com/office/drawing/2014/chartex" xmlns:cx1="http://schemas.microsoft.com/office/drawing/2015/9/8/chartex" xmlns:cx2="http://schemas.microsoft.com/office/drawing/2015/10/21/chartex" xmlns:cx3="http://schemas.microsoft.com/office/drawing/2016/5/9/chartex" xmlns:cx4="http://schemas.microsoft.com/office/drawing/2016/5/10/chartex" xmlns:cx5="http://schemas.microsoft.com/office/drawing/2016/5/11/chartex" xmlns:cx6="http://schemas.microsoft.com/office/drawing/2016/5/12/chartex" xmlns:cx7="http://schemas.microsoft.com/office/drawing/2016/5/13/chartex" xmlns:cx8="http://schemas.microsoft.com/office/drawing/2016/5/14/chartex" xmlns:mc="http://schemas.openxmlformats.org/markup-compatibility/2006" xmlns:aink="http://schemas.microsoft.com/office/drawing/2016/ink" xmlns:am3d="http://schemas.microsoft.com/office/drawing/2017/model3d" xmlns:o="urn:schemas-microsoft-com:office:office" xmlns:r="http://schemas.openxmlformats.org/officeDocument/2006/relationships" xmlns:m="http://schemas.openxmlformats.org/officeDocument/2006/math" xmlns:v="urn:schemas-microsoft-com:vml" xmlns:wp14="http://schemas.microsoft.com/office/word/2010/wordprocessingDrawing" xmlns:wp="http://schemas.openxmlformats.org/drawingml/2006/wordprocessingDrawing" xmlns:w10="urn:schemas-microsoft-com:office:word" xmlns:w="http://schemas.openxmlformats.org/wordprocessingml/2006/main" xmlns:w14="http://schemas.microsoft.com/office/word/2010/wordml" xmlns:w15="http://schemas.microsoft.com/office/word/2012/wordml" xmlns:w16cid="http://schemas.microsoft.com/office/word/2016/wordml/cid" xmlns:w16se="http://schemas.microsoft.com/office/word/2015/wordml/symex" xmlns:wpg="http://schemas.microsoft.com/office/word/2010/wordprocessingGroup" xmlns:wpi="http://schemas.microsoft.com/office/word/2010/wordprocessingInk" xmlns:wne="http://schemas.microsoft.com/office/word/2006/wordml" xmlns:wps="http://schemas.microsoft.com/office/word/2010/wordprocessingShape" mc:Ignorable="w14 w15 w16se w16cid wp14">
   <w:p>
     <w:pPr>
-      <w:pStyle w:val="llb"/>
+      <w:pStyle w:val="Footer"/>
       <w:jc w:val="right"/>
       <w:rPr>
         <w:sz w:val="32"/>
@@ -10713,7 +11062,7 @@
             </wp:anchor>
           </w:drawing>
         </mc:Choice>
-        <mc:Fallback xmlns:oel="http://schemas.microsoft.com/office/2019/extlst" xmlns:w16cex="http://schemas.microsoft.com/office/word/2018/wordml/cex" xmlns:w16="http://schemas.microsoft.com/office/word/2018/wordml" xmlns:w16sdtdh="http://schemas.microsoft.com/office/word/2020/wordml/sdtdatahash">
+        <mc:Fallback xmlns:w16sdtdh="http://schemas.microsoft.com/office/word/2020/wordml/sdtdatahash" xmlns:w16="http://schemas.microsoft.com/office/word/2018/wordml" xmlns:w16cex="http://schemas.microsoft.com/office/word/2018/wordml/cex" xmlns:oel="http://schemas.microsoft.com/office/2019/extlst">
           <w:pict>
             <v:rect w14:anchorId="262FAA43" id="Téglalap 3" o:spid="_x0000_s1026" style="position:absolute;margin-left:404.95pt;margin-top:-.4pt;width:78.75pt;height:19.5pt;z-index:-251653120;visibility:visible;mso-wrap-style:square;mso-width-percent:0;mso-wrap-distance-left:9pt;mso-wrap-distance-top:0;mso-wrap-distance-right:9pt;mso-wrap-distance-bottom:0;mso-position-horizontal:absolute;mso-position-horizontal-relative:margin;mso-position-vertical:absolute;mso-position-vertical-relative:text;mso-width-percent:0;mso-width-relative:margin;v-text-anchor:middle" o:gfxdata="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" fillcolor="white [3212]" stroked="f" strokeweight="1.5pt">
               <v:fill opacity="0" color2="black [3213]" rotate="t" focusposition=".5,.5" focussize="" colors="0 white;.25 white" focus="100%" type="gradientRadial"/>
@@ -10839,7 +11188,7 @@
   </w:p>
   <w:p>
     <w:pPr>
-      <w:pStyle w:val="llb"/>
+      <w:pStyle w:val="Footer"/>
     </w:pPr>
   </w:p>
 </w:ftr>
@@ -10874,7 +11223,7 @@
 <w:hdr xmlns:wpc="http://schemas.microsoft.com/office/word/2010/wordprocessingCanvas" xmlns:cx="http://schemas.microsoft.com/office/drawing/2014/chartex" xmlns:cx1="http://schemas.microsoft.com/office/drawing/2015/9/8/chartex" xmlns:cx2="http://schemas.microsoft.com/office/drawing/2015/10/21/chartex" xmlns:cx3="http://schemas.microsoft.com/office/drawing/2016/5/9/chartex" xmlns:cx4="http://schemas.microsoft.com/office/drawing/2016/5/10/chartex" xmlns:cx5="http://schemas.microsoft.com/office/drawing/2016/5/11/chartex" xmlns:cx6="http://schemas.microsoft.com/office/drawing/2016/5/12/chartex" xmlns:cx7="http://schemas.microsoft.com/office/drawing/2016/5/13/chartex" xmlns:cx8="http://schemas.microsoft.com/office/drawing/2016/5/14/chartex" xmlns:mc="http://schemas.openxmlformats.org/markup-compatibility/2006" xmlns:aink="http://schemas.microsoft.com/office/drawing/2016/ink" xmlns:am3d="http://schemas.microsoft.com/office/drawing/2017/model3d" xmlns:o="urn:schemas-microsoft-com:office:office" xmlns:r="http://schemas.openxmlformats.org/officeDocument/2006/relationships" xmlns:m="http://schemas.openxmlformats.org/officeDocument/2006/math" xmlns:v="urn:schemas-microsoft-com:vml" xmlns:wp14="http://schemas.microsoft.com/office/word/2010/wordprocessingDrawing" xmlns:wp="http://schemas.openxmlformats.org/drawingml/2006/wordprocessingDrawing" xmlns:w10="urn:schemas-microsoft-com:office:word" xmlns:w="http://schemas.openxmlformats.org/wordprocessingml/2006/main" xmlns:w14="http://schemas.microsoft.com/office/word/2010/wordml" xmlns:w15="http://schemas.microsoft.com/office/word/2012/wordml" xmlns:w16cid="http://schemas.microsoft.com/office/word/2016/wordml/cid" xmlns:w16se="http://schemas.microsoft.com/office/word/2015/wordml/symex" xmlns:wpg="http://schemas.microsoft.com/office/word/2010/wordprocessingGroup" xmlns:wpi="http://schemas.microsoft.com/office/word/2010/wordprocessingInk" xmlns:wne="http://schemas.microsoft.com/office/word/2006/wordml" xmlns:wps="http://schemas.microsoft.com/office/word/2010/wordprocessingShape" mc:Ignorable="w14 w15 w16se w16cid wp14">
   <w:p>
     <w:pPr>
-      <w:pStyle w:val="lfej"/>
+      <w:pStyle w:val="Header"/>
     </w:pPr>
     <w:r>
       <w:rPr>
@@ -11729,7 +12078,7 @@
     <w:lsdException w:name="Hashtag" w:semiHidden="1" w:unhideWhenUsed="1"/>
     <w:lsdException w:name="Unresolved Mention" w:semiHidden="1" w:unhideWhenUsed="1"/>
   </w:latentStyles>
-  <w:style w:type="paragraph" w:default="1" w:styleId="Norml">
+  <w:style w:type="paragraph" w:default="1" w:styleId="Normal">
     <w:name w:val="Normal"/>
     <w:qFormat/>
     <w:rsid w:val="007C580D"/>
@@ -11738,11 +12087,11 @@
       <w:lang w:val="hu-HU"/>
     </w:rPr>
   </w:style>
-  <w:style w:type="paragraph" w:styleId="Cmsor1">
+  <w:style w:type="paragraph" w:styleId="Heading1">
     <w:name w:val="heading 1"/>
-    <w:basedOn w:val="Norml"/>
-    <w:next w:val="Norml"/>
-    <w:link w:val="Cmsor1Char"/>
+    <w:basedOn w:val="Normal"/>
+    <w:next w:val="Normal"/>
+    <w:link w:val="Heading1Char"/>
     <w:uiPriority w:val="9"/>
     <w:qFormat/>
     <w:rsid w:val="00317672"/>
@@ -11762,11 +12111,11 @@
       <w:szCs w:val="36"/>
     </w:rPr>
   </w:style>
-  <w:style w:type="paragraph" w:styleId="Cmsor2">
+  <w:style w:type="paragraph" w:styleId="Heading2">
     <w:name w:val="heading 2"/>
-    <w:basedOn w:val="Norml"/>
-    <w:next w:val="Norml"/>
-    <w:link w:val="Cmsor2Char"/>
+    <w:basedOn w:val="Normal"/>
+    <w:next w:val="Normal"/>
+    <w:link w:val="Heading2Char"/>
     <w:uiPriority w:val="9"/>
     <w:unhideWhenUsed/>
     <w:qFormat/>
@@ -11784,11 +12133,11 @@
       <w:szCs w:val="28"/>
     </w:rPr>
   </w:style>
-  <w:style w:type="paragraph" w:styleId="Cmsor3">
+  <w:style w:type="paragraph" w:styleId="Heading3">
     <w:name w:val="heading 3"/>
-    <w:basedOn w:val="Norml"/>
-    <w:next w:val="Norml"/>
-    <w:link w:val="Cmsor3Char"/>
+    <w:basedOn w:val="Normal"/>
+    <w:next w:val="Normal"/>
+    <w:link w:val="Heading3Char"/>
     <w:uiPriority w:val="9"/>
     <w:unhideWhenUsed/>
     <w:qFormat/>
@@ -11806,11 +12155,11 @@
       <w:szCs w:val="26"/>
     </w:rPr>
   </w:style>
-  <w:style w:type="paragraph" w:styleId="Cmsor4">
+  <w:style w:type="paragraph" w:styleId="Heading4">
     <w:name w:val="heading 4"/>
-    <w:basedOn w:val="Norml"/>
-    <w:next w:val="Norml"/>
-    <w:link w:val="Cmsor4Char"/>
+    <w:basedOn w:val="Normal"/>
+    <w:next w:val="Normal"/>
+    <w:link w:val="Heading4Char"/>
     <w:uiPriority w:val="9"/>
     <w:semiHidden/>
     <w:unhideWhenUsed/>
@@ -11828,11 +12177,11 @@
       <w:szCs w:val="24"/>
     </w:rPr>
   </w:style>
-  <w:style w:type="paragraph" w:styleId="Cmsor5">
+  <w:style w:type="paragraph" w:styleId="Heading5">
     <w:name w:val="heading 5"/>
-    <w:basedOn w:val="Norml"/>
-    <w:next w:val="Norml"/>
-    <w:link w:val="Cmsor5Char"/>
+    <w:basedOn w:val="Normal"/>
+    <w:next w:val="Normal"/>
+    <w:link w:val="Heading5Char"/>
     <w:uiPriority w:val="9"/>
     <w:semiHidden/>
     <w:unhideWhenUsed/>
@@ -11852,11 +12201,11 @@
       <w:szCs w:val="22"/>
     </w:rPr>
   </w:style>
-  <w:style w:type="paragraph" w:styleId="Cmsor6">
+  <w:style w:type="paragraph" w:styleId="Heading6">
     <w:name w:val="heading 6"/>
-    <w:basedOn w:val="Norml"/>
-    <w:next w:val="Norml"/>
-    <w:link w:val="Cmsor6Char"/>
+    <w:basedOn w:val="Normal"/>
+    <w:next w:val="Normal"/>
+    <w:link w:val="Heading6Char"/>
     <w:uiPriority w:val="9"/>
     <w:semiHidden/>
     <w:unhideWhenUsed/>
@@ -11873,11 +12222,11 @@
       <w:color w:val="595959" w:themeColor="text1" w:themeTint="A6"/>
     </w:rPr>
   </w:style>
-  <w:style w:type="paragraph" w:styleId="Cmsor7">
+  <w:style w:type="paragraph" w:styleId="Heading7">
     <w:name w:val="heading 7"/>
-    <w:basedOn w:val="Norml"/>
-    <w:next w:val="Norml"/>
-    <w:link w:val="Cmsor7Char"/>
+    <w:basedOn w:val="Normal"/>
+    <w:next w:val="Normal"/>
+    <w:link w:val="Heading7Char"/>
     <w:uiPriority w:val="9"/>
     <w:semiHidden/>
     <w:unhideWhenUsed/>
@@ -11896,11 +12245,11 @@
       <w:color w:val="595959" w:themeColor="text1" w:themeTint="A6"/>
     </w:rPr>
   </w:style>
-  <w:style w:type="paragraph" w:styleId="Cmsor8">
+  <w:style w:type="paragraph" w:styleId="Heading8">
     <w:name w:val="heading 8"/>
-    <w:basedOn w:val="Norml"/>
-    <w:next w:val="Norml"/>
-    <w:link w:val="Cmsor8Char"/>
+    <w:basedOn w:val="Normal"/>
+    <w:next w:val="Normal"/>
+    <w:link w:val="Heading8Char"/>
     <w:uiPriority w:val="9"/>
     <w:semiHidden/>
     <w:unhideWhenUsed/>
@@ -11918,11 +12267,11 @@
       <w:color w:val="595959" w:themeColor="text1" w:themeTint="A6"/>
     </w:rPr>
   </w:style>
-  <w:style w:type="paragraph" w:styleId="Cmsor9">
+  <w:style w:type="paragraph" w:styleId="Heading9">
     <w:name w:val="heading 9"/>
-    <w:basedOn w:val="Norml"/>
-    <w:next w:val="Norml"/>
-    <w:link w:val="Cmsor9Char"/>
+    <w:basedOn w:val="Normal"/>
+    <w:next w:val="Normal"/>
+    <w:link w:val="Heading9Char"/>
     <w:uiPriority w:val="9"/>
     <w:semiHidden/>
     <w:unhideWhenUsed/>
@@ -11942,13 +12291,13 @@
       <w:color w:val="595959" w:themeColor="text1" w:themeTint="A6"/>
     </w:rPr>
   </w:style>
-  <w:style w:type="character" w:default="1" w:styleId="Bekezdsalapbettpusa">
+  <w:style w:type="character" w:default="1" w:styleId="DefaultParagraphFont">
     <w:name w:val="Default Paragraph Font"/>
     <w:uiPriority w:val="1"/>
     <w:semiHidden/>
     <w:unhideWhenUsed/>
   </w:style>
-  <w:style w:type="table" w:default="1" w:styleId="Normltblzat">
+  <w:style w:type="table" w:default="1" w:styleId="TableNormal">
     <w:name w:val="Normal Table"/>
     <w:uiPriority w:val="99"/>
     <w:semiHidden/>
@@ -11963,15 +12312,15 @@
       </w:tblCellMar>
     </w:tblPr>
   </w:style>
-  <w:style w:type="numbering" w:default="1" w:styleId="Nemlista">
+  <w:style w:type="numbering" w:default="1" w:styleId="NoList">
     <w:name w:val="No List"/>
     <w:uiPriority w:val="99"/>
     <w:semiHidden/>
     <w:unhideWhenUsed/>
   </w:style>
-  <w:style w:type="paragraph" w:styleId="Listaszerbekezds">
+  <w:style w:type="paragraph" w:styleId="ListParagraph">
     <w:name w:val="List Paragraph"/>
-    <w:basedOn w:val="Norml"/>
+    <w:basedOn w:val="Normal"/>
     <w:uiPriority w:val="34"/>
     <w:qFormat/>
     <w:rsid w:val="6B6E3994"/>
@@ -11980,10 +12329,10 @@
       <w:contextualSpacing/>
     </w:pPr>
   </w:style>
-  <w:style w:type="paragraph" w:styleId="lfej">
+  <w:style w:type="paragraph" w:styleId="Header">
     <w:name w:val="header"/>
-    <w:basedOn w:val="Norml"/>
-    <w:link w:val="lfejChar"/>
+    <w:basedOn w:val="Normal"/>
+    <w:link w:val="HeaderChar"/>
     <w:uiPriority w:val="99"/>
     <w:unhideWhenUsed/>
     <w:rsid w:val="6B6E3994"/>
@@ -11995,10 +12344,10 @@
       <w:spacing w:after="0" w:line="240" w:lineRule="auto"/>
     </w:pPr>
   </w:style>
-  <w:style w:type="paragraph" w:styleId="llb">
+  <w:style w:type="paragraph" w:styleId="Footer">
     <w:name w:val="footer"/>
-    <w:basedOn w:val="Norml"/>
-    <w:link w:val="llbChar"/>
+    <w:basedOn w:val="Normal"/>
+    <w:link w:val="FooterChar"/>
     <w:uiPriority w:val="99"/>
     <w:unhideWhenUsed/>
     <w:rsid w:val="6B6E3994"/>
@@ -12010,9 +12359,9 @@
       <w:spacing w:after="0" w:line="240" w:lineRule="auto"/>
     </w:pPr>
   </w:style>
-  <w:style w:type="table" w:styleId="Rcsostblzat">
+  <w:style w:type="table" w:styleId="TableGrid">
     <w:name w:val="Table Grid"/>
-    <w:basedOn w:val="Normltblzat"/>
+    <w:basedOn w:val="TableNormal"/>
     <w:uiPriority w:val="59"/>
     <w:rsid w:val="00FB4123"/>
     <w:pPr>
@@ -12029,9 +12378,9 @@
       </w:tblBorders>
     </w:tblPr>
   </w:style>
-  <w:style w:type="table" w:styleId="Tblzatrcsos5stt3jellszn">
+  <w:style w:type="table" w:styleId="GridTable5Dark-Accent3">
     <w:name w:val="Grid Table 5 Dark Accent 3"/>
-    <w:basedOn w:val="Normltblzat"/>
+    <w:basedOn w:val="TableNormal"/>
     <w:uiPriority w:val="50"/>
     <w:pPr>
       <w:spacing w:after="0" w:line="240" w:lineRule="auto"/>
@@ -12134,9 +12483,9 @@
       </w:tcPr>
     </w:tblStylePr>
   </w:style>
-  <w:style w:type="table" w:styleId="Tblzatrcsos6tarka">
+  <w:style w:type="table" w:styleId="GridTable6Colorful">
     <w:name w:val="Grid Table 6 Colorful"/>
-    <w:basedOn w:val="Normltblzat"/>
+    <w:basedOn w:val="TableNormal"/>
     <w:uiPriority w:val="51"/>
     <w:rsid w:val="006B0F1E"/>
     <w:pPr>
@@ -12206,10 +12555,10 @@
       </w:tcPr>
     </w:tblStylePr>
   </w:style>
-  <w:style w:type="character" w:customStyle="1" w:styleId="Cmsor1Char">
-    <w:name w:val="Címsor 1 Char"/>
-    <w:basedOn w:val="Bekezdsalapbettpusa"/>
-    <w:link w:val="Cmsor1"/>
+  <w:style w:type="character" w:customStyle="1" w:styleId="Heading1Char">
+    <w:name w:val="Heading 1 Char"/>
+    <w:basedOn w:val="DefaultParagraphFont"/>
+    <w:link w:val="Heading1"/>
     <w:uiPriority w:val="9"/>
     <w:rsid w:val="00317672"/>
     <w:rPr>
@@ -12219,10 +12568,10 @@
       <w:szCs w:val="36"/>
     </w:rPr>
   </w:style>
-  <w:style w:type="paragraph" w:styleId="TJ1">
+  <w:style w:type="paragraph" w:styleId="TOC1">
     <w:name w:val="toc 1"/>
-    <w:basedOn w:val="Norml"/>
-    <w:next w:val="Norml"/>
+    <w:basedOn w:val="Normal"/>
+    <w:next w:val="Normal"/>
     <w:autoRedefine/>
     <w:uiPriority w:val="39"/>
     <w:unhideWhenUsed/>
@@ -12231,9 +12580,9 @@
       <w:spacing w:after="100"/>
     </w:pPr>
   </w:style>
-  <w:style w:type="character" w:styleId="Hiperhivatkozs">
+  <w:style w:type="character" w:styleId="Hyperlink">
     <w:name w:val="Hyperlink"/>
-    <w:basedOn w:val="Bekezdsalapbettpusa"/>
+    <w:basedOn w:val="DefaultParagraphFont"/>
     <w:uiPriority w:val="99"/>
     <w:unhideWhenUsed/>
     <w:rsid w:val="00C47ACB"/>
@@ -12242,10 +12591,10 @@
       <w:u w:val="single"/>
     </w:rPr>
   </w:style>
-  <w:style w:type="character" w:customStyle="1" w:styleId="Cmsor2Char">
-    <w:name w:val="Címsor 2 Char"/>
-    <w:basedOn w:val="Bekezdsalapbettpusa"/>
-    <w:link w:val="Cmsor2"/>
+  <w:style w:type="character" w:customStyle="1" w:styleId="Heading2Char">
+    <w:name w:val="Heading 2 Char"/>
+    <w:basedOn w:val="DefaultParagraphFont"/>
+    <w:link w:val="Heading2"/>
     <w:uiPriority w:val="9"/>
     <w:rsid w:val="00317672"/>
     <w:rPr>
@@ -12255,10 +12604,10 @@
       <w:szCs w:val="28"/>
     </w:rPr>
   </w:style>
-  <w:style w:type="character" w:customStyle="1" w:styleId="Cmsor3Char">
-    <w:name w:val="Címsor 3 Char"/>
-    <w:basedOn w:val="Bekezdsalapbettpusa"/>
-    <w:link w:val="Cmsor3"/>
+  <w:style w:type="character" w:customStyle="1" w:styleId="Heading3Char">
+    <w:name w:val="Heading 3 Char"/>
+    <w:basedOn w:val="DefaultParagraphFont"/>
+    <w:link w:val="Heading3"/>
     <w:uiPriority w:val="9"/>
     <w:rsid w:val="00317672"/>
     <w:rPr>
@@ -12268,10 +12617,10 @@
       <w:szCs w:val="26"/>
     </w:rPr>
   </w:style>
-  <w:style w:type="character" w:customStyle="1" w:styleId="Cmsor4Char">
-    <w:name w:val="Címsor 4 Char"/>
-    <w:basedOn w:val="Bekezdsalapbettpusa"/>
-    <w:link w:val="Cmsor4"/>
+  <w:style w:type="character" w:customStyle="1" w:styleId="Heading4Char">
+    <w:name w:val="Heading 4 Char"/>
+    <w:basedOn w:val="DefaultParagraphFont"/>
+    <w:link w:val="Heading4"/>
     <w:uiPriority w:val="9"/>
     <w:semiHidden/>
     <w:rsid w:val="00317672"/>
@@ -12281,10 +12630,10 @@
       <w:szCs w:val="24"/>
     </w:rPr>
   </w:style>
-  <w:style w:type="character" w:customStyle="1" w:styleId="Cmsor5Char">
-    <w:name w:val="Címsor 5 Char"/>
-    <w:basedOn w:val="Bekezdsalapbettpusa"/>
-    <w:link w:val="Cmsor5"/>
+  <w:style w:type="character" w:customStyle="1" w:styleId="Heading5Char">
+    <w:name w:val="Heading 5 Char"/>
+    <w:basedOn w:val="DefaultParagraphFont"/>
+    <w:link w:val="Heading5"/>
     <w:uiPriority w:val="9"/>
     <w:semiHidden/>
     <w:rsid w:val="00317672"/>
@@ -12296,10 +12645,10 @@
       <w:szCs w:val="22"/>
     </w:rPr>
   </w:style>
-  <w:style w:type="character" w:customStyle="1" w:styleId="Cmsor6Char">
-    <w:name w:val="Címsor 6 Char"/>
-    <w:basedOn w:val="Bekezdsalapbettpusa"/>
-    <w:link w:val="Cmsor6"/>
+  <w:style w:type="character" w:customStyle="1" w:styleId="Heading6Char">
+    <w:name w:val="Heading 6 Char"/>
+    <w:basedOn w:val="DefaultParagraphFont"/>
+    <w:link w:val="Heading6"/>
     <w:uiPriority w:val="9"/>
     <w:semiHidden/>
     <w:rsid w:val="00317672"/>
@@ -12308,10 +12657,10 @@
       <w:color w:val="595959" w:themeColor="text1" w:themeTint="A6"/>
     </w:rPr>
   </w:style>
-  <w:style w:type="character" w:customStyle="1" w:styleId="Cmsor7Char">
-    <w:name w:val="Címsor 7 Char"/>
-    <w:basedOn w:val="Bekezdsalapbettpusa"/>
-    <w:link w:val="Cmsor7"/>
+  <w:style w:type="character" w:customStyle="1" w:styleId="Heading7Char">
+    <w:name w:val="Heading 7 Char"/>
+    <w:basedOn w:val="DefaultParagraphFont"/>
+    <w:link w:val="Heading7"/>
     <w:uiPriority w:val="9"/>
     <w:semiHidden/>
     <w:rsid w:val="00317672"/>
@@ -12322,10 +12671,10 @@
       <w:color w:val="595959" w:themeColor="text1" w:themeTint="A6"/>
     </w:rPr>
   </w:style>
-  <w:style w:type="character" w:customStyle="1" w:styleId="Cmsor8Char">
-    <w:name w:val="Címsor 8 Char"/>
-    <w:basedOn w:val="Bekezdsalapbettpusa"/>
-    <w:link w:val="Cmsor8"/>
+  <w:style w:type="character" w:customStyle="1" w:styleId="Heading8Char">
+    <w:name w:val="Heading 8 Char"/>
+    <w:basedOn w:val="DefaultParagraphFont"/>
+    <w:link w:val="Heading8"/>
     <w:uiPriority w:val="9"/>
     <w:semiHidden/>
     <w:rsid w:val="00317672"/>
@@ -12335,10 +12684,10 @@
       <w:color w:val="595959" w:themeColor="text1" w:themeTint="A6"/>
     </w:rPr>
   </w:style>
-  <w:style w:type="character" w:customStyle="1" w:styleId="Cmsor9Char">
-    <w:name w:val="Címsor 9 Char"/>
-    <w:basedOn w:val="Bekezdsalapbettpusa"/>
-    <w:link w:val="Cmsor9"/>
+  <w:style w:type="character" w:customStyle="1" w:styleId="Heading9Char">
+    <w:name w:val="Heading 9 Char"/>
+    <w:basedOn w:val="DefaultParagraphFont"/>
+    <w:link w:val="Heading9"/>
     <w:uiPriority w:val="9"/>
     <w:semiHidden/>
     <w:rsid w:val="00317672"/>
@@ -12350,10 +12699,10 @@
       <w:color w:val="595959" w:themeColor="text1" w:themeTint="A6"/>
     </w:rPr>
   </w:style>
-  <w:style w:type="paragraph" w:styleId="Kpalrs">
+  <w:style w:type="paragraph" w:styleId="Caption">
     <w:name w:val="caption"/>
-    <w:basedOn w:val="Norml"/>
-    <w:next w:val="Norml"/>
+    <w:basedOn w:val="Normal"/>
+    <w:next w:val="Normal"/>
     <w:uiPriority w:val="35"/>
     <w:semiHidden/>
     <w:unhideWhenUsed/>
@@ -12370,11 +12719,11 @@
       <w:szCs w:val="20"/>
     </w:rPr>
   </w:style>
-  <w:style w:type="paragraph" w:styleId="Cm">
+  <w:style w:type="paragraph" w:styleId="Title">
     <w:name w:val="Title"/>
-    <w:basedOn w:val="Norml"/>
-    <w:next w:val="Norml"/>
-    <w:link w:val="CmChar"/>
+    <w:basedOn w:val="Normal"/>
+    <w:next w:val="Normal"/>
+    <w:link w:val="TitleChar"/>
     <w:uiPriority w:val="10"/>
     <w:qFormat/>
     <w:rsid w:val="00317672"/>
@@ -12390,10 +12739,10 @@
       <w:szCs w:val="80"/>
     </w:rPr>
   </w:style>
-  <w:style w:type="character" w:customStyle="1" w:styleId="CmChar">
-    <w:name w:val="Cím Char"/>
-    <w:basedOn w:val="Bekezdsalapbettpusa"/>
-    <w:link w:val="Cm"/>
+  <w:style w:type="character" w:customStyle="1" w:styleId="TitleChar">
+    <w:name w:val="Title Char"/>
+    <w:basedOn w:val="DefaultParagraphFont"/>
+    <w:link w:val="Title"/>
     <w:uiPriority w:val="10"/>
     <w:rsid w:val="00317672"/>
     <w:rPr>
@@ -12404,11 +12753,11 @@
       <w:szCs w:val="80"/>
     </w:rPr>
   </w:style>
-  <w:style w:type="paragraph" w:styleId="Alcm">
+  <w:style w:type="paragraph" w:styleId="Subtitle">
     <w:name w:val="Subtitle"/>
-    <w:basedOn w:val="Norml"/>
-    <w:next w:val="Norml"/>
-    <w:link w:val="AlcmChar"/>
+    <w:basedOn w:val="Normal"/>
+    <w:next w:val="Normal"/>
+    <w:link w:val="SubtitleChar"/>
     <w:uiPriority w:val="11"/>
     <w:qFormat/>
     <w:rsid w:val="00317672"/>
@@ -12425,10 +12774,10 @@
       <w:szCs w:val="30"/>
     </w:rPr>
   </w:style>
-  <w:style w:type="character" w:customStyle="1" w:styleId="AlcmChar">
-    <w:name w:val="Alcím Char"/>
-    <w:basedOn w:val="Bekezdsalapbettpusa"/>
-    <w:link w:val="Alcm"/>
+  <w:style w:type="character" w:customStyle="1" w:styleId="SubtitleChar">
+    <w:name w:val="Subtitle Char"/>
+    <w:basedOn w:val="DefaultParagraphFont"/>
+    <w:link w:val="Subtitle"/>
     <w:uiPriority w:val="11"/>
     <w:rsid w:val="00317672"/>
     <w:rPr>
@@ -12438,9 +12787,9 @@
       <w:szCs w:val="30"/>
     </w:rPr>
   </w:style>
-  <w:style w:type="character" w:styleId="Kiemels2">
+  <w:style w:type="character" w:styleId="Strong">
     <w:name w:val="Strong"/>
-    <w:basedOn w:val="Bekezdsalapbettpusa"/>
+    <w:basedOn w:val="DefaultParagraphFont"/>
     <w:uiPriority w:val="22"/>
     <w:qFormat/>
     <w:rsid w:val="00317672"/>
@@ -12449,9 +12798,9 @@
       <w:bCs/>
     </w:rPr>
   </w:style>
-  <w:style w:type="character" w:styleId="Kiemels">
+  <w:style w:type="character" w:styleId="Emphasis">
     <w:name w:val="Emphasis"/>
-    <w:basedOn w:val="Bekezdsalapbettpusa"/>
+    <w:basedOn w:val="DefaultParagraphFont"/>
     <w:uiPriority w:val="20"/>
     <w:qFormat/>
     <w:rsid w:val="00317672"/>
@@ -12460,7 +12809,7 @@
       <w:iCs/>
     </w:rPr>
   </w:style>
-  <w:style w:type="paragraph" w:styleId="Nincstrkz">
+  <w:style w:type="paragraph" w:styleId="NoSpacing">
     <w:name w:val="No Spacing"/>
     <w:uiPriority w:val="1"/>
     <w:qFormat/>
@@ -12469,11 +12818,11 @@
       <w:spacing w:after="0" w:line="240" w:lineRule="auto"/>
     </w:pPr>
   </w:style>
-  <w:style w:type="paragraph" w:styleId="Idzet">
+  <w:style w:type="paragraph" w:styleId="Quote">
     <w:name w:val="Quote"/>
-    <w:basedOn w:val="Norml"/>
-    <w:next w:val="Norml"/>
-    <w:link w:val="IdzetChar"/>
+    <w:basedOn w:val="Normal"/>
+    <w:next w:val="Normal"/>
+    <w:link w:val="QuoteChar"/>
     <w:uiPriority w:val="29"/>
     <w:qFormat/>
     <w:rsid w:val="00317672"/>
@@ -12487,10 +12836,10 @@
       <w:iCs/>
     </w:rPr>
   </w:style>
-  <w:style w:type="character" w:customStyle="1" w:styleId="IdzetChar">
-    <w:name w:val="Idézet Char"/>
-    <w:basedOn w:val="Bekezdsalapbettpusa"/>
-    <w:link w:val="Idzet"/>
+  <w:style w:type="character" w:customStyle="1" w:styleId="QuoteChar">
+    <w:name w:val="Quote Char"/>
+    <w:basedOn w:val="DefaultParagraphFont"/>
+    <w:link w:val="Quote"/>
     <w:uiPriority w:val="29"/>
     <w:rsid w:val="00317672"/>
     <w:rPr>
@@ -12498,11 +12847,11 @@
       <w:iCs/>
     </w:rPr>
   </w:style>
-  <w:style w:type="paragraph" w:styleId="Kiemeltidzet">
+  <w:style w:type="paragraph" w:styleId="IntenseQuote">
     <w:name w:val="Intense Quote"/>
-    <w:basedOn w:val="Norml"/>
-    <w:next w:val="Norml"/>
-    <w:link w:val="KiemeltidzetChar"/>
+    <w:basedOn w:val="Normal"/>
+    <w:next w:val="Normal"/>
+    <w:link w:val="IntenseQuoteChar"/>
     <w:uiPriority w:val="30"/>
     <w:qFormat/>
     <w:rsid w:val="00317672"/>
@@ -12518,10 +12867,10 @@
       <w:szCs w:val="28"/>
     </w:rPr>
   </w:style>
-  <w:style w:type="character" w:customStyle="1" w:styleId="KiemeltidzetChar">
-    <w:name w:val="Kiemelt idézet Char"/>
-    <w:basedOn w:val="Bekezdsalapbettpusa"/>
-    <w:link w:val="Kiemeltidzet"/>
+  <w:style w:type="character" w:customStyle="1" w:styleId="IntenseQuoteChar">
+    <w:name w:val="Intense Quote Char"/>
+    <w:basedOn w:val="DefaultParagraphFont"/>
+    <w:link w:val="IntenseQuote"/>
     <w:uiPriority w:val="30"/>
     <w:rsid w:val="00317672"/>
     <w:rPr>
@@ -12531,9 +12880,9 @@
       <w:szCs w:val="28"/>
     </w:rPr>
   </w:style>
-  <w:style w:type="character" w:styleId="Finomkiemels">
+  <w:style w:type="character" w:styleId="SubtleEmphasis">
     <w:name w:val="Subtle Emphasis"/>
-    <w:basedOn w:val="Bekezdsalapbettpusa"/>
+    <w:basedOn w:val="DefaultParagraphFont"/>
     <w:uiPriority w:val="19"/>
     <w:qFormat/>
     <w:rsid w:val="00317672"/>
@@ -12543,9 +12892,9 @@
       <w:color w:val="595959" w:themeColor="text1" w:themeTint="A6"/>
     </w:rPr>
   </w:style>
-  <w:style w:type="character" w:styleId="Erskiemels">
+  <w:style w:type="character" w:styleId="IntenseEmphasis">
     <w:name w:val="Intense Emphasis"/>
-    <w:basedOn w:val="Bekezdsalapbettpusa"/>
+    <w:basedOn w:val="DefaultParagraphFont"/>
     <w:uiPriority w:val="21"/>
     <w:qFormat/>
     <w:rsid w:val="00317672"/>
@@ -12556,9 +12905,9 @@
       <w:iCs/>
     </w:rPr>
   </w:style>
-  <w:style w:type="character" w:styleId="Finomhivatkozs">
+  <w:style w:type="character" w:styleId="SubtleReference">
     <w:name w:val="Subtle Reference"/>
-    <w:basedOn w:val="Bekezdsalapbettpusa"/>
+    <w:basedOn w:val="DefaultParagraphFont"/>
     <w:uiPriority w:val="31"/>
     <w:qFormat/>
     <w:rsid w:val="00317672"/>
@@ -12567,9 +12916,9 @@
       <w:color w:val="404040" w:themeColor="text1" w:themeTint="BF"/>
     </w:rPr>
   </w:style>
-  <w:style w:type="character" w:styleId="Ershivatkozs">
+  <w:style w:type="character" w:styleId="IntenseReference">
     <w:name w:val="Intense Reference"/>
-    <w:basedOn w:val="Bekezdsalapbettpusa"/>
+    <w:basedOn w:val="DefaultParagraphFont"/>
     <w:uiPriority w:val="32"/>
     <w:qFormat/>
     <w:rsid w:val="00317672"/>
@@ -12580,9 +12929,9 @@
       <w:u w:val="single"/>
     </w:rPr>
   </w:style>
-  <w:style w:type="character" w:styleId="Knyvcme">
+  <w:style w:type="character" w:styleId="BookTitle">
     <w:name w:val="Book Title"/>
-    <w:basedOn w:val="Bekezdsalapbettpusa"/>
+    <w:basedOn w:val="DefaultParagraphFont"/>
     <w:uiPriority w:val="33"/>
     <w:qFormat/>
     <w:rsid w:val="00317672"/>
@@ -12592,10 +12941,10 @@
       <w:smallCaps/>
     </w:rPr>
   </w:style>
-  <w:style w:type="paragraph" w:styleId="Tartalomjegyzkcmsora">
+  <w:style w:type="paragraph" w:styleId="TOCHeading">
     <w:name w:val="TOC Heading"/>
-    <w:basedOn w:val="Cmsor1"/>
-    <w:next w:val="Norml"/>
+    <w:basedOn w:val="Heading1"/>
+    <w:next w:val="Normal"/>
     <w:uiPriority w:val="39"/>
     <w:semiHidden/>
     <w:unhideWhenUsed/>
@@ -12605,9 +12954,9 @@
       <w:outlineLvl w:val="9"/>
     </w:pPr>
   </w:style>
-  <w:style w:type="paragraph" w:styleId="NormlWeb">
+  <w:style w:type="paragraph" w:styleId="NormalWeb">
     <w:name w:val="Normal (Web)"/>
-    <w:basedOn w:val="Norml"/>
+    <w:basedOn w:val="Normal"/>
     <w:uiPriority w:val="99"/>
     <w:unhideWhenUsed/>
     <w:rsid w:val="003B01C1"/>
@@ -12621,10 +12970,10 @@
       <w:lang w:eastAsia="en-GB"/>
     </w:rPr>
   </w:style>
-  <w:style w:type="character" w:customStyle="1" w:styleId="lfejChar">
-    <w:name w:val="Élőfej Char"/>
-    <w:basedOn w:val="Bekezdsalapbettpusa"/>
-    <w:link w:val="lfej"/>
+  <w:style w:type="character" w:customStyle="1" w:styleId="HeaderChar">
+    <w:name w:val="Header Char"/>
+    <w:basedOn w:val="DefaultParagraphFont"/>
+    <w:link w:val="Header"/>
     <w:uiPriority w:val="99"/>
     <w:rsid w:val="004E1FFA"/>
     <w:rPr>
@@ -12632,10 +12981,10 @@
       <w:lang w:val="hu-HU"/>
     </w:rPr>
   </w:style>
-  <w:style w:type="character" w:customStyle="1" w:styleId="llbChar">
-    <w:name w:val="Élőláb Char"/>
-    <w:basedOn w:val="Bekezdsalapbettpusa"/>
-    <w:link w:val="llb"/>
+  <w:style w:type="character" w:customStyle="1" w:styleId="FooterChar">
+    <w:name w:val="Footer Char"/>
+    <w:basedOn w:val="DefaultParagraphFont"/>
+    <w:link w:val="Footer"/>
     <w:uiPriority w:val="99"/>
     <w:rsid w:val="004E1FFA"/>
     <w:rPr>
@@ -12908,7 +13257,7 @@
 </file>
 
 <file path=customXml/itemProps1.xml><?xml version="1.0" encoding="utf-8"?>
-<ds:datastoreItem xmlns:ds="http://schemas.openxmlformats.org/officeDocument/2006/customXml" ds:itemID="{E8AB77B3-954D-47DB-8854-2A7DC85C9B15}">
+<ds:datastoreItem xmlns:ds="http://schemas.openxmlformats.org/officeDocument/2006/customXml" ds:itemID="{6CCA0795-BE96-4D72-B3AD-BE5F05DCD607}">
   <ds:schemaRefs>
     <ds:schemaRef ds:uri="http://schemas.openxmlformats.org/officeDocument/2006/bibliography"/>
   </ds:schemaRefs>

--- a/Állatkerti dokumentáció 1.8.docx
+++ b/Állatkerti dokumentáció 1.8.docx
@@ -8664,14 +8664,6 @@
     </w:p>
     <w:p>
       <w:pPr>
-        <w:spacing w:line="360" w:lineRule="auto"/>
-        <w:rPr>
-          <w:rFonts w:eastAsia="Aptos"/>
-        </w:rPr>
-      </w:pPr>
-    </w:p>
-    <w:p>
-      <w:pPr>
         <w:spacing w:after="240" w:line="360" w:lineRule="auto"/>
         <w:rPr>
           <w:rFonts w:ascii="Arial" w:eastAsia="Aptos" w:hAnsi="Arial" w:cs="Arial"/>
@@ -8681,6 +8673,7 @@
         <w:rPr>
           <w:rFonts w:ascii="Arial" w:eastAsia="Aptos" w:hAnsi="Arial" w:cs="Arial"/>
         </w:rPr>
+        <w:lastRenderedPageBreak/>
         <w:drawing>
           <wp:inline distT="0" distB="0" distL="0" distR="0" wp14:anchorId="7A29E5F7" wp14:editId="725E6CA5">
             <wp:extent cx="5731510" cy="2940685"/>
@@ -8728,37 +8721,52 @@
       <w:pPr>
         <w:spacing w:after="240" w:line="360" w:lineRule="auto"/>
         <w:rPr>
+          <w:rFonts w:ascii="Arial" w:hAnsi="Arial" w:cs="Arial"/>
+          <w:i/>
+        </w:rPr>
+      </w:pPr>
+      <w:r>
+        <w:rPr>
+          <w:rFonts w:ascii="Arial" w:hAnsi="Arial" w:cs="Arial"/>
+        </w:rPr>
+        <w:t>Az SSH szolgáltatás beállításával lehetővé tettük a szerverek biztonságos, távoli elérését</w:t>
+      </w:r>
+      <w:r>
+        <w:rPr>
+          <w:rFonts w:ascii="Arial" w:hAnsi="Arial" w:cs="Arial"/>
+          <w:i/>
+        </w:rPr>
+        <w:t>.</w:t>
+      </w:r>
+      <w:r>
+        <w:rPr>
+          <w:rFonts w:ascii="Arial" w:hAnsi="Arial" w:cs="Arial"/>
+          <w:i/>
+        </w:rPr>
+        <w:t xml:space="preserve"> The SSH service provides us to safetly and remotly reach the server.</w:t>
+      </w:r>
+    </w:p>
+    <w:p>
+      <w:pPr>
+        <w:spacing w:after="240" w:line="360" w:lineRule="auto"/>
+        <w:rPr>
+          <w:rFonts w:ascii="Arial" w:hAnsi="Arial" w:cs="Arial"/>
+        </w:rPr>
+      </w:pPr>
+    </w:p>
+    <w:p>
+      <w:pPr>
+        <w:spacing w:after="240" w:line="360" w:lineRule="auto"/>
+        <w:rPr>
+          <w:rFonts w:ascii="Arial" w:hAnsi="Arial" w:cs="Arial"/>
+        </w:rPr>
+      </w:pPr>
+      <w:r>
+        <w:rPr>
           <w:rFonts w:ascii="Arial" w:eastAsia="Aptos" w:hAnsi="Arial" w:cs="Arial"/>
         </w:rPr>
-      </w:pPr>
-      <w:r>
-        <w:rPr>
-          <w:rFonts w:ascii="Arial" w:eastAsia="Aptos" w:hAnsi="Arial" w:cs="Arial"/>
-        </w:rPr>
-        <w:t>SSH létrehozása(Thukuna, GOJOOOO HELLOO GOJO</w:t>
-      </w:r>
-      <w:bookmarkStart w:id="13" w:name="_GoBack"/>
-      <w:bookmarkEnd w:id="13"/>
-      <w:r>
-        <w:rPr>
-          <w:rFonts w:ascii="Arial" w:eastAsia="Aptos" w:hAnsi="Arial" w:cs="Arial"/>
-        </w:rPr>
-        <w:t>, ew get out of my room : P, tu tu tukuna)</w:t>
-      </w:r>
-    </w:p>
-    <w:p>
-      <w:pPr>
-        <w:spacing w:after="240" w:line="360" w:lineRule="auto"/>
-        <w:rPr>
-          <w:rFonts w:ascii="Arial" w:eastAsia="Aptos" w:hAnsi="Arial" w:cs="Arial"/>
-        </w:rPr>
-      </w:pPr>
-      <w:r>
-        <w:rPr>
-          <w:rFonts w:ascii="Arial" w:eastAsia="Aptos" w:hAnsi="Arial" w:cs="Arial"/>
-        </w:rPr>
         <w:drawing>
-          <wp:inline distT="0" distB="0" distL="0" distR="0" wp14:anchorId="5CA020D2" wp14:editId="61AB426E">
+          <wp:inline distT="0" distB="0" distL="0" distR="0" wp14:anchorId="20C45ADA" wp14:editId="102B77FA">
             <wp:extent cx="5731510" cy="3223895"/>
             <wp:effectExtent l="0" t="0" r="2540" b="0"/>
             <wp:docPr id="10" name="Picture 10"/>
@@ -8805,27 +8813,92 @@
         <w:spacing w:after="240" w:line="360" w:lineRule="auto"/>
         <w:rPr>
           <w:rFonts w:ascii="Arial" w:eastAsia="Aptos" w:hAnsi="Arial" w:cs="Arial"/>
-        </w:rPr>
-      </w:pPr>
+          <w:i/>
+        </w:rPr>
+      </w:pPr>
+      <w:r>
+        <w:rPr>
+          <w:rFonts w:ascii="Arial" w:hAnsi="Arial" w:cs="Arial"/>
+        </w:rPr>
+        <w:t xml:space="preserve">Az </w:t>
+      </w:r>
+      <w:r>
+        <w:rPr>
+          <w:rFonts w:ascii="Arial" w:hAnsi="Arial" w:cs="Arial"/>
+        </w:rPr>
+        <w:t>képen</w:t>
+      </w:r>
+      <w:r>
+        <w:rPr>
+          <w:rFonts w:ascii="Arial" w:hAnsi="Arial" w:cs="Arial"/>
+        </w:rPr>
+        <w:t xml:space="preserve"> az RSA kulcs ellenőrzése látható az SSH működésének biztosításához.</w:t>
+      </w:r>
       <w:r>
         <w:rPr>
           <w:rFonts w:ascii="Arial" w:eastAsia="Aptos" w:hAnsi="Arial" w:cs="Arial"/>
         </w:rPr>
-        <w:t>Crypto key RSA ellenőrzése. Crypto key RSA inspection</w:t>
+        <w:t xml:space="preserve"> </w:t>
+      </w:r>
+      <w:r>
+        <w:rPr>
+          <w:rFonts w:ascii="Arial" w:eastAsia="Aptos" w:hAnsi="Arial" w:cs="Arial"/>
+          <w:i/>
+        </w:rPr>
+        <w:t>The image shows the RSA key verification to ensure SSH is working.</w:t>
       </w:r>
     </w:p>
     <w:p>
       <w:pPr>
         <w:spacing w:after="240" w:line="360" w:lineRule="auto"/>
         <w:rPr>
+          <w:rFonts w:ascii="Arial" w:hAnsi="Arial" w:cs="Arial"/>
+        </w:rPr>
+      </w:pPr>
+    </w:p>
+    <w:p>
+      <w:pPr>
+        <w:spacing w:after="240" w:line="360" w:lineRule="auto"/>
+        <w:rPr>
+          <w:rFonts w:ascii="Arial" w:hAnsi="Arial" w:cs="Arial"/>
+        </w:rPr>
+      </w:pPr>
+    </w:p>
+    <w:p>
+      <w:pPr>
+        <w:spacing w:after="240" w:line="360" w:lineRule="auto"/>
+        <w:rPr>
+          <w:rFonts w:ascii="Arial" w:hAnsi="Arial" w:cs="Arial"/>
+        </w:rPr>
+      </w:pPr>
+    </w:p>
+    <w:p>
+      <w:pPr>
+        <w:spacing w:after="240" w:line="360" w:lineRule="auto"/>
+        <w:rPr>
           <w:rFonts w:ascii="Arial" w:eastAsia="Aptos" w:hAnsi="Arial" w:cs="Arial"/>
         </w:rPr>
       </w:pPr>
-      <w:r>
+    </w:p>
+    <w:p>
+      <w:pPr>
+        <w:spacing w:after="240" w:line="360" w:lineRule="auto"/>
         <w:rPr>
           <w:rFonts w:ascii="Arial" w:eastAsia="Aptos" w:hAnsi="Arial" w:cs="Arial"/>
         </w:rPr>
-        <w:lastRenderedPageBreak/>
+      </w:pPr>
+    </w:p>
+    <w:p>
+      <w:pPr>
+        <w:spacing w:after="240" w:line="360" w:lineRule="auto"/>
+        <w:rPr>
+          <w:rFonts w:ascii="Arial" w:eastAsia="Aptos" w:hAnsi="Arial" w:cs="Arial"/>
+        </w:rPr>
+      </w:pPr>
+      <w:r>
+        <w:rPr>
+          <w:rFonts w:ascii="Arial" w:eastAsia="Aptos" w:hAnsi="Arial" w:cs="Arial"/>
+        </w:rPr>
         <w:drawing>
           <wp:inline distT="0" distB="0" distL="0" distR="0" wp14:anchorId="3CFFBEBF" wp14:editId="31CF7888">
             <wp:extent cx="5731510" cy="2940685"/>
@@ -8873,14 +8946,34 @@
       <w:pPr>
         <w:spacing w:after="240" w:line="360" w:lineRule="auto"/>
         <w:rPr>
-          <w:rFonts w:ascii="Arial" w:eastAsia="Aptos" w:hAnsi="Arial" w:cs="Arial"/>
-        </w:rPr>
-      </w:pPr>
-      <w:r>
-        <w:rPr>
-          <w:rFonts w:ascii="Arial" w:eastAsia="Aptos" w:hAnsi="Arial" w:cs="Arial"/>
-        </w:rPr>
-        <w:t>IPv6 prefix kiosztás DHCP-vel</w:t>
+          <w:rFonts w:ascii="Arial" w:hAnsi="Arial" w:cs="Arial"/>
+          <w:i/>
+        </w:rPr>
+      </w:pPr>
+      <w:r>
+        <w:rPr>
+          <w:rFonts w:ascii="Arial" w:hAnsi="Arial" w:cs="Arial"/>
+        </w:rPr>
+        <w:t xml:space="preserve">Az ábrán az IPv6 prefix DHCPv6 segítségével történő kiosztása </w:t>
+      </w:r>
+      <w:r>
+        <w:rPr>
+          <w:rFonts w:ascii="Arial" w:hAnsi="Arial" w:cs="Arial"/>
+        </w:rPr>
+        <w:t>található</w:t>
+      </w:r>
+      <w:r>
+        <w:rPr>
+          <w:rFonts w:ascii="Arial" w:hAnsi="Arial" w:cs="Arial"/>
+        </w:rPr>
+        <w:t xml:space="preserve">. </w:t>
+      </w:r>
+      <w:r>
+        <w:rPr>
+          <w:rFonts w:ascii="Arial" w:hAnsi="Arial" w:cs="Arial"/>
+          <w:i/>
+        </w:rPr>
+        <w:t>The figure shows the allocation of the IPv6 prefix using DHCPv6.</w:t>
       </w:r>
     </w:p>
     <w:p>
@@ -8942,30 +9035,31 @@
         <w:spacing w:after="240" w:line="360" w:lineRule="auto"/>
         <w:rPr>
           <w:rFonts w:ascii="Arial" w:eastAsia="Aptos" w:hAnsi="Arial" w:cs="Arial"/>
-        </w:rPr>
-      </w:pPr>
-      <w:r>
-        <w:rPr>
-          <w:rFonts w:ascii="Arial" w:eastAsia="Aptos" w:hAnsi="Arial" w:cs="Arial"/>
-        </w:rPr>
-        <w:t>Egrip hogy kommunikáljanak a routerek egymással</w:t>
-      </w:r>
-    </w:p>
-    <w:p>
-      <w:pPr>
-        <w:spacing w:after="240" w:line="360" w:lineRule="auto"/>
-        <w:rPr>
-          <w:rFonts w:ascii="Arial" w:eastAsia="Aptos" w:hAnsi="Arial" w:cs="Arial"/>
-        </w:rPr>
-      </w:pPr>
-    </w:p>
-    <w:p>
-      <w:pPr>
-        <w:spacing w:after="240" w:line="360" w:lineRule="auto"/>
-        <w:rPr>
-          <w:rFonts w:ascii="Arial" w:eastAsia="Aptos" w:hAnsi="Arial" w:cs="Arial"/>
-        </w:rPr>
-      </w:pPr>
+          <w:i/>
+        </w:rPr>
+      </w:pPr>
+      <w:r>
+        <w:rPr>
+          <w:rFonts w:ascii="Arial" w:hAnsi="Arial" w:cs="Arial"/>
+        </w:rPr>
+        <w:t>Az ábrán az EIGRP protokoll beállítása látható, amely biztosítja a routerek közötti kommunikációt.</w:t>
+      </w:r>
+      <w:r>
+        <w:rPr>
+          <w:rFonts w:ascii="Arial" w:hAnsi="Arial" w:cs="Arial"/>
+        </w:rPr>
+        <w:t xml:space="preserve"> </w:t>
+      </w:r>
+      <w:r>
+        <w:rPr>
+          <w:rFonts w:ascii="Arial" w:hAnsi="Arial" w:cs="Arial"/>
+          <w:i/>
+        </w:rPr>
+        <w:t>The figure shows the configuration of the EIGRP protocol, which ensures communication between routers.</w:t>
+      </w:r>
+      <w:bookmarkStart w:id="13" w:name="_Toc220929816"/>
+      <w:bookmarkStart w:id="14" w:name="_GoBack"/>
+      <w:bookmarkEnd w:id="14"/>
     </w:p>
     <w:p>
       <w:pPr>
@@ -8973,104 +9067,92 @@
         <w:spacing w:line="360" w:lineRule="auto"/>
         <w:jc w:val="both"/>
       </w:pPr>
-      <w:bookmarkStart w:id="14" w:name="_Toc220929816"/>
-    </w:p>
-    <w:p>
-      <w:pPr>
-        <w:pStyle w:val="Heading1"/>
+      <w:r>
+        <w:lastRenderedPageBreak/>
+        <w:t>13.Angol Összefoglaló</w:t>
+      </w:r>
+      <w:bookmarkEnd w:id="13"/>
+    </w:p>
+    <w:p>
+      <w:pPr>
         <w:spacing w:line="360" w:lineRule="auto"/>
         <w:jc w:val="both"/>
-      </w:pPr>
-    </w:p>
-    <w:p>
-      <w:pPr>
-        <w:pStyle w:val="Heading1"/>
+        <w:rPr>
+          <w:rFonts w:ascii="Arial" w:hAnsi="Arial" w:cs="Arial"/>
+        </w:rPr>
+      </w:pPr>
+    </w:p>
+    <w:p>
+      <w:pPr>
         <w:spacing w:line="360" w:lineRule="auto"/>
         <w:jc w:val="both"/>
-      </w:pPr>
-    </w:p>
-    <w:p>
-      <w:pPr>
-        <w:pStyle w:val="Heading1"/>
+        <w:rPr>
+          <w:rFonts w:ascii="Arial" w:hAnsi="Arial" w:cs="Arial"/>
+        </w:rPr>
+      </w:pPr>
+    </w:p>
+    <w:p>
+      <w:pPr>
         <w:spacing w:line="360" w:lineRule="auto"/>
         <w:jc w:val="both"/>
-      </w:pPr>
-    </w:p>
-    <w:p>
-      <w:pPr>
-        <w:pStyle w:val="Heading1"/>
+        <w:rPr>
+          <w:rFonts w:ascii="Times New Roman" w:hAnsi="Times New Roman" w:cs="Times New Roman"/>
+          <w:sz w:val="24"/>
+          <w:szCs w:val="24"/>
+          <w:lang w:val="en-GB"/>
+        </w:rPr>
+      </w:pPr>
+      <w:r>
+        <w:rPr>
+          <w:rFonts w:ascii="Times New Roman" w:hAnsi="Times New Roman" w:cs="Times New Roman"/>
+          <w:sz w:val="24"/>
+          <w:szCs w:val="24"/>
+        </w:rPr>
+        <w:t xml:space="preserve">The Rábapaty Zoo is a special place, where the closeness of nature and the animals meet. You can meet animals from around the world in a family friendly enviroment while you gain </w:t>
+      </w:r>
+      <w:r>
+        <w:rPr>
+          <w:rFonts w:ascii="Times New Roman" w:hAnsi="Times New Roman" w:cs="Times New Roman"/>
+          <w:noProof w:val="0"/>
+          <w:sz w:val="24"/>
+          <w:szCs w:val="24"/>
+          <w:lang w:val="en-GB"/>
+        </w:rPr>
+        <w:t>unforget</w:t>
+      </w:r>
+      <w:r>
+        <w:rPr>
+          <w:rFonts w:ascii="Times New Roman" w:hAnsi="Times New Roman" w:cs="Times New Roman"/>
+          <w:noProof w:val="0"/>
+          <w:sz w:val="24"/>
+          <w:szCs w:val="24"/>
+          <w:lang w:val="en-GB"/>
+        </w:rPr>
+        <w:t>t</w:t>
+      </w:r>
+      <w:r>
+        <w:rPr>
+          <w:rFonts w:ascii="Times New Roman" w:hAnsi="Times New Roman" w:cs="Times New Roman"/>
+          <w:noProof w:val="0"/>
+          <w:sz w:val="24"/>
+          <w:szCs w:val="24"/>
+          <w:lang w:val="en-GB"/>
+        </w:rPr>
+        <w:t>able</w:t>
+      </w:r>
+      <w:r>
+        <w:rPr>
+          <w:rFonts w:ascii="Times New Roman" w:hAnsi="Times New Roman" w:cs="Times New Roman"/>
+          <w:sz w:val="24"/>
+          <w:szCs w:val="24"/>
+        </w:rPr>
+        <w:t xml:space="preserve"> memories.</w:t>
+      </w:r>
+    </w:p>
+    <w:p>
+      <w:pPr>
         <w:spacing w:line="360" w:lineRule="auto"/>
         <w:jc w:val="both"/>
-      </w:pPr>
-    </w:p>
-    <w:p>
-      <w:pPr>
-        <w:pStyle w:val="Heading1"/>
-        <w:spacing w:line="360" w:lineRule="auto"/>
-        <w:jc w:val="both"/>
-      </w:pPr>
-    </w:p>
-    <w:p>
-      <w:pPr>
-        <w:pStyle w:val="Heading1"/>
-        <w:spacing w:line="360" w:lineRule="auto"/>
-        <w:jc w:val="both"/>
-      </w:pPr>
-    </w:p>
-    <w:p>
-      <w:pPr>
-        <w:pStyle w:val="Heading1"/>
-        <w:spacing w:line="360" w:lineRule="auto"/>
-        <w:jc w:val="both"/>
-      </w:pPr>
-    </w:p>
-    <w:p>
-      <w:pPr>
-        <w:pStyle w:val="Heading1"/>
-        <w:spacing w:line="360" w:lineRule="auto"/>
-        <w:jc w:val="both"/>
-      </w:pPr>
-    </w:p>
-    <w:p>
-      <w:pPr>
-        <w:pStyle w:val="Heading1"/>
-        <w:spacing w:line="360" w:lineRule="auto"/>
-        <w:jc w:val="both"/>
-      </w:pPr>
-    </w:p>
-    <w:p>
-      <w:pPr>
-        <w:pStyle w:val="Heading1"/>
-        <w:spacing w:line="360" w:lineRule="auto"/>
-        <w:jc w:val="both"/>
-      </w:pPr>
-      <w:r>
-        <w:t>13.Angol Összefoglaló</w:t>
-      </w:r>
-      <w:bookmarkEnd w:id="14"/>
-    </w:p>
-    <w:p>
-      <w:pPr>
-        <w:spacing w:line="360" w:lineRule="auto"/>
-        <w:jc w:val="both"/>
-        <w:rPr>
-          <w:rFonts w:ascii="Arial" w:hAnsi="Arial" w:cs="Arial"/>
-        </w:rPr>
-      </w:pPr>
-    </w:p>
-    <w:p>
-      <w:pPr>
-        <w:spacing w:line="360" w:lineRule="auto"/>
-        <w:jc w:val="both"/>
-        <w:rPr>
-          <w:rFonts w:ascii="Arial" w:hAnsi="Arial" w:cs="Arial"/>
-        </w:rPr>
-      </w:pPr>
-    </w:p>
-    <w:p>
-      <w:pPr>
-        <w:spacing w:line="360" w:lineRule="auto"/>
-        <w:jc w:val="both"/>
         <w:rPr>
           <w:rFonts w:ascii="Times New Roman" w:hAnsi="Times New Roman" w:cs="Times New Roman"/>
           <w:sz w:val="24"/>
@@ -9084,65 +9166,6 @@
           <w:sz w:val="24"/>
           <w:szCs w:val="24"/>
         </w:rPr>
-        <w:t xml:space="preserve">The Rábapaty Zoo is a special place, where the closeness of nature and the animals meet. You can meet animals from around the world in a family friendly enviroment while you gain </w:t>
-      </w:r>
-      <w:r>
-        <w:rPr>
-          <w:rFonts w:ascii="Times New Roman" w:hAnsi="Times New Roman" w:cs="Times New Roman"/>
-          <w:noProof w:val="0"/>
-          <w:sz w:val="24"/>
-          <w:szCs w:val="24"/>
-          <w:lang w:val="en-GB"/>
-        </w:rPr>
-        <w:t>unforget</w:t>
-      </w:r>
-      <w:r>
-        <w:rPr>
-          <w:rFonts w:ascii="Times New Roman" w:hAnsi="Times New Roman" w:cs="Times New Roman"/>
-          <w:noProof w:val="0"/>
-          <w:sz w:val="24"/>
-          <w:szCs w:val="24"/>
-          <w:lang w:val="en-GB"/>
-        </w:rPr>
-        <w:t>t</w:t>
-      </w:r>
-      <w:r>
-        <w:rPr>
-          <w:rFonts w:ascii="Times New Roman" w:hAnsi="Times New Roman" w:cs="Times New Roman"/>
-          <w:noProof w:val="0"/>
-          <w:sz w:val="24"/>
-          <w:szCs w:val="24"/>
-          <w:lang w:val="en-GB"/>
-        </w:rPr>
-        <w:t>able</w:t>
-      </w:r>
-      <w:r>
-        <w:rPr>
-          <w:rFonts w:ascii="Times New Roman" w:hAnsi="Times New Roman" w:cs="Times New Roman"/>
-          <w:sz w:val="24"/>
-          <w:szCs w:val="24"/>
-        </w:rPr>
-        <w:t xml:space="preserve"> memories.</w:t>
-      </w:r>
-    </w:p>
-    <w:p>
-      <w:pPr>
-        <w:spacing w:line="360" w:lineRule="auto"/>
-        <w:jc w:val="both"/>
-        <w:rPr>
-          <w:rFonts w:ascii="Times New Roman" w:hAnsi="Times New Roman" w:cs="Times New Roman"/>
-          <w:sz w:val="24"/>
-          <w:szCs w:val="24"/>
-          <w:lang w:val="en-GB"/>
-        </w:rPr>
-      </w:pPr>
-      <w:r>
-        <w:rPr>
-          <w:rFonts w:ascii="Times New Roman" w:hAnsi="Times New Roman" w:cs="Times New Roman"/>
-          <w:sz w:val="24"/>
-          <w:szCs w:val="24"/>
-        </w:rPr>
-        <w:lastRenderedPageBreak/>
         <w:t>Our intentions</w:t>
       </w:r>
       <w:r>
@@ -9575,6 +9598,7 @@
         <w:jc w:val="both"/>
       </w:pPr>
       <w:r>
+        <w:lastRenderedPageBreak/>
         <w:t>Servers and vir</w:t>
       </w:r>
       <w:r>
@@ -9672,7 +9696,6 @@
         </w:rPr>
       </w:pPr>
       <w:r>
-        <w:lastRenderedPageBreak/>
         <w:t>5.1. Windows Server 2022 (Domain Controller)</w:t>
       </w:r>
     </w:p>
@@ -10169,6 +10192,7 @@
           <w:sz w:val="24"/>
           <w:szCs w:val="24"/>
         </w:rPr>
+        <w:lastRenderedPageBreak/>
         <w:t>different areas separate even though they use the same exact physical devices.</w:t>
       </w:r>
       <w:r>
@@ -10932,10 +10956,14 @@
       </w:pPr>
     </w:p>
     <w:sectPr>
-      <w:headerReference w:type="default" r:id="rId18"/>
-      <w:footerReference w:type="default" r:id="rId19"/>
+      <w:headerReference w:type="even" r:id="rId18"/>
+      <w:headerReference w:type="default" r:id="rId19"/>
+      <w:footerReference w:type="even" r:id="rId20"/>
+      <w:footerReference w:type="default" r:id="rId21"/>
+      <w:headerReference w:type="first" r:id="rId22"/>
+      <w:footerReference w:type="first" r:id="rId23"/>
       <w:pgSz w:w="11906" w:h="16838"/>
-      <w:pgMar w:top="1440" w:right="1440" w:bottom="1440" w:left="1440" w:header="720" w:footer="720" w:gutter="0"/>
+      <w:pgMar w:top="1440" w:right="1440" w:bottom="1440" w:left="1440" w:header="567" w:footer="624" w:gutter="0"/>
       <w:cols w:space="720"/>
       <w:docGrid w:linePitch="360"/>
     </w:sectPr>
@@ -10969,6 +10997,16 @@
 </file>
 
 <file path=word/footer1.xml><?xml version="1.0" encoding="utf-8"?>
+<w:ftr xmlns:wpc="http://schemas.microsoft.com/office/word/2010/wordprocessingCanvas" xmlns:cx="http://schemas.microsoft.com/office/drawing/2014/chartex" xmlns:cx1="http://schemas.microsoft.com/office/drawing/2015/9/8/chartex" xmlns:cx2="http://schemas.microsoft.com/office/drawing/2015/10/21/chartex" xmlns:cx3="http://schemas.microsoft.com/office/drawing/2016/5/9/chartex" xmlns:cx4="http://schemas.microsoft.com/office/drawing/2016/5/10/chartex" xmlns:cx5="http://schemas.microsoft.com/office/drawing/2016/5/11/chartex" xmlns:cx6="http://schemas.microsoft.com/office/drawing/2016/5/12/chartex" xmlns:cx7="http://schemas.microsoft.com/office/drawing/2016/5/13/chartex" xmlns:cx8="http://schemas.microsoft.com/office/drawing/2016/5/14/chartex" xmlns:mc="http://schemas.openxmlformats.org/markup-compatibility/2006" xmlns:aink="http://schemas.microsoft.com/office/drawing/2016/ink" xmlns:am3d="http://schemas.microsoft.com/office/drawing/2017/model3d" xmlns:o="urn:schemas-microsoft-com:office:office" xmlns:r="http://schemas.openxmlformats.org/officeDocument/2006/relationships" xmlns:m="http://schemas.openxmlformats.org/officeDocument/2006/math" xmlns:v="urn:schemas-microsoft-com:vml" xmlns:wp14="http://schemas.microsoft.com/office/word/2010/wordprocessingDrawing" xmlns:wp="http://schemas.openxmlformats.org/drawingml/2006/wordprocessingDrawing" xmlns:w10="urn:schemas-microsoft-com:office:word" xmlns:w="http://schemas.openxmlformats.org/wordprocessingml/2006/main" xmlns:w14="http://schemas.microsoft.com/office/word/2010/wordml" xmlns:w15="http://schemas.microsoft.com/office/word/2012/wordml" xmlns:w16cid="http://schemas.microsoft.com/office/word/2016/wordml/cid" xmlns:w16se="http://schemas.microsoft.com/office/word/2015/wordml/symex" xmlns:wpg="http://schemas.microsoft.com/office/word/2010/wordprocessingGroup" xmlns:wpi="http://schemas.microsoft.com/office/word/2010/wordprocessingInk" xmlns:wne="http://schemas.microsoft.com/office/word/2006/wordml" xmlns:wps="http://schemas.microsoft.com/office/word/2010/wordprocessingShape" mc:Ignorable="w14 w15 w16se w16cid wp14">
+  <w:p>
+    <w:pPr>
+      <w:pStyle w:val="Footer"/>
+    </w:pPr>
+  </w:p>
+</w:ftr>
+</file>
+
+<file path=word/footer2.xml><?xml version="1.0" encoding="utf-8"?>
 <w:ftr xmlns:wpc="http://schemas.microsoft.com/office/word/2010/wordprocessingCanvas" xmlns:cx="http://schemas.microsoft.com/office/drawing/2014/chartex" xmlns:cx1="http://schemas.microsoft.com/office/drawing/2015/9/8/chartex" xmlns:cx2="http://schemas.microsoft.com/office/drawing/2015/10/21/chartex" xmlns:cx3="http://schemas.microsoft.com/office/drawing/2016/5/9/chartex" xmlns:cx4="http://schemas.microsoft.com/office/drawing/2016/5/10/chartex" xmlns:cx5="http://schemas.microsoft.com/office/drawing/2016/5/11/chartex" xmlns:cx6="http://schemas.microsoft.com/office/drawing/2016/5/12/chartex" xmlns:cx7="http://schemas.microsoft.com/office/drawing/2016/5/13/chartex" xmlns:cx8="http://schemas.microsoft.com/office/drawing/2016/5/14/chartex" xmlns:mc="http://schemas.openxmlformats.org/markup-compatibility/2006" xmlns:aink="http://schemas.microsoft.com/office/drawing/2016/ink" xmlns:am3d="http://schemas.microsoft.com/office/drawing/2017/model3d" xmlns:o="urn:schemas-microsoft-com:office:office" xmlns:r="http://schemas.openxmlformats.org/officeDocument/2006/relationships" xmlns:m="http://schemas.openxmlformats.org/officeDocument/2006/math" xmlns:v="urn:schemas-microsoft-com:vml" xmlns:wp14="http://schemas.microsoft.com/office/word/2010/wordprocessingDrawing" xmlns:wp="http://schemas.openxmlformats.org/drawingml/2006/wordprocessingDrawing" xmlns:w10="urn:schemas-microsoft-com:office:word" xmlns:w="http://schemas.openxmlformats.org/wordprocessingml/2006/main" xmlns:w14="http://schemas.microsoft.com/office/word/2010/wordml" xmlns:w15="http://schemas.microsoft.com/office/word/2012/wordml" xmlns:w16cid="http://schemas.microsoft.com/office/word/2016/wordml/cid" xmlns:w16se="http://schemas.microsoft.com/office/word/2015/wordml/symex" xmlns:wpg="http://schemas.microsoft.com/office/word/2010/wordprocessingGroup" xmlns:wpi="http://schemas.microsoft.com/office/word/2010/wordprocessingInk" xmlns:wne="http://schemas.microsoft.com/office/word/2006/wordml" xmlns:wps="http://schemas.microsoft.com/office/word/2010/wordprocessingShape" mc:Ignorable="w14 w15 w16se w16cid wp14">
   <w:p>
     <w:pPr>
@@ -11062,7 +11100,7 @@
             </wp:anchor>
           </w:drawing>
         </mc:Choice>
-        <mc:Fallback xmlns:w16sdtdh="http://schemas.microsoft.com/office/word/2020/wordml/sdtdatahash" xmlns:w16="http://schemas.microsoft.com/office/word/2018/wordml" xmlns:w16cex="http://schemas.microsoft.com/office/word/2018/wordml/cex" xmlns:oel="http://schemas.microsoft.com/office/2019/extlst">
+        <mc:Fallback xmlns:oel="http://schemas.microsoft.com/office/2019/extlst" xmlns:w16cex="http://schemas.microsoft.com/office/word/2018/wordml/cex" xmlns:w16="http://schemas.microsoft.com/office/word/2018/wordml" xmlns:w16sdtdh="http://schemas.microsoft.com/office/word/2020/wordml/sdtdatahash">
           <w:pict>
             <v:rect w14:anchorId="262FAA43" id="Téglalap 3" o:spid="_x0000_s1026" style="position:absolute;margin-left:404.95pt;margin-top:-.4pt;width:78.75pt;height:19.5pt;z-index:-251653120;visibility:visible;mso-wrap-style:square;mso-width-percent:0;mso-wrap-distance-left:9pt;mso-wrap-distance-top:0;mso-wrap-distance-right:9pt;mso-wrap-distance-bottom:0;mso-position-horizontal:absolute;mso-position-horizontal-relative:margin;mso-position-vertical:absolute;mso-position-vertical-relative:text;mso-width-percent:0;mso-width-relative:margin;v-text-anchor:middle" o:gfxdata="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" fillcolor="white [3212]" stroked="f" strokeweight="1.5pt">
               <v:fill opacity="0" color2="black [3213]" rotate="t" focusposition=".5,.5" focussize="" colors="0 white;.25 white" focus="100%" type="gradientRadial"/>
@@ -11089,7 +11127,7 @@
           <wp:extent cx="7820660" cy="3541399"/>
           <wp:effectExtent l="0" t="0" r="8890" b="0"/>
           <wp:wrapNone/>
-          <wp:docPr id="17" name="Picture 17"/>
+          <wp:docPr id="9" name="Picture 9"/>
           <wp:cNvGraphicFramePr>
             <a:graphicFrameLocks xmlns:a="http://schemas.openxmlformats.org/drawingml/2006/main" noChangeAspect="1"/>
           </wp:cNvGraphicFramePr>
@@ -11194,6 +11232,16 @@
 </w:ftr>
 </file>
 
+<file path=word/footer3.xml><?xml version="1.0" encoding="utf-8"?>
+<w:ftr xmlns:wpc="http://schemas.microsoft.com/office/word/2010/wordprocessingCanvas" xmlns:cx="http://schemas.microsoft.com/office/drawing/2014/chartex" xmlns:cx1="http://schemas.microsoft.com/office/drawing/2015/9/8/chartex" xmlns:cx2="http://schemas.microsoft.com/office/drawing/2015/10/21/chartex" xmlns:cx3="http://schemas.microsoft.com/office/drawing/2016/5/9/chartex" xmlns:cx4="http://schemas.microsoft.com/office/drawing/2016/5/10/chartex" xmlns:cx5="http://schemas.microsoft.com/office/drawing/2016/5/11/chartex" xmlns:cx6="http://schemas.microsoft.com/office/drawing/2016/5/12/chartex" xmlns:cx7="http://schemas.microsoft.com/office/drawing/2016/5/13/chartex" xmlns:cx8="http://schemas.microsoft.com/office/drawing/2016/5/14/chartex" xmlns:mc="http://schemas.openxmlformats.org/markup-compatibility/2006" xmlns:aink="http://schemas.microsoft.com/office/drawing/2016/ink" xmlns:am3d="http://schemas.microsoft.com/office/drawing/2017/model3d" xmlns:o="urn:schemas-microsoft-com:office:office" xmlns:r="http://schemas.openxmlformats.org/officeDocument/2006/relationships" xmlns:m="http://schemas.openxmlformats.org/officeDocument/2006/math" xmlns:v="urn:schemas-microsoft-com:vml" xmlns:wp14="http://schemas.microsoft.com/office/word/2010/wordprocessingDrawing" xmlns:wp="http://schemas.openxmlformats.org/drawingml/2006/wordprocessingDrawing" xmlns:w10="urn:schemas-microsoft-com:office:word" xmlns:w="http://schemas.openxmlformats.org/wordprocessingml/2006/main" xmlns:w14="http://schemas.microsoft.com/office/word/2010/wordml" xmlns:w15="http://schemas.microsoft.com/office/word/2012/wordml" xmlns:w16cid="http://schemas.microsoft.com/office/word/2016/wordml/cid" xmlns:w16se="http://schemas.microsoft.com/office/word/2015/wordml/symex" xmlns:wpg="http://schemas.microsoft.com/office/word/2010/wordprocessingGroup" xmlns:wpi="http://schemas.microsoft.com/office/word/2010/wordprocessingInk" xmlns:wne="http://schemas.microsoft.com/office/word/2006/wordml" xmlns:wps="http://schemas.microsoft.com/office/word/2010/wordprocessingShape" mc:Ignorable="w14 w15 w16se w16cid wp14">
+  <w:p>
+    <w:pPr>
+      <w:pStyle w:val="Footer"/>
+    </w:pPr>
+  </w:p>
+</w:ftr>
+</file>
+
 <file path=word/footnotes.xml><?xml version="1.0" encoding="utf-8"?>
 <w:footnotes xmlns:wpc="http://schemas.microsoft.com/office/word/2010/wordprocessingCanvas" xmlns:cx="http://schemas.microsoft.com/office/drawing/2014/chartex" xmlns:cx1="http://schemas.microsoft.com/office/drawing/2015/9/8/chartex" xmlns:cx2="http://schemas.microsoft.com/office/drawing/2015/10/21/chartex" xmlns:cx3="http://schemas.microsoft.com/office/drawing/2016/5/9/chartex" xmlns:cx4="http://schemas.microsoft.com/office/drawing/2016/5/10/chartex" xmlns:cx5="http://schemas.microsoft.com/office/drawing/2016/5/11/chartex" xmlns:cx6="http://schemas.microsoft.com/office/drawing/2016/5/12/chartex" xmlns:cx7="http://schemas.microsoft.com/office/drawing/2016/5/13/chartex" xmlns:cx8="http://schemas.microsoft.com/office/drawing/2016/5/14/chartex" xmlns:mc="http://schemas.openxmlformats.org/markup-compatibility/2006" xmlns:aink="http://schemas.microsoft.com/office/drawing/2016/ink" xmlns:am3d="http://schemas.microsoft.com/office/drawing/2017/model3d" xmlns:o="urn:schemas-microsoft-com:office:office" xmlns:r="http://schemas.openxmlformats.org/officeDocument/2006/relationships" xmlns:m="http://schemas.openxmlformats.org/officeDocument/2006/math" xmlns:v="urn:schemas-microsoft-com:vml" xmlns:wp14="http://schemas.microsoft.com/office/word/2010/wordprocessingDrawing" xmlns:wp="http://schemas.openxmlformats.org/drawingml/2006/wordprocessingDrawing" xmlns:w10="urn:schemas-microsoft-com:office:word" xmlns:w="http://schemas.openxmlformats.org/wordprocessingml/2006/main" xmlns:w14="http://schemas.microsoft.com/office/word/2010/wordml" xmlns:w15="http://schemas.microsoft.com/office/word/2012/wordml" xmlns:w16cid="http://schemas.microsoft.com/office/word/2016/wordml/cid" xmlns:w16se="http://schemas.microsoft.com/office/word/2015/wordml/symex" xmlns:wpg="http://schemas.microsoft.com/office/word/2010/wordprocessingGroup" xmlns:wpi="http://schemas.microsoft.com/office/word/2010/wordprocessingInk" xmlns:wne="http://schemas.microsoft.com/office/word/2006/wordml" xmlns:wps="http://schemas.microsoft.com/office/word/2010/wordprocessingShape" mc:Ignorable="w14 w15 w16se w16cid wp14">
   <w:footnote w:type="separator" w:id="-1">
@@ -11220,6 +11268,16 @@
 </file>
 
 <file path=word/header1.xml><?xml version="1.0" encoding="utf-8"?>
+<w:hdr xmlns:wpc="http://schemas.microsoft.com/office/word/2010/wordprocessingCanvas" xmlns:cx="http://schemas.microsoft.com/office/drawing/2014/chartex" xmlns:cx1="http://schemas.microsoft.com/office/drawing/2015/9/8/chartex" xmlns:cx2="http://schemas.microsoft.com/office/drawing/2015/10/21/chartex" xmlns:cx3="http://schemas.microsoft.com/office/drawing/2016/5/9/chartex" xmlns:cx4="http://schemas.microsoft.com/office/drawing/2016/5/10/chartex" xmlns:cx5="http://schemas.microsoft.com/office/drawing/2016/5/11/chartex" xmlns:cx6="http://schemas.microsoft.com/office/drawing/2016/5/12/chartex" xmlns:cx7="http://schemas.microsoft.com/office/drawing/2016/5/13/chartex" xmlns:cx8="http://schemas.microsoft.com/office/drawing/2016/5/14/chartex" xmlns:mc="http://schemas.openxmlformats.org/markup-compatibility/2006" xmlns:aink="http://schemas.microsoft.com/office/drawing/2016/ink" xmlns:am3d="http://schemas.microsoft.com/office/drawing/2017/model3d" xmlns:o="urn:schemas-microsoft-com:office:office" xmlns:r="http://schemas.openxmlformats.org/officeDocument/2006/relationships" xmlns:m="http://schemas.openxmlformats.org/officeDocument/2006/math" xmlns:v="urn:schemas-microsoft-com:vml" xmlns:wp14="http://schemas.microsoft.com/office/word/2010/wordprocessingDrawing" xmlns:wp="http://schemas.openxmlformats.org/drawingml/2006/wordprocessingDrawing" xmlns:w10="urn:schemas-microsoft-com:office:word" xmlns:w="http://schemas.openxmlformats.org/wordprocessingml/2006/main" xmlns:w14="http://schemas.microsoft.com/office/word/2010/wordml" xmlns:w15="http://schemas.microsoft.com/office/word/2012/wordml" xmlns:w16cid="http://schemas.microsoft.com/office/word/2016/wordml/cid" xmlns:w16se="http://schemas.microsoft.com/office/word/2015/wordml/symex" xmlns:wpg="http://schemas.microsoft.com/office/word/2010/wordprocessingGroup" xmlns:wpi="http://schemas.microsoft.com/office/word/2010/wordprocessingInk" xmlns:wne="http://schemas.microsoft.com/office/word/2006/wordml" xmlns:wps="http://schemas.microsoft.com/office/word/2010/wordprocessingShape" mc:Ignorable="w14 w15 w16se w16cid wp14">
+  <w:p>
+    <w:pPr>
+      <w:pStyle w:val="Header"/>
+    </w:pPr>
+  </w:p>
+</w:hdr>
+</file>
+
+<file path=word/header2.xml><?xml version="1.0" encoding="utf-8"?>
 <w:hdr xmlns:wpc="http://schemas.microsoft.com/office/word/2010/wordprocessingCanvas" xmlns:cx="http://schemas.microsoft.com/office/drawing/2014/chartex" xmlns:cx1="http://schemas.microsoft.com/office/drawing/2015/9/8/chartex" xmlns:cx2="http://schemas.microsoft.com/office/drawing/2015/10/21/chartex" xmlns:cx3="http://schemas.microsoft.com/office/drawing/2016/5/9/chartex" xmlns:cx4="http://schemas.microsoft.com/office/drawing/2016/5/10/chartex" xmlns:cx5="http://schemas.microsoft.com/office/drawing/2016/5/11/chartex" xmlns:cx6="http://schemas.microsoft.com/office/drawing/2016/5/12/chartex" xmlns:cx7="http://schemas.microsoft.com/office/drawing/2016/5/13/chartex" xmlns:cx8="http://schemas.microsoft.com/office/drawing/2016/5/14/chartex" xmlns:mc="http://schemas.openxmlformats.org/markup-compatibility/2006" xmlns:aink="http://schemas.microsoft.com/office/drawing/2016/ink" xmlns:am3d="http://schemas.microsoft.com/office/drawing/2017/model3d" xmlns:o="urn:schemas-microsoft-com:office:office" xmlns:r="http://schemas.openxmlformats.org/officeDocument/2006/relationships" xmlns:m="http://schemas.openxmlformats.org/officeDocument/2006/math" xmlns:v="urn:schemas-microsoft-com:vml" xmlns:wp14="http://schemas.microsoft.com/office/word/2010/wordprocessingDrawing" xmlns:wp="http://schemas.openxmlformats.org/drawingml/2006/wordprocessingDrawing" xmlns:w10="urn:schemas-microsoft-com:office:word" xmlns:w="http://schemas.openxmlformats.org/wordprocessingml/2006/main" xmlns:w14="http://schemas.microsoft.com/office/word/2010/wordml" xmlns:w15="http://schemas.microsoft.com/office/word/2012/wordml" xmlns:w16cid="http://schemas.microsoft.com/office/word/2016/wordml/cid" xmlns:w16se="http://schemas.microsoft.com/office/word/2015/wordml/symex" xmlns:wpg="http://schemas.microsoft.com/office/word/2010/wordprocessingGroup" xmlns:wpi="http://schemas.microsoft.com/office/word/2010/wordprocessingInk" xmlns:wne="http://schemas.microsoft.com/office/word/2006/wordml" xmlns:wps="http://schemas.microsoft.com/office/word/2010/wordprocessingShape" mc:Ignorable="w14 w15 w16se w16cid wp14">
   <w:p>
     <w:pPr>
@@ -11241,7 +11299,7 @@
           <wp:extent cx="7550496" cy="1866900"/>
           <wp:effectExtent l="0" t="0" r="0" b="0"/>
           <wp:wrapNone/>
-          <wp:docPr id="21" name="Picture 21"/>
+          <wp:docPr id="8" name="Picture 8"/>
           <wp:cNvGraphicFramePr>
             <a:graphicFrameLocks xmlns:a="http://schemas.openxmlformats.org/drawingml/2006/main" noChangeAspect="1"/>
           </wp:cNvGraphicFramePr>
@@ -11282,6 +11340,16 @@
         </wp:anchor>
       </w:drawing>
     </w:r>
+  </w:p>
+</w:hdr>
+</file>
+
+<file path=word/header3.xml><?xml version="1.0" encoding="utf-8"?>
+<w:hdr xmlns:wpc="http://schemas.microsoft.com/office/word/2010/wordprocessingCanvas" xmlns:cx="http://schemas.microsoft.com/office/drawing/2014/chartex" xmlns:cx1="http://schemas.microsoft.com/office/drawing/2015/9/8/chartex" xmlns:cx2="http://schemas.microsoft.com/office/drawing/2015/10/21/chartex" xmlns:cx3="http://schemas.microsoft.com/office/drawing/2016/5/9/chartex" xmlns:cx4="http://schemas.microsoft.com/office/drawing/2016/5/10/chartex" xmlns:cx5="http://schemas.microsoft.com/office/drawing/2016/5/11/chartex" xmlns:cx6="http://schemas.microsoft.com/office/drawing/2016/5/12/chartex" xmlns:cx7="http://schemas.microsoft.com/office/drawing/2016/5/13/chartex" xmlns:cx8="http://schemas.microsoft.com/office/drawing/2016/5/14/chartex" xmlns:mc="http://schemas.openxmlformats.org/markup-compatibility/2006" xmlns:aink="http://schemas.microsoft.com/office/drawing/2016/ink" xmlns:am3d="http://schemas.microsoft.com/office/drawing/2017/model3d" xmlns:o="urn:schemas-microsoft-com:office:office" xmlns:r="http://schemas.openxmlformats.org/officeDocument/2006/relationships" xmlns:m="http://schemas.openxmlformats.org/officeDocument/2006/math" xmlns:v="urn:schemas-microsoft-com:vml" xmlns:wp14="http://schemas.microsoft.com/office/word/2010/wordprocessingDrawing" xmlns:wp="http://schemas.openxmlformats.org/drawingml/2006/wordprocessingDrawing" xmlns:w10="urn:schemas-microsoft-com:office:word" xmlns:w="http://schemas.openxmlformats.org/wordprocessingml/2006/main" xmlns:w14="http://schemas.microsoft.com/office/word/2010/wordml" xmlns:w15="http://schemas.microsoft.com/office/word/2012/wordml" xmlns:w16cid="http://schemas.microsoft.com/office/word/2016/wordml/cid" xmlns:w16se="http://schemas.microsoft.com/office/word/2015/wordml/symex" xmlns:wpg="http://schemas.microsoft.com/office/word/2010/wordprocessingGroup" xmlns:wpi="http://schemas.microsoft.com/office/word/2010/wordprocessingInk" xmlns:wne="http://schemas.microsoft.com/office/word/2006/wordml" xmlns:wps="http://schemas.microsoft.com/office/word/2010/wordprocessingShape" mc:Ignorable="w14 w15 w16se w16cid wp14">
+  <w:p>
+    <w:pPr>
+      <w:pStyle w:val="Header"/>
+    </w:pPr>
   </w:p>
 </w:hdr>
 </file>
@@ -13257,7 +13325,7 @@
 </file>
 
 <file path=customXml/itemProps1.xml><?xml version="1.0" encoding="utf-8"?>
-<ds:datastoreItem xmlns:ds="http://schemas.openxmlformats.org/officeDocument/2006/customXml" ds:itemID="{6CCA0795-BE96-4D72-B3AD-BE5F05DCD607}">
+<ds:datastoreItem xmlns:ds="http://schemas.openxmlformats.org/officeDocument/2006/customXml" ds:itemID="{7AD3268C-BE29-4902-AEFD-1E5A7F39BCAC}">
   <ds:schemaRefs>
     <ds:schemaRef ds:uri="http://schemas.openxmlformats.org/officeDocument/2006/bibliography"/>
   </ds:schemaRefs>
